--- a/System/1-Blueprint Documentations/10-Entertainment Blueprint Documentation.docx
+++ b/System/1-Blueprint Documentations/10-Entertainment Blueprint Documentation.docx
@@ -151,15 +151,7 @@
           <w:b/>
           <w:bCs/>
         </w:rPr>
-        <w:t>package Folder</w:t>
-      </w:r>
-      <w:r>
-        <w:rPr>
-          <w:rFonts w:ascii="Roboto Mono" w:hAnsi="Roboto Mono"/>
-          <w:b/>
-          <w:bCs/>
-        </w:rPr>
-        <w:t xml:space="preserve"> </w:t>
+        <w:t xml:space="preserve">package Folder </w:t>
       </w:r>
       <w:r>
         <w:rPr>
@@ -494,8 +486,30 @@
         <w:rPr>
           <w:rFonts w:ascii="Roboto Mono" w:hAnsi="Roboto Mono"/>
         </w:rPr>
-        <w:t xml:space="preserve"> .mp3, .wav, .flac, .aac</w:t>
-      </w:r>
+        <w:t xml:space="preserve"> .mp3, .wav, .</w:t>
+      </w:r>
+      <w:proofErr w:type="spellStart"/>
+      <w:r>
+        <w:rPr>
+          <w:rFonts w:ascii="Roboto Mono" w:hAnsi="Roboto Mono"/>
+        </w:rPr>
+        <w:t>flac</w:t>
+      </w:r>
+      <w:proofErr w:type="spellEnd"/>
+      <w:r>
+        <w:rPr>
+          <w:rFonts w:ascii="Roboto Mono" w:hAnsi="Roboto Mono"/>
+        </w:rPr>
+        <w:t>, .</w:t>
+      </w:r>
+      <w:proofErr w:type="spellStart"/>
+      <w:r>
+        <w:rPr>
+          <w:rFonts w:ascii="Roboto Mono" w:hAnsi="Roboto Mono"/>
+        </w:rPr>
+        <w:t>aac</w:t>
+      </w:r>
+      <w:proofErr w:type="spellEnd"/>
     </w:p>
     <w:p>
       <w:pPr>
@@ -623,8 +637,16 @@
         <w:rPr>
           <w:rFonts w:ascii="Roboto Mono" w:hAnsi="Roboto Mono"/>
         </w:rPr>
-        <w:t xml:space="preserve"> .mp4, .mov, .mkv</w:t>
-      </w:r>
+        <w:t xml:space="preserve"> .mp4, .mov, .</w:t>
+      </w:r>
+      <w:proofErr w:type="spellStart"/>
+      <w:r>
+        <w:rPr>
+          <w:rFonts w:ascii="Roboto Mono" w:hAnsi="Roboto Mono"/>
+        </w:rPr>
+        <w:t>mkv</w:t>
+      </w:r>
+      <w:proofErr w:type="spellEnd"/>
     </w:p>
     <w:p>
       <w:pPr>
@@ -866,11 +888,19 @@
           <w:rFonts w:ascii="Roboto Mono" w:hAnsi="Roboto Mono"/>
         </w:rPr>
       </w:pPr>
-      <w:r>
-        <w:rPr>
-          <w:rFonts w:ascii="Roboto Mono" w:hAnsi="Roboto Mono"/>
-        </w:rPr>
-        <w:t>Tracklist, durations, featured artists, album notes</w:t>
+      <w:proofErr w:type="spellStart"/>
+      <w:r>
+        <w:rPr>
+          <w:rFonts w:ascii="Roboto Mono" w:hAnsi="Roboto Mono"/>
+        </w:rPr>
+        <w:t>Tracklist</w:t>
+      </w:r>
+      <w:proofErr w:type="spellEnd"/>
+      <w:r>
+        <w:rPr>
+          <w:rFonts w:ascii="Roboto Mono" w:hAnsi="Roboto Mono"/>
+        </w:rPr>
+        <w:t>, durations, featured artists, album notes</w:t>
       </w:r>
     </w:p>
     <w:p>
@@ -2191,6 +2221,7 @@
         </w:rPr>
         <w:t xml:space="preserve"> </w:t>
       </w:r>
+      <w:proofErr w:type="gramStart"/>
       <w:r>
         <w:rPr>
           <w:rFonts w:ascii="Arial" w:hAnsi="Arial" w:cs="Arial"/>
@@ -2201,8 +2232,59 @@
         <w:rPr>
           <w:rFonts w:ascii="Roboto Mono" w:hAnsi="Roboto Mono"/>
         </w:rPr>
-        <w:t xml:space="preserve"> .flp, .als, .logicx, .ptx</w:t>
-      </w:r>
+        <w:t xml:space="preserve"> .</w:t>
+      </w:r>
+      <w:proofErr w:type="spellStart"/>
+      <w:r>
+        <w:rPr>
+          <w:rFonts w:ascii="Roboto Mono" w:hAnsi="Roboto Mono"/>
+        </w:rPr>
+        <w:t>flp</w:t>
+      </w:r>
+      <w:proofErr w:type="spellEnd"/>
+      <w:r>
+        <w:rPr>
+          <w:rFonts w:ascii="Roboto Mono" w:hAnsi="Roboto Mono"/>
+        </w:rPr>
+        <w:t>, .</w:t>
+      </w:r>
+      <w:proofErr w:type="spellStart"/>
+      <w:r>
+        <w:rPr>
+          <w:rFonts w:ascii="Roboto Mono" w:hAnsi="Roboto Mono"/>
+        </w:rPr>
+        <w:t>als</w:t>
+      </w:r>
+      <w:proofErr w:type="spellEnd"/>
+      <w:r>
+        <w:rPr>
+          <w:rFonts w:ascii="Roboto Mono" w:hAnsi="Roboto Mono"/>
+        </w:rPr>
+        <w:t>, .</w:t>
+      </w:r>
+      <w:proofErr w:type="spellStart"/>
+      <w:r>
+        <w:rPr>
+          <w:rFonts w:ascii="Roboto Mono" w:hAnsi="Roboto Mono"/>
+        </w:rPr>
+        <w:t>logicx</w:t>
+      </w:r>
+      <w:proofErr w:type="spellEnd"/>
+      <w:r>
+        <w:rPr>
+          <w:rFonts w:ascii="Roboto Mono" w:hAnsi="Roboto Mono"/>
+        </w:rPr>
+        <w:t>, .</w:t>
+      </w:r>
+      <w:proofErr w:type="spellStart"/>
+      <w:r>
+        <w:rPr>
+          <w:rFonts w:ascii="Roboto Mono" w:hAnsi="Roboto Mono"/>
+        </w:rPr>
+        <w:t>ptx</w:t>
+      </w:r>
+      <w:proofErr w:type="spellEnd"/>
+      <w:proofErr w:type="gramEnd"/>
     </w:p>
     <w:p>
       <w:pPr>
@@ -2218,8 +2300,16 @@
         <w:rPr>
           <w:rFonts w:ascii="Roboto Mono" w:hAnsi="Roboto Mono"/>
         </w:rPr>
-        <w:t>Example: TrackName.flp</w:t>
-      </w:r>
+        <w:t xml:space="preserve">Example: </w:t>
+      </w:r>
+      <w:proofErr w:type="spellStart"/>
+      <w:r>
+        <w:rPr>
+          <w:rFonts w:ascii="Roboto Mono" w:hAnsi="Roboto Mono"/>
+        </w:rPr>
+        <w:t>TrackName.flp</w:t>
+      </w:r>
+      <w:proofErr w:type="spellEnd"/>
     </w:p>
     <w:p>
       <w:pPr>
@@ -2673,15 +2763,7 @@
           <w:b/>
           <w:bCs/>
         </w:rPr>
-        <w:t>package Folder</w:t>
-      </w:r>
-      <w:r>
-        <w:rPr>
-          <w:rFonts w:ascii="Roboto Mono" w:hAnsi="Roboto Mono"/>
-          <w:b/>
-          <w:bCs/>
-        </w:rPr>
-        <w:t xml:space="preserve"> </w:t>
+        <w:t xml:space="preserve">package Folder </w:t>
       </w:r>
       <w:r>
         <w:rPr>
@@ -2941,6 +3023,7 @@
         </w:rPr>
         <w:t xml:space="preserve"> </w:t>
       </w:r>
+      <w:proofErr w:type="spellStart"/>
       <w:r>
         <w:rPr>
           <w:rFonts w:ascii="Roboto Mono" w:hAnsi="Roboto Mono"/>
@@ -2949,6 +3032,7 @@
         </w:rPr>
         <w:t>MangaDex</w:t>
       </w:r>
+      <w:proofErr w:type="spellEnd"/>
     </w:p>
     <w:p>
       <w:pPr>
@@ -3336,6 +3420,7 @@
         </w:rPr>
         <w:t xml:space="preserve"> </w:t>
       </w:r>
+      <w:proofErr w:type="spellStart"/>
       <w:r>
         <w:rPr>
           <w:rFonts w:ascii="Roboto Mono" w:hAnsi="Roboto Mono"/>
@@ -3344,6 +3429,7 @@
         </w:rPr>
         <w:t>MangaDex</w:t>
       </w:r>
+      <w:proofErr w:type="spellEnd"/>
     </w:p>
     <w:p>
       <w:pPr>
@@ -3732,6 +3818,7 @@
         </w:rPr>
         <w:t xml:space="preserve"> </w:t>
       </w:r>
+      <w:proofErr w:type="spellStart"/>
       <w:r>
         <w:rPr>
           <w:rFonts w:ascii="Roboto Mono" w:hAnsi="Roboto Mono"/>
@@ -3740,6 +3827,7 @@
         </w:rPr>
         <w:t>MangaDex</w:t>
       </w:r>
+      <w:proofErr w:type="spellEnd"/>
     </w:p>
     <w:p>
       <w:pPr>
@@ -4928,18 +5016,9 @@
           <w:sz w:val="18"/>
           <w:highlight w:val="lightGray"/>
         </w:rPr>
-        <w:t xml:space="preserve">: Persons Table -&gt; ID Column: 1, Name_En Column: Motasem Essam] -&gt; </w:t>
-      </w:r>
-      <w:r>
-        <w:rPr>
-          <w:rFonts w:ascii="Arial" w:eastAsia="Arial" w:hAnsi="Arial" w:cs="Arial"/>
-          <w:b/>
-          <w:color w:val="000000"/>
-          <w:sz w:val="18"/>
-          <w:highlight w:val="lightGray"/>
-        </w:rPr>
-        <w:t>From:</w:t>
-      </w:r>
+        <w:t xml:space="preserve">: Persons Table -&gt; ID Column: 1, </w:t>
+      </w:r>
+      <w:proofErr w:type="spellStart"/>
       <w:r>
         <w:rPr>
           <w:rFonts w:ascii="Arial" w:eastAsia="Arial" w:hAnsi="Arial" w:cs="Arial"/>
@@ -4947,6 +5026,35 @@
           <w:sz w:val="18"/>
           <w:highlight w:val="lightGray"/>
         </w:rPr>
+        <w:t>Name_En</w:t>
+      </w:r>
+      <w:proofErr w:type="spellEnd"/>
+      <w:r>
+        <w:rPr>
+          <w:rFonts w:ascii="Arial" w:eastAsia="Arial" w:hAnsi="Arial" w:cs="Arial"/>
+          <w:color w:val="000000"/>
+          <w:sz w:val="18"/>
+          <w:highlight w:val="lightGray"/>
+        </w:rPr>
+        <w:t xml:space="preserve"> Column: Motasem Essam] -&gt; </w:t>
+      </w:r>
+      <w:r>
+        <w:rPr>
+          <w:rFonts w:ascii="Arial" w:eastAsia="Arial" w:hAnsi="Arial" w:cs="Arial"/>
+          <w:b/>
+          <w:color w:val="000000"/>
+          <w:sz w:val="18"/>
+          <w:highlight w:val="lightGray"/>
+        </w:rPr>
+        <w:t>From:</w:t>
+      </w:r>
+      <w:r>
+        <w:rPr>
+          <w:rFonts w:ascii="Arial" w:eastAsia="Arial" w:hAnsi="Arial" w:cs="Arial"/>
+          <w:color w:val="000000"/>
+          <w:sz w:val="18"/>
+          <w:highlight w:val="lightGray"/>
+        </w:rPr>
         <w:t xml:space="preserve"> [ChatGPT]</w:t>
       </w:r>
       <w:r>
@@ -5196,18 +5304,9 @@
           <w:sz w:val="18"/>
           <w:highlight w:val="lightGray"/>
         </w:rPr>
-        <w:t xml:space="preserve">: Persons Table -&gt; ID Column: 1, Name_En Column: Motasem Essam] -&gt; </w:t>
-      </w:r>
-      <w:r>
-        <w:rPr>
-          <w:rFonts w:ascii="Arial" w:eastAsia="Arial" w:hAnsi="Arial" w:cs="Arial"/>
-          <w:b/>
-          <w:color w:val="000000"/>
-          <w:sz w:val="18"/>
-          <w:highlight w:val="lightGray"/>
-        </w:rPr>
-        <w:t>From:</w:t>
-      </w:r>
+        <w:t xml:space="preserve">: Persons Table -&gt; ID Column: 1, </w:t>
+      </w:r>
+      <w:proofErr w:type="spellStart"/>
       <w:r>
         <w:rPr>
           <w:rFonts w:ascii="Arial" w:eastAsia="Arial" w:hAnsi="Arial" w:cs="Arial"/>
@@ -5215,6 +5314,35 @@
           <w:sz w:val="18"/>
           <w:highlight w:val="lightGray"/>
         </w:rPr>
+        <w:t>Name_En</w:t>
+      </w:r>
+      <w:proofErr w:type="spellEnd"/>
+      <w:r>
+        <w:rPr>
+          <w:rFonts w:ascii="Arial" w:eastAsia="Arial" w:hAnsi="Arial" w:cs="Arial"/>
+          <w:color w:val="000000"/>
+          <w:sz w:val="18"/>
+          <w:highlight w:val="lightGray"/>
+        </w:rPr>
+        <w:t xml:space="preserve"> Column: Motasem Essam] -&gt; </w:t>
+      </w:r>
+      <w:r>
+        <w:rPr>
+          <w:rFonts w:ascii="Arial" w:eastAsia="Arial" w:hAnsi="Arial" w:cs="Arial"/>
+          <w:b/>
+          <w:color w:val="000000"/>
+          <w:sz w:val="18"/>
+          <w:highlight w:val="lightGray"/>
+        </w:rPr>
+        <w:t>From:</w:t>
+      </w:r>
+      <w:r>
+        <w:rPr>
+          <w:rFonts w:ascii="Arial" w:eastAsia="Arial" w:hAnsi="Arial" w:cs="Arial"/>
+          <w:color w:val="000000"/>
+          <w:sz w:val="18"/>
+          <w:highlight w:val="lightGray"/>
+        </w:rPr>
         <w:t xml:space="preserve"> [ChatGPT]</w:t>
       </w:r>
       <w:r>
@@ -5416,7 +5544,21 @@
         <w:rPr>
           <w:rFonts w:ascii="Roboto Mono" w:hAnsi="Roboto Mono"/>
         </w:rPr>
-        <w:t xml:space="preserve">Record save locations. </w:t>
+        <w:t xml:space="preserve">Record </w:t>
+      </w:r>
+      <w:proofErr w:type="gramStart"/>
+      <w:r>
+        <w:rPr>
+          <w:rFonts w:ascii="Roboto Mono" w:hAnsi="Roboto Mono"/>
+        </w:rPr>
+        <w:t>save</w:t>
+      </w:r>
+      <w:proofErr w:type="gramEnd"/>
+      <w:r>
+        <w:rPr>
+          <w:rFonts w:ascii="Roboto Mono" w:hAnsi="Roboto Mono"/>
+        </w:rPr>
+        <w:t xml:space="preserve"> locations. </w:t>
       </w:r>
     </w:p>
     <w:p>
@@ -5501,7 +5643,21 @@
         <w:rPr>
           <w:rFonts w:ascii="Roboto Mono" w:hAnsi="Roboto Mono"/>
         </w:rPr>
-        <w:t xml:space="preserve">Record active save details. </w:t>
+        <w:t xml:space="preserve">Record active </w:t>
+      </w:r>
+      <w:proofErr w:type="gramStart"/>
+      <w:r>
+        <w:rPr>
+          <w:rFonts w:ascii="Roboto Mono" w:hAnsi="Roboto Mono"/>
+        </w:rPr>
+        <w:t>save</w:t>
+      </w:r>
+      <w:proofErr w:type="gramEnd"/>
+      <w:r>
+        <w:rPr>
+          <w:rFonts w:ascii="Roboto Mono" w:hAnsi="Roboto Mono"/>
+        </w:rPr>
+        <w:t xml:space="preserve"> details. </w:t>
       </w:r>
     </w:p>
     <w:p>
@@ -5923,7 +6079,21 @@
         <w:rPr>
           <w:rFonts w:ascii="Roboto Mono" w:hAnsi="Roboto Mono"/>
         </w:rPr>
-        <w:t xml:space="preserve"> MobyGames Specs - Commandos.pdf</w:t>
+        <w:t xml:space="preserve"> </w:t>
+      </w:r>
+      <w:proofErr w:type="spellStart"/>
+      <w:r>
+        <w:rPr>
+          <w:rFonts w:ascii="Roboto Mono" w:hAnsi="Roboto Mono"/>
+        </w:rPr>
+        <w:t>MobyGames</w:t>
+      </w:r>
+      <w:proofErr w:type="spellEnd"/>
+      <w:r>
+        <w:rPr>
+          <w:rFonts w:ascii="Roboto Mono" w:hAnsi="Roboto Mono"/>
+        </w:rPr>
+        <w:t xml:space="preserve"> Specs - Commandos.pdf</w:t>
       </w:r>
     </w:p>
     <w:p>
@@ -5985,7 +6155,21 @@
         <w:rPr>
           <w:rFonts w:ascii="Roboto Mono" w:hAnsi="Roboto Mono"/>
         </w:rPr>
-        <w:t xml:space="preserve"> MobyGames Patches - Commandos.pdf</w:t>
+        <w:t xml:space="preserve"> </w:t>
+      </w:r>
+      <w:proofErr w:type="spellStart"/>
+      <w:r>
+        <w:rPr>
+          <w:rFonts w:ascii="Roboto Mono" w:hAnsi="Roboto Mono"/>
+        </w:rPr>
+        <w:t>MobyGames</w:t>
+      </w:r>
+      <w:proofErr w:type="spellEnd"/>
+      <w:r>
+        <w:rPr>
+          <w:rFonts w:ascii="Roboto Mono" w:hAnsi="Roboto Mono"/>
+        </w:rPr>
+        <w:t xml:space="preserve"> Patches - Commandos.pdf</w:t>
       </w:r>
     </w:p>
     <w:p>
@@ -6084,7 +6268,21 @@
         <w:rPr>
           <w:rFonts w:ascii="Roboto Mono" w:hAnsi="Roboto Mono"/>
         </w:rPr>
-        <w:t xml:space="preserve"> MobyGames Credits - Commandos.pdf</w:t>
+        <w:t xml:space="preserve"> </w:t>
+      </w:r>
+      <w:proofErr w:type="spellStart"/>
+      <w:r>
+        <w:rPr>
+          <w:rFonts w:ascii="Roboto Mono" w:hAnsi="Roboto Mono"/>
+        </w:rPr>
+        <w:t>MobyGames</w:t>
+      </w:r>
+      <w:proofErr w:type="spellEnd"/>
+      <w:r>
+        <w:rPr>
+          <w:rFonts w:ascii="Roboto Mono" w:hAnsi="Roboto Mono"/>
+        </w:rPr>
+        <w:t xml:space="preserve"> Credits - Commandos.pdf</w:t>
       </w:r>
     </w:p>
     <w:p>
@@ -6146,7 +6344,21 @@
         <w:rPr>
           <w:rFonts w:ascii="Roboto Mono" w:hAnsi="Roboto Mono"/>
         </w:rPr>
-        <w:t xml:space="preserve"> MobyGames Releases - Commandos.pdf</w:t>
+        <w:t xml:space="preserve"> </w:t>
+      </w:r>
+      <w:proofErr w:type="spellStart"/>
+      <w:r>
+        <w:rPr>
+          <w:rFonts w:ascii="Roboto Mono" w:hAnsi="Roboto Mono"/>
+        </w:rPr>
+        <w:t>MobyGames</w:t>
+      </w:r>
+      <w:proofErr w:type="spellEnd"/>
+      <w:r>
+        <w:rPr>
+          <w:rFonts w:ascii="Roboto Mono" w:hAnsi="Roboto Mono"/>
+        </w:rPr>
+        <w:t xml:space="preserve"> Releases - Commandos.pdf</w:t>
       </w:r>
     </w:p>
     <w:p>
@@ -6208,7 +6420,21 @@
         <w:rPr>
           <w:rFonts w:ascii="Roboto Mono" w:hAnsi="Roboto Mono"/>
         </w:rPr>
-        <w:t xml:space="preserve"> MobyGames Prices - Commandos.pdf</w:t>
+        <w:t xml:space="preserve"> </w:t>
+      </w:r>
+      <w:proofErr w:type="spellStart"/>
+      <w:r>
+        <w:rPr>
+          <w:rFonts w:ascii="Roboto Mono" w:hAnsi="Roboto Mono"/>
+        </w:rPr>
+        <w:t>MobyGames</w:t>
+      </w:r>
+      <w:proofErr w:type="spellEnd"/>
+      <w:r>
+        <w:rPr>
+          <w:rFonts w:ascii="Roboto Mono" w:hAnsi="Roboto Mono"/>
+        </w:rPr>
+        <w:t xml:space="preserve"> Prices - Commandos.pdf</w:t>
       </w:r>
     </w:p>
     <w:p>
@@ -6270,7 +6496,21 @@
         <w:rPr>
           <w:rFonts w:ascii="Roboto Mono" w:hAnsi="Roboto Mono"/>
         </w:rPr>
-        <w:t xml:space="preserve"> MobyGames Trivia - Commandos.pdf</w:t>
+        <w:t xml:space="preserve"> </w:t>
+      </w:r>
+      <w:proofErr w:type="spellStart"/>
+      <w:r>
+        <w:rPr>
+          <w:rFonts w:ascii="Roboto Mono" w:hAnsi="Roboto Mono"/>
+        </w:rPr>
+        <w:t>MobyGames</w:t>
+      </w:r>
+      <w:proofErr w:type="spellEnd"/>
+      <w:r>
+        <w:rPr>
+          <w:rFonts w:ascii="Roboto Mono" w:hAnsi="Roboto Mono"/>
+        </w:rPr>
+        <w:t xml:space="preserve"> Trivia - Commandos.pdf</w:t>
       </w:r>
     </w:p>
     <w:p>
@@ -6332,7 +6572,21 @@
         <w:rPr>
           <w:rFonts w:ascii="Roboto Mono" w:hAnsi="Roboto Mono"/>
         </w:rPr>
-        <w:t xml:space="preserve"> MobyGames Reviews - Commandos.pdf</w:t>
+        <w:t xml:space="preserve"> </w:t>
+      </w:r>
+      <w:proofErr w:type="spellStart"/>
+      <w:r>
+        <w:rPr>
+          <w:rFonts w:ascii="Roboto Mono" w:hAnsi="Roboto Mono"/>
+        </w:rPr>
+        <w:t>MobyGames</w:t>
+      </w:r>
+      <w:proofErr w:type="spellEnd"/>
+      <w:r>
+        <w:rPr>
+          <w:rFonts w:ascii="Roboto Mono" w:hAnsi="Roboto Mono"/>
+        </w:rPr>
+        <w:t xml:space="preserve"> Reviews - Commandos.pdf</w:t>
       </w:r>
     </w:p>
     <w:p>
@@ -6357,7 +6611,21 @@
         <w:rPr>
           <w:rFonts w:ascii="Roboto Mono" w:hAnsi="Roboto Mono"/>
         </w:rPr>
-        <w:t xml:space="preserve"> MobyGames Profile - Commandos.pdf</w:t>
+        <w:t xml:space="preserve"> </w:t>
+      </w:r>
+      <w:proofErr w:type="spellStart"/>
+      <w:r>
+        <w:rPr>
+          <w:rFonts w:ascii="Roboto Mono" w:hAnsi="Roboto Mono"/>
+        </w:rPr>
+        <w:t>MobyGames</w:t>
+      </w:r>
+      <w:proofErr w:type="spellEnd"/>
+      <w:r>
+        <w:rPr>
+          <w:rFonts w:ascii="Roboto Mono" w:hAnsi="Roboto Mono"/>
+        </w:rPr>
+        <w:t xml:space="preserve"> Profile - Commandos.pdf</w:t>
       </w:r>
     </w:p>
     <w:p>
@@ -6457,7 +6725,21 @@
         <w:rPr>
           <w:rFonts w:ascii="Roboto Mono" w:hAnsi="Roboto Mono"/>
         </w:rPr>
-        <w:t xml:space="preserve"> MobyGames Forum - Commandos.pdf</w:t>
+        <w:t xml:space="preserve"> </w:t>
+      </w:r>
+      <w:proofErr w:type="spellStart"/>
+      <w:r>
+        <w:rPr>
+          <w:rFonts w:ascii="Roboto Mono" w:hAnsi="Roboto Mono"/>
+        </w:rPr>
+        <w:t>MobyGames</w:t>
+      </w:r>
+      <w:proofErr w:type="spellEnd"/>
+      <w:r>
+        <w:rPr>
+          <w:rFonts w:ascii="Roboto Mono" w:hAnsi="Roboto Mono"/>
+        </w:rPr>
+        <w:t xml:space="preserve"> Forum - Commandos.pdf</w:t>
       </w:r>
     </w:p>
     <w:p>
@@ -6519,7 +6801,21 @@
         <w:rPr>
           <w:rFonts w:ascii="Roboto Mono" w:hAnsi="Roboto Mono"/>
         </w:rPr>
-        <w:t xml:space="preserve"> MobyGames Contribute - Commandos.pdf</w:t>
+        <w:t xml:space="preserve"> </w:t>
+      </w:r>
+      <w:proofErr w:type="spellStart"/>
+      <w:r>
+        <w:rPr>
+          <w:rFonts w:ascii="Roboto Mono" w:hAnsi="Roboto Mono"/>
+        </w:rPr>
+        <w:t>MobyGames</w:t>
+      </w:r>
+      <w:proofErr w:type="spellEnd"/>
+      <w:r>
+        <w:rPr>
+          <w:rFonts w:ascii="Roboto Mono" w:hAnsi="Roboto Mono"/>
+        </w:rPr>
+        <w:t xml:space="preserve"> Contribute - Commandos.pdf</w:t>
       </w:r>
     </w:p>
     <w:p>
@@ -6602,7 +6898,25 @@
           <w:sz w:val="20"/>
           <w:szCs w:val="20"/>
         </w:rPr>
-        <w:t xml:space="preserve"> MobyGames Covers - Commandos.pdf</w:t>
+        <w:t xml:space="preserve"> </w:t>
+      </w:r>
+      <w:proofErr w:type="spellStart"/>
+      <w:r>
+        <w:rPr>
+          <w:rFonts w:ascii="Roboto Mono" w:hAnsi="Roboto Mono"/>
+          <w:sz w:val="20"/>
+          <w:szCs w:val="20"/>
+        </w:rPr>
+        <w:t>MobyGames</w:t>
+      </w:r>
+      <w:proofErr w:type="spellEnd"/>
+      <w:r>
+        <w:rPr>
+          <w:rFonts w:ascii="Roboto Mono" w:hAnsi="Roboto Mono"/>
+          <w:sz w:val="20"/>
+          <w:szCs w:val="20"/>
+        </w:rPr>
+        <w:t xml:space="preserve"> Covers - Commandos.pdf</w:t>
       </w:r>
     </w:p>
     <w:p>
@@ -6668,7 +6982,25 @@
           <w:sz w:val="20"/>
           <w:szCs w:val="20"/>
         </w:rPr>
-        <w:t xml:space="preserve"> MobyGames Screenshots - Commandos.pdf</w:t>
+        <w:t xml:space="preserve"> </w:t>
+      </w:r>
+      <w:proofErr w:type="spellStart"/>
+      <w:r>
+        <w:rPr>
+          <w:rFonts w:ascii="Roboto Mono" w:hAnsi="Roboto Mono"/>
+          <w:sz w:val="20"/>
+          <w:szCs w:val="20"/>
+        </w:rPr>
+        <w:t>MobyGames</w:t>
+      </w:r>
+      <w:proofErr w:type="spellEnd"/>
+      <w:r>
+        <w:rPr>
+          <w:rFonts w:ascii="Roboto Mono" w:hAnsi="Roboto Mono"/>
+          <w:sz w:val="20"/>
+          <w:szCs w:val="20"/>
+        </w:rPr>
+        <w:t xml:space="preserve"> Screenshots - Commandos.pdf</w:t>
       </w:r>
     </w:p>
     <w:p>
@@ -6734,7 +7066,25 @@
           <w:sz w:val="20"/>
           <w:szCs w:val="20"/>
         </w:rPr>
-        <w:t xml:space="preserve"> MobyGames Promos - Commandos.pdf</w:t>
+        <w:t xml:space="preserve"> </w:t>
+      </w:r>
+      <w:proofErr w:type="spellStart"/>
+      <w:r>
+        <w:rPr>
+          <w:rFonts w:ascii="Roboto Mono" w:hAnsi="Roboto Mono"/>
+          <w:sz w:val="20"/>
+          <w:szCs w:val="20"/>
+        </w:rPr>
+        <w:t>MobyGames</w:t>
+      </w:r>
+      <w:proofErr w:type="spellEnd"/>
+      <w:r>
+        <w:rPr>
+          <w:rFonts w:ascii="Roboto Mono" w:hAnsi="Roboto Mono"/>
+          <w:sz w:val="20"/>
+          <w:szCs w:val="20"/>
+        </w:rPr>
+        <w:t xml:space="preserve"> Promos - Commandos.pdf</w:t>
       </w:r>
     </w:p>
     <w:p>
@@ -6800,7 +7150,25 @@
           <w:sz w:val="20"/>
           <w:szCs w:val="20"/>
         </w:rPr>
-        <w:t xml:space="preserve"> MobyGames Media - Commandos.pdf</w:t>
+        <w:t xml:space="preserve"> </w:t>
+      </w:r>
+      <w:proofErr w:type="spellStart"/>
+      <w:r>
+        <w:rPr>
+          <w:rFonts w:ascii="Roboto Mono" w:hAnsi="Roboto Mono"/>
+          <w:sz w:val="20"/>
+          <w:szCs w:val="20"/>
+        </w:rPr>
+        <w:t>MobyGames</w:t>
+      </w:r>
+      <w:proofErr w:type="spellEnd"/>
+      <w:r>
+        <w:rPr>
+          <w:rFonts w:ascii="Roboto Mono" w:hAnsi="Roboto Mono"/>
+          <w:sz w:val="20"/>
+          <w:szCs w:val="20"/>
+        </w:rPr>
+        <w:t xml:space="preserve"> Media - Commandos.pdf</w:t>
       </w:r>
     </w:p>
     <w:p>
@@ -7385,9 +7753,6 @@
       </w:pPr>
       <w:r>
         <w:t>2-</w:t>
-      </w:r>
-      <w:r>
-        <w:t xml:space="preserve"> </w:t>
       </w:r>
       <w:r>
         <w:t xml:space="preserve">Game </w:t>
@@ -7425,18 +7790,9 @@
           <w:sz w:val="18"/>
           <w:highlight w:val="lightGray"/>
         </w:rPr>
-        <w:t xml:space="preserve">: Persons Table -&gt; ID Column: 1, Name_En Column: Motasem Essam] -&gt; </w:t>
-      </w:r>
-      <w:r>
-        <w:rPr>
-          <w:rFonts w:ascii="Arial" w:eastAsia="Arial" w:hAnsi="Arial" w:cs="Arial"/>
-          <w:b/>
-          <w:color w:val="000000"/>
-          <w:sz w:val="18"/>
-          <w:highlight w:val="lightGray"/>
-        </w:rPr>
-        <w:t>From:</w:t>
-      </w:r>
+        <w:t xml:space="preserve">: Persons Table -&gt; ID Column: 1, </w:t>
+      </w:r>
+      <w:proofErr w:type="spellStart"/>
       <w:r>
         <w:rPr>
           <w:rFonts w:ascii="Arial" w:eastAsia="Arial" w:hAnsi="Arial" w:cs="Arial"/>
@@ -7444,6 +7800,35 @@
           <w:sz w:val="18"/>
           <w:highlight w:val="lightGray"/>
         </w:rPr>
+        <w:t>Name_En</w:t>
+      </w:r>
+      <w:proofErr w:type="spellEnd"/>
+      <w:r>
+        <w:rPr>
+          <w:rFonts w:ascii="Arial" w:eastAsia="Arial" w:hAnsi="Arial" w:cs="Arial"/>
+          <w:color w:val="000000"/>
+          <w:sz w:val="18"/>
+          <w:highlight w:val="lightGray"/>
+        </w:rPr>
+        <w:t xml:space="preserve"> Column: Motasem Essam] -&gt; </w:t>
+      </w:r>
+      <w:r>
+        <w:rPr>
+          <w:rFonts w:ascii="Arial" w:eastAsia="Arial" w:hAnsi="Arial" w:cs="Arial"/>
+          <w:b/>
+          <w:color w:val="000000"/>
+          <w:sz w:val="18"/>
+          <w:highlight w:val="lightGray"/>
+        </w:rPr>
+        <w:t>From:</w:t>
+      </w:r>
+      <w:r>
+        <w:rPr>
+          <w:rFonts w:ascii="Arial" w:eastAsia="Arial" w:hAnsi="Arial" w:cs="Arial"/>
+          <w:color w:val="000000"/>
+          <w:sz w:val="18"/>
+          <w:highlight w:val="lightGray"/>
+        </w:rPr>
         <w:t xml:space="preserve"> [ChatGPT]</w:t>
       </w:r>
       <w:r>
@@ -7514,10 +7899,10 @@
           <w:noProof/>
         </w:rPr>
         <w:drawing>
-          <wp:inline distT="0" distB="0" distL="0" distR="0" wp14:anchorId="10ABDB31" wp14:editId="13715839">
-            <wp:extent cx="5943600" cy="491490"/>
-            <wp:effectExtent l="0" t="0" r="0" b="3810"/>
-            <wp:docPr id="1806502384" name="Picture 1"/>
+          <wp:inline distT="0" distB="0" distL="0" distR="0" wp14:anchorId="21996CC8" wp14:editId="15EEF672">
+            <wp:extent cx="5943600" cy="639445"/>
+            <wp:effectExtent l="0" t="0" r="0" b="8255"/>
+            <wp:docPr id="495501466" name="Picture 2"/>
             <wp:cNvGraphicFramePr>
               <a:graphicFrameLocks xmlns:a="http://schemas.openxmlformats.org/drawingml/2006/main" noChangeAspect="1"/>
             </wp:cNvGraphicFramePr>
@@ -7525,7 +7910,7 @@
               <a:graphicData uri="http://schemas.openxmlformats.org/drawingml/2006/picture">
                 <pic:pic xmlns:pic="http://schemas.openxmlformats.org/drawingml/2006/picture">
                   <pic:nvPicPr>
-                    <pic:cNvPr id="0" name="Picture 56"/>
+                    <pic:cNvPr id="0" name="Picture 22"/>
                     <pic:cNvPicPr>
                       <a:picLocks noChangeAspect="1" noChangeArrowheads="1"/>
                     </pic:cNvPicPr>
@@ -7546,7 +7931,7 @@
                   <pic:spPr bwMode="auto">
                     <a:xfrm>
                       <a:off x="0" y="0"/>
-                      <a:ext cx="5943600" cy="491490"/>
+                      <a:ext cx="5943600" cy="639445"/>
                     </a:xfrm>
                     <a:prstGeom prst="rect">
                       <a:avLst/>
@@ -7575,12 +7960,69 @@
         </w:rPr>
         <w:t>Core/</w:t>
       </w:r>
-      <w:r>
-        <w:rPr>
-          <w:rFonts w:ascii="Roboto Mono" w:hAnsi="Roboto Mono"/>
-        </w:rPr>
-        <w:br/>
-        <w:t xml:space="preserve">    Control File</w:t>
+    </w:p>
+    <w:p>
+      <w:pPr>
+        <w:rPr>
+          <w:rFonts w:ascii="Roboto Mono" w:hAnsi="Roboto Mono"/>
+        </w:rPr>
+      </w:pPr>
+      <w:r>
+        <w:rPr>
+          <w:rFonts w:ascii="MS Gothic" w:eastAsia="MS Gothic" w:hAnsi="MS Gothic" w:cs="MS Gothic" w:hint="eastAsia"/>
+        </w:rPr>
+        <w:t>└──</w:t>
+      </w:r>
+      <w:r>
+        <w:rPr>
+          <w:rFonts w:ascii="Roboto Mono" w:hAnsi="Roboto Mono"/>
+        </w:rPr>
+        <w:t xml:space="preserve"> </w:t>
+      </w:r>
+      <w:proofErr w:type="spellStart"/>
+      <w:r>
+        <w:rPr>
+          <w:rFonts w:ascii="Roboto Mono" w:hAnsi="Roboto Mono"/>
+        </w:rPr>
+        <w:t>GameData</w:t>
+      </w:r>
+      <w:proofErr w:type="spellEnd"/>
+      <w:r>
+        <w:rPr>
+          <w:rFonts w:ascii="Roboto Mono" w:hAnsi="Roboto Mono"/>
+        </w:rPr>
+        <w:t>/</w:t>
+      </w:r>
+    </w:p>
+    <w:p>
+      <w:pPr>
+        <w:rPr>
+          <w:rFonts w:ascii="Roboto Mono" w:hAnsi="Roboto Mono"/>
+        </w:rPr>
+      </w:pPr>
+      <w:r>
+        <w:rPr>
+          <w:rFonts w:ascii="Roboto Mono" w:hAnsi="Roboto Mono"/>
+        </w:rPr>
+        <w:t xml:space="preserve">    </w:t>
+      </w:r>
+      <w:r>
+        <w:rPr>
+          <w:rFonts w:ascii="MS Gothic" w:eastAsia="MS Gothic" w:hAnsi="MS Gothic" w:cs="MS Gothic" w:hint="eastAsia"/>
+        </w:rPr>
+        <w:t>└──</w:t>
+      </w:r>
+      <w:r>
+        <w:rPr>
+          <w:rFonts w:ascii="Roboto Mono" w:hAnsi="Roboto Mono"/>
+        </w:rPr>
+        <w:t xml:space="preserve"> </w:t>
+      </w:r>
+      <w:r>
+        <w:rPr>
+          <w:rFonts w:ascii="Roboto Mono" w:hAnsi="Roboto Mono"/>
+        </w:rPr>
+        <w:t>Control File</w:t>
       </w:r>
     </w:p>
     <w:p>
@@ -7594,7 +8036,7 @@
           <w:rFonts w:ascii="Roboto Mono" w:hAnsi="Roboto Mono"/>
         </w:rPr>
         <w:pict w14:anchorId="7F270FB5">
-          <v:rect id="_x0000_i1076" style="width:0;height:1.5pt" o:hralign="center" o:hrstd="t" o:hr="t" fillcolor="#a0a0a0" stroked="f"/>
+          <v:rect id="_x0000_i1040" style="width:0;height:1.5pt" o:hralign="center" o:hrstd="t" o:hr="t" fillcolor="#a0a0a0" stroked="f"/>
         </w:pict>
       </w:r>
     </w:p>
@@ -7631,18 +8073,9 @@
           <w:sz w:val="18"/>
           <w:highlight w:val="lightGray"/>
         </w:rPr>
-        <w:t xml:space="preserve">: Persons Table -&gt; ID Column: 1, Name_En Column: Motasem Essam] -&gt; </w:t>
-      </w:r>
-      <w:r>
-        <w:rPr>
-          <w:rFonts w:ascii="Arial" w:eastAsia="Arial" w:hAnsi="Arial" w:cs="Arial"/>
-          <w:b/>
-          <w:color w:val="000000"/>
-          <w:sz w:val="18"/>
-          <w:highlight w:val="lightGray"/>
-        </w:rPr>
-        <w:t>From:</w:t>
-      </w:r>
+        <w:t xml:space="preserve">: Persons Table -&gt; ID Column: 1, </w:t>
+      </w:r>
+      <w:proofErr w:type="spellStart"/>
       <w:r>
         <w:rPr>
           <w:rFonts w:ascii="Arial" w:eastAsia="Arial" w:hAnsi="Arial" w:cs="Arial"/>
@@ -7650,6 +8083,35 @@
           <w:sz w:val="18"/>
           <w:highlight w:val="lightGray"/>
         </w:rPr>
+        <w:t>Name_En</w:t>
+      </w:r>
+      <w:proofErr w:type="spellEnd"/>
+      <w:r>
+        <w:rPr>
+          <w:rFonts w:ascii="Arial" w:eastAsia="Arial" w:hAnsi="Arial" w:cs="Arial"/>
+          <w:color w:val="000000"/>
+          <w:sz w:val="18"/>
+          <w:highlight w:val="lightGray"/>
+        </w:rPr>
+        <w:t xml:space="preserve"> Column: Motasem Essam] -&gt; </w:t>
+      </w:r>
+      <w:r>
+        <w:rPr>
+          <w:rFonts w:ascii="Arial" w:eastAsia="Arial" w:hAnsi="Arial" w:cs="Arial"/>
+          <w:b/>
+          <w:color w:val="000000"/>
+          <w:sz w:val="18"/>
+          <w:highlight w:val="lightGray"/>
+        </w:rPr>
+        <w:t>From:</w:t>
+      </w:r>
+      <w:r>
+        <w:rPr>
+          <w:rFonts w:ascii="Arial" w:eastAsia="Arial" w:hAnsi="Arial" w:cs="Arial"/>
+          <w:color w:val="000000"/>
+          <w:sz w:val="18"/>
+          <w:highlight w:val="lightGray"/>
+        </w:rPr>
         <w:t xml:space="preserve"> [ChatGPT]</w:t>
       </w:r>
       <w:r>
@@ -7706,6 +8168,7 @@
         <w:rPr>
           <w:rFonts w:ascii="Roboto Mono" w:hAnsi="Roboto Mono"/>
         </w:rPr>
+        <w:lastRenderedPageBreak/>
         <w:t>Each game</w:t>
       </w:r>
       <w:r>
@@ -7731,9 +8194,8 @@
         <w:rPr>
           <w:rFonts w:ascii="Roboto Mono" w:hAnsi="Roboto Mono"/>
         </w:rPr>
-        <w:lastRenderedPageBreak/>
         <w:pict w14:anchorId="18928ADE">
-          <v:rect id="_x0000_i1077" style="width:0;height:1.5pt" o:hralign="center" o:hrstd="t" o:hr="t" fillcolor="#a0a0a0" stroked="f"/>
+          <v:rect id="_x0000_i1041" style="width:0;height:1.5pt" o:hralign="center" o:hrstd="t" o:hr="t" fillcolor="#a0a0a0" stroked="f"/>
         </w:pict>
       </w:r>
     </w:p>
@@ -7763,18 +8225,9 @@
           <w:sz w:val="18"/>
           <w:highlight w:val="lightGray"/>
         </w:rPr>
-        <w:t xml:space="preserve">: Persons Table -&gt; ID Column: 1, Name_En Column: Motasem Essam] -&gt; </w:t>
-      </w:r>
-      <w:r>
-        <w:rPr>
-          <w:rFonts w:ascii="Arial" w:eastAsia="Arial" w:hAnsi="Arial" w:cs="Arial"/>
-          <w:b/>
-          <w:color w:val="000000"/>
-          <w:sz w:val="18"/>
-          <w:highlight w:val="lightGray"/>
-        </w:rPr>
-        <w:t>From:</w:t>
-      </w:r>
+        <w:t xml:space="preserve">: Persons Table -&gt; ID Column: 1, </w:t>
+      </w:r>
+      <w:proofErr w:type="spellStart"/>
       <w:r>
         <w:rPr>
           <w:rFonts w:ascii="Arial" w:eastAsia="Arial" w:hAnsi="Arial" w:cs="Arial"/>
@@ -7782,6 +8235,35 @@
           <w:sz w:val="18"/>
           <w:highlight w:val="lightGray"/>
         </w:rPr>
+        <w:t>Name_En</w:t>
+      </w:r>
+      <w:proofErr w:type="spellEnd"/>
+      <w:r>
+        <w:rPr>
+          <w:rFonts w:ascii="Arial" w:eastAsia="Arial" w:hAnsi="Arial" w:cs="Arial"/>
+          <w:color w:val="000000"/>
+          <w:sz w:val="18"/>
+          <w:highlight w:val="lightGray"/>
+        </w:rPr>
+        <w:t xml:space="preserve"> Column: Motasem Essam] -&gt; </w:t>
+      </w:r>
+      <w:r>
+        <w:rPr>
+          <w:rFonts w:ascii="Arial" w:eastAsia="Arial" w:hAnsi="Arial" w:cs="Arial"/>
+          <w:b/>
+          <w:color w:val="000000"/>
+          <w:sz w:val="18"/>
+          <w:highlight w:val="lightGray"/>
+        </w:rPr>
+        <w:t>From:</w:t>
+      </w:r>
+      <w:r>
+        <w:rPr>
+          <w:rFonts w:ascii="Arial" w:eastAsia="Arial" w:hAnsi="Arial" w:cs="Arial"/>
+          <w:color w:val="000000"/>
+          <w:sz w:val="18"/>
+          <w:highlight w:val="lightGray"/>
+        </w:rPr>
         <w:t xml:space="preserve"> [ChatGPT]</w:t>
       </w:r>
       <w:r>
@@ -8022,9 +8504,6 @@
         <w:t>3-</w:t>
       </w:r>
       <w:r>
-        <w:t xml:space="preserve"> </w:t>
-      </w:r>
-      <w:r>
         <w:t>Game Saving File</w:t>
       </w:r>
     </w:p>
@@ -8054,18 +8533,9 @@
           <w:sz w:val="18"/>
           <w:highlight w:val="lightGray"/>
         </w:rPr>
-        <w:t xml:space="preserve">: Persons Table -&gt; ID Column: 1, Name_En Column: Motasem Essam] -&gt; </w:t>
-      </w:r>
-      <w:r>
-        <w:rPr>
-          <w:rFonts w:ascii="Arial" w:eastAsia="Arial" w:hAnsi="Arial" w:cs="Arial"/>
-          <w:b/>
-          <w:color w:val="000000"/>
-          <w:sz w:val="18"/>
-          <w:highlight w:val="lightGray"/>
-        </w:rPr>
-        <w:t>From:</w:t>
-      </w:r>
+        <w:t xml:space="preserve">: Persons Table -&gt; ID Column: 1, </w:t>
+      </w:r>
+      <w:proofErr w:type="spellStart"/>
       <w:r>
         <w:rPr>
           <w:rFonts w:ascii="Arial" w:eastAsia="Arial" w:hAnsi="Arial" w:cs="Arial"/>
@@ -8073,6 +8543,35 @@
           <w:sz w:val="18"/>
           <w:highlight w:val="lightGray"/>
         </w:rPr>
+        <w:t>Name_En</w:t>
+      </w:r>
+      <w:proofErr w:type="spellEnd"/>
+      <w:r>
+        <w:rPr>
+          <w:rFonts w:ascii="Arial" w:eastAsia="Arial" w:hAnsi="Arial" w:cs="Arial"/>
+          <w:color w:val="000000"/>
+          <w:sz w:val="18"/>
+          <w:highlight w:val="lightGray"/>
+        </w:rPr>
+        <w:t xml:space="preserve"> Column: Motasem Essam] -&gt; </w:t>
+      </w:r>
+      <w:r>
+        <w:rPr>
+          <w:rFonts w:ascii="Arial" w:eastAsia="Arial" w:hAnsi="Arial" w:cs="Arial"/>
+          <w:b/>
+          <w:color w:val="000000"/>
+          <w:sz w:val="18"/>
+          <w:highlight w:val="lightGray"/>
+        </w:rPr>
+        <w:t>From:</w:t>
+      </w:r>
+      <w:r>
+        <w:rPr>
+          <w:rFonts w:ascii="Arial" w:eastAsia="Arial" w:hAnsi="Arial" w:cs="Arial"/>
+          <w:color w:val="000000"/>
+          <w:sz w:val="18"/>
+          <w:highlight w:val="lightGray"/>
+        </w:rPr>
         <w:t xml:space="preserve"> [ChatGPT]</w:t>
       </w:r>
       <w:r>
@@ -8140,33 +8639,13 @@
       </w:pPr>
       <w:r>
         <w:rPr>
-          <w:rFonts w:ascii="Roboto Mono" w:hAnsi="Roboto Mono"/>
-        </w:rPr>
-        <w:t>Core/</w:t>
-      </w:r>
-      <w:r>
-        <w:rPr>
-          <w:rFonts w:ascii="Roboto Mono" w:hAnsi="Roboto Mono"/>
-        </w:rPr>
-        <w:br/>
-        <w:t xml:space="preserve">    Saving File</w:t>
-      </w:r>
-    </w:p>
-    <w:p>
-      <w:pPr>
-        <w:rPr>
-          <w:rFonts w:ascii="Roboto Mono" w:hAnsi="Roboto Mono"/>
-        </w:rPr>
-      </w:pPr>
-      <w:r>
-        <w:rPr>
           <w:noProof/>
         </w:rPr>
         <w:drawing>
-          <wp:inline distT="0" distB="0" distL="0" distR="0" wp14:anchorId="452EE610" wp14:editId="6A6D0EB2">
-            <wp:extent cx="5943600" cy="501015"/>
-            <wp:effectExtent l="0" t="0" r="0" b="0"/>
-            <wp:docPr id="1682095420" name="Picture 2"/>
+          <wp:inline distT="0" distB="0" distL="0" distR="0" wp14:anchorId="502BB7B8" wp14:editId="0FBD3DB1">
+            <wp:extent cx="5943600" cy="642620"/>
+            <wp:effectExtent l="0" t="0" r="0" b="5080"/>
+            <wp:docPr id="1743378309" name="Picture 3"/>
             <wp:cNvGraphicFramePr>
               <a:graphicFrameLocks xmlns:a="http://schemas.openxmlformats.org/drawingml/2006/main" noChangeAspect="1"/>
             </wp:cNvGraphicFramePr>
@@ -8174,7 +8653,7 @@
               <a:graphicData uri="http://schemas.openxmlformats.org/drawingml/2006/picture">
                 <pic:pic xmlns:pic="http://schemas.openxmlformats.org/drawingml/2006/picture">
                   <pic:nvPicPr>
-                    <pic:cNvPr id="0" name="Picture 99"/>
+                    <pic:cNvPr id="0" name="Picture 27"/>
                     <pic:cNvPicPr>
                       <a:picLocks noChangeAspect="1" noChangeArrowheads="1"/>
                     </pic:cNvPicPr>
@@ -8195,7 +8674,7 @@
                   <pic:spPr bwMode="auto">
                     <a:xfrm>
                       <a:off x="0" y="0"/>
-                      <a:ext cx="5943600" cy="501015"/>
+                      <a:ext cx="5943600" cy="642620"/>
                     </a:xfrm>
                     <a:prstGeom prst="rect">
                       <a:avLst/>
@@ -8222,8 +8701,80 @@
         <w:rPr>
           <w:rFonts w:ascii="Roboto Mono" w:hAnsi="Roboto Mono"/>
         </w:rPr>
+        <w:t>Core/</w:t>
+      </w:r>
+    </w:p>
+    <w:p>
+      <w:pPr>
+        <w:rPr>
+          <w:rFonts w:ascii="Roboto Mono" w:hAnsi="Roboto Mono"/>
+        </w:rPr>
+      </w:pPr>
+      <w:r>
+        <w:rPr>
+          <w:rFonts w:ascii="MS Gothic" w:eastAsia="MS Gothic" w:hAnsi="MS Gothic" w:cs="MS Gothic" w:hint="eastAsia"/>
+        </w:rPr>
+        <w:t>└──</w:t>
+      </w:r>
+      <w:r>
+        <w:rPr>
+          <w:rFonts w:ascii="Roboto Mono" w:hAnsi="Roboto Mono"/>
+        </w:rPr>
+        <w:t xml:space="preserve"> </w:t>
+      </w:r>
+      <w:proofErr w:type="spellStart"/>
+      <w:r>
+        <w:rPr>
+          <w:rFonts w:ascii="Roboto Mono" w:hAnsi="Roboto Mono"/>
+        </w:rPr>
+        <w:t>GameData</w:t>
+      </w:r>
+      <w:proofErr w:type="spellEnd"/>
+      <w:r>
+        <w:rPr>
+          <w:rFonts w:ascii="Roboto Mono" w:hAnsi="Roboto Mono"/>
+        </w:rPr>
+        <w:t>/</w:t>
+      </w:r>
+    </w:p>
+    <w:p>
+      <w:pPr>
+        <w:rPr>
+          <w:rFonts w:ascii="Roboto Mono" w:hAnsi="Roboto Mono"/>
+        </w:rPr>
+      </w:pPr>
+      <w:r>
+        <w:rPr>
+          <w:rFonts w:ascii="Roboto Mono" w:hAnsi="Roboto Mono"/>
+        </w:rPr>
+        <w:lastRenderedPageBreak/>
+        <w:t xml:space="preserve">    </w:t>
+      </w:r>
+      <w:r>
+        <w:rPr>
+          <w:rFonts w:ascii="MS Gothic" w:eastAsia="MS Gothic" w:hAnsi="MS Gothic" w:cs="MS Gothic" w:hint="eastAsia"/>
+        </w:rPr>
+        <w:t>└──</w:t>
+      </w:r>
+      <w:r>
+        <w:rPr>
+          <w:rFonts w:ascii="Roboto Mono" w:hAnsi="Roboto Mono"/>
+        </w:rPr>
+        <w:t xml:space="preserve"> Saving File</w:t>
+      </w:r>
+    </w:p>
+    <w:p>
+      <w:pPr>
+        <w:rPr>
+          <w:rFonts w:ascii="Roboto Mono" w:hAnsi="Roboto Mono"/>
+        </w:rPr>
+      </w:pPr>
+      <w:r>
+        <w:rPr>
+          <w:rFonts w:ascii="Roboto Mono" w:hAnsi="Roboto Mono"/>
+        </w:rPr>
         <w:pict w14:anchorId="0A301B36">
-          <v:rect id="_x0000_i1119" style="width:0;height:1.5pt" o:hralign="center" o:hrstd="t" o:hr="t" fillcolor="#a0a0a0" stroked="f"/>
+          <v:rect id="_x0000_i1042" style="width:0;height:1.5pt" o:hralign="center" o:hrstd="t" o:hr="t" fillcolor="#a0a0a0" stroked="f"/>
         </w:pict>
       </w:r>
     </w:p>
@@ -8232,7 +8783,6 @@
         <w:pStyle w:val="Heading5"/>
       </w:pPr>
       <w:r>
-        <w:lastRenderedPageBreak/>
         <w:t>2-One File per Game Rule</w:t>
       </w:r>
     </w:p>
@@ -8254,18 +8804,9 @@
           <w:sz w:val="18"/>
           <w:highlight w:val="lightGray"/>
         </w:rPr>
-        <w:t xml:space="preserve">: Persons Table -&gt; ID Column: 1, Name_En Column: Motasem Essam] -&gt; </w:t>
-      </w:r>
-      <w:r>
-        <w:rPr>
-          <w:rFonts w:ascii="Arial" w:eastAsia="Arial" w:hAnsi="Arial" w:cs="Arial"/>
-          <w:b/>
-          <w:color w:val="000000"/>
-          <w:sz w:val="18"/>
-          <w:highlight w:val="lightGray"/>
-        </w:rPr>
-        <w:t>From:</w:t>
-      </w:r>
+        <w:t xml:space="preserve">: Persons Table -&gt; ID Column: 1, </w:t>
+      </w:r>
+      <w:proofErr w:type="spellStart"/>
       <w:r>
         <w:rPr>
           <w:rFonts w:ascii="Arial" w:eastAsia="Arial" w:hAnsi="Arial" w:cs="Arial"/>
@@ -8273,6 +8814,35 @@
           <w:sz w:val="18"/>
           <w:highlight w:val="lightGray"/>
         </w:rPr>
+        <w:t>Name_En</w:t>
+      </w:r>
+      <w:proofErr w:type="spellEnd"/>
+      <w:r>
+        <w:rPr>
+          <w:rFonts w:ascii="Arial" w:eastAsia="Arial" w:hAnsi="Arial" w:cs="Arial"/>
+          <w:color w:val="000000"/>
+          <w:sz w:val="18"/>
+          <w:highlight w:val="lightGray"/>
+        </w:rPr>
+        <w:t xml:space="preserve"> Column: Motasem Essam] -&gt; </w:t>
+      </w:r>
+      <w:r>
+        <w:rPr>
+          <w:rFonts w:ascii="Arial" w:eastAsia="Arial" w:hAnsi="Arial" w:cs="Arial"/>
+          <w:b/>
+          <w:color w:val="000000"/>
+          <w:sz w:val="18"/>
+          <w:highlight w:val="lightGray"/>
+        </w:rPr>
+        <w:t>From:</w:t>
+      </w:r>
+      <w:r>
+        <w:rPr>
+          <w:rFonts w:ascii="Arial" w:eastAsia="Arial" w:hAnsi="Arial" w:cs="Arial"/>
+          <w:color w:val="000000"/>
+          <w:sz w:val="18"/>
+          <w:highlight w:val="lightGray"/>
+        </w:rPr>
         <w:t xml:space="preserve"> [ChatGPT]</w:t>
       </w:r>
       <w:r>
@@ -8343,7 +8913,7 @@
           <w:rFonts w:ascii="Roboto Mono" w:hAnsi="Roboto Mono"/>
         </w:rPr>
         <w:pict w14:anchorId="72908C9A">
-          <v:rect id="_x0000_i1120" style="width:0;height:1.5pt" o:hralign="center" o:hrstd="t" o:hr="t" fillcolor="#a0a0a0" stroked="f"/>
+          <v:rect id="_x0000_i1043" style="width:0;height:1.5pt" o:hralign="center" o:hrstd="t" o:hr="t" fillcolor="#a0a0a0" stroked="f"/>
         </w:pict>
       </w:r>
     </w:p>
@@ -8373,18 +8943,9 @@
           <w:sz w:val="18"/>
           <w:highlight w:val="lightGray"/>
         </w:rPr>
-        <w:t xml:space="preserve">: Persons Table -&gt; ID Column: 1, Name_En Column: Motasem Essam] -&gt; </w:t>
-      </w:r>
-      <w:r>
-        <w:rPr>
-          <w:rFonts w:ascii="Arial" w:eastAsia="Arial" w:hAnsi="Arial" w:cs="Arial"/>
-          <w:b/>
-          <w:color w:val="000000"/>
-          <w:sz w:val="18"/>
-          <w:highlight w:val="lightGray"/>
-        </w:rPr>
-        <w:t>From:</w:t>
-      </w:r>
+        <w:t xml:space="preserve">: Persons Table -&gt; ID Column: 1, </w:t>
+      </w:r>
+      <w:proofErr w:type="spellStart"/>
       <w:r>
         <w:rPr>
           <w:rFonts w:ascii="Arial" w:eastAsia="Arial" w:hAnsi="Arial" w:cs="Arial"/>
@@ -8392,6 +8953,35 @@
           <w:sz w:val="18"/>
           <w:highlight w:val="lightGray"/>
         </w:rPr>
+        <w:t>Name_En</w:t>
+      </w:r>
+      <w:proofErr w:type="spellEnd"/>
+      <w:r>
+        <w:rPr>
+          <w:rFonts w:ascii="Arial" w:eastAsia="Arial" w:hAnsi="Arial" w:cs="Arial"/>
+          <w:color w:val="000000"/>
+          <w:sz w:val="18"/>
+          <w:highlight w:val="lightGray"/>
+        </w:rPr>
+        <w:t xml:space="preserve"> Column: Motasem Essam] -&gt; </w:t>
+      </w:r>
+      <w:r>
+        <w:rPr>
+          <w:rFonts w:ascii="Arial" w:eastAsia="Arial" w:hAnsi="Arial" w:cs="Arial"/>
+          <w:b/>
+          <w:color w:val="000000"/>
+          <w:sz w:val="18"/>
+          <w:highlight w:val="lightGray"/>
+        </w:rPr>
+        <w:t>From:</w:t>
+      </w:r>
+      <w:r>
+        <w:rPr>
+          <w:rFonts w:ascii="Arial" w:eastAsia="Arial" w:hAnsi="Arial" w:cs="Arial"/>
+          <w:color w:val="000000"/>
+          <w:sz w:val="18"/>
+          <w:highlight w:val="lightGray"/>
+        </w:rPr>
         <w:t xml:space="preserve"> [ChatGPT]</w:t>
       </w:r>
       <w:r>
@@ -8477,8 +9067,30 @@
       <w:r>
         <w:rPr>
           <w:rFonts w:ascii="Roboto Mono" w:hAnsi="Roboto Mono"/>
-        </w:rPr>
-        <w:t xml:space="preserve">Save Locations </w:t>
+          <w:b/>
+          <w:bCs/>
+        </w:rPr>
+        <w:t>Save Info</w:t>
+      </w:r>
+      <w:r>
+        <w:rPr>
+          <w:rFonts w:ascii="Roboto Mono" w:hAnsi="Roboto Mono"/>
+          <w:b/>
+          <w:bCs/>
+        </w:rPr>
+        <w:t>:</w:t>
+      </w:r>
+      <w:r>
+        <w:rPr>
+          <w:rFonts w:ascii="Roboto Mono" w:hAnsi="Roboto Mono"/>
+        </w:rPr>
+        <w:t xml:space="preserve"> </w:t>
+      </w:r>
+      <w:r>
+        <w:rPr>
+          <w:rFonts w:ascii="Roboto Mono" w:hAnsi="Roboto Mono"/>
+        </w:rPr>
+        <w:t>Contains structured metadata describing how a game save was created, stored, and managed. It includes details about the execution environment (e.g., emulator or PC), the save format, and related attributes needed to identify, organize, and reproduce the saved game state across different systems or tools.</w:t>
       </w:r>
     </w:p>
     <w:p>
@@ -8494,127 +9106,30 @@
       <w:r>
         <w:rPr>
           <w:rFonts w:ascii="Roboto Mono" w:hAnsi="Roboto Mono"/>
-        </w:rPr>
-        <w:t xml:space="preserve">Save Slots </w:t>
-      </w:r>
-    </w:p>
-    <w:p>
-      <w:pPr>
-        <w:numPr>
-          <w:ilvl w:val="0"/>
-          <w:numId w:val="30"/>
-        </w:numPr>
-        <w:rPr>
-          <w:rFonts w:ascii="Roboto Mono" w:hAnsi="Roboto Mono"/>
-        </w:rPr>
-      </w:pPr>
-      <w:r>
-        <w:rPr>
-          <w:rFonts w:ascii="Roboto Mono" w:hAnsi="Roboto Mono"/>
-        </w:rPr>
-        <w:t xml:space="preserve">Active Save </w:t>
-      </w:r>
-    </w:p>
-    <w:p>
-      <w:pPr>
-        <w:numPr>
-          <w:ilvl w:val="0"/>
-          <w:numId w:val="30"/>
-        </w:numPr>
-        <w:rPr>
-          <w:rFonts w:ascii="Roboto Mono" w:hAnsi="Roboto Mono"/>
-        </w:rPr>
-      </w:pPr>
-      <w:r>
-        <w:rPr>
-          <w:rFonts w:ascii="Roboto Mono" w:hAnsi="Roboto Mono"/>
-        </w:rPr>
-        <w:t xml:space="preserve">Backups </w:t>
-      </w:r>
-    </w:p>
-    <w:p>
-      <w:pPr>
-        <w:numPr>
-          <w:ilvl w:val="0"/>
-          <w:numId w:val="30"/>
-        </w:numPr>
-        <w:rPr>
-          <w:rFonts w:ascii="Roboto Mono" w:hAnsi="Roboto Mono"/>
-        </w:rPr>
-      </w:pPr>
-      <w:r>
-        <w:rPr>
-          <w:rFonts w:ascii="Roboto Mono" w:hAnsi="Roboto Mono"/>
-        </w:rPr>
-        <w:t xml:space="preserve">Profiles </w:t>
-      </w:r>
-    </w:p>
-    <w:p>
-      <w:pPr>
-        <w:numPr>
-          <w:ilvl w:val="0"/>
-          <w:numId w:val="30"/>
-        </w:numPr>
-        <w:rPr>
-          <w:rFonts w:ascii="Roboto Mono" w:hAnsi="Roboto Mono"/>
-        </w:rPr>
-      </w:pPr>
-      <w:r>
-        <w:rPr>
-          <w:rFonts w:ascii="Roboto Mono" w:hAnsi="Roboto Mono"/>
-        </w:rPr>
-        <w:t xml:space="preserve">Worlds </w:t>
-      </w:r>
-    </w:p>
-    <w:p>
-      <w:pPr>
-        <w:numPr>
-          <w:ilvl w:val="0"/>
-          <w:numId w:val="30"/>
-        </w:numPr>
-        <w:rPr>
-          <w:rFonts w:ascii="Roboto Mono" w:hAnsi="Roboto Mono"/>
-        </w:rPr>
-      </w:pPr>
-      <w:r>
-        <w:rPr>
-          <w:rFonts w:ascii="Roboto Mono" w:hAnsi="Roboto Mono"/>
-        </w:rPr>
-        <w:t xml:space="preserve">Campaign Progress </w:t>
-      </w:r>
-    </w:p>
-    <w:p>
-      <w:pPr>
-        <w:numPr>
-          <w:ilvl w:val="0"/>
-          <w:numId w:val="30"/>
-        </w:numPr>
-        <w:rPr>
-          <w:rFonts w:ascii="Roboto Mono" w:hAnsi="Roboto Mono"/>
-        </w:rPr>
-      </w:pPr>
-      <w:r>
-        <w:rPr>
-          <w:rFonts w:ascii="Roboto Mono" w:hAnsi="Roboto Mono"/>
-        </w:rPr>
-        <w:t xml:space="preserve">Checkpoints </w:t>
-      </w:r>
-    </w:p>
-    <w:p>
-      <w:pPr>
-        <w:numPr>
-          <w:ilvl w:val="0"/>
-          <w:numId w:val="30"/>
-        </w:numPr>
-        <w:rPr>
-          <w:rFonts w:ascii="Roboto Mono" w:hAnsi="Roboto Mono"/>
-        </w:rPr>
-      </w:pPr>
-      <w:r>
-        <w:rPr>
-          <w:rFonts w:ascii="Roboto Mono" w:hAnsi="Roboto Mono"/>
-        </w:rPr>
-        <w:t xml:space="preserve">Notes </w:t>
+          <w:b/>
+          <w:bCs/>
+        </w:rPr>
+        <w:t>Save Location</w:t>
+      </w:r>
+      <w:r>
+        <w:rPr>
+          <w:rFonts w:ascii="Roboto Mono" w:hAnsi="Roboto Mono"/>
+          <w:b/>
+          <w:bCs/>
+        </w:rPr>
+        <w:t>:</w:t>
+      </w:r>
+      <w:r>
+        <w:rPr>
+          <w:rFonts w:ascii="Roboto Mono" w:hAnsi="Roboto Mono"/>
+        </w:rPr>
+        <w:t xml:space="preserve"> </w:t>
+      </w:r>
+      <w:r>
+        <w:rPr>
+          <w:rFonts w:ascii="Roboto Mono" w:hAnsi="Roboto Mono"/>
+        </w:rPr>
+        <w:t>Contains the storage path, screenshots, device details, capture sources, and location references for the save files.</w:t>
       </w:r>
     </w:p>
     <w:sectPr>

--- a/System/1-Blueprint Documentations/10-Entertainment Blueprint Documentation.docx
+++ b/System/1-Blueprint Documentations/10-Entertainment Blueprint Documentation.docx
@@ -486,30 +486,8 @@
         <w:rPr>
           <w:rFonts w:ascii="Roboto Mono" w:hAnsi="Roboto Mono"/>
         </w:rPr>
-        <w:t xml:space="preserve"> .mp3, .wav, .</w:t>
-      </w:r>
-      <w:proofErr w:type="spellStart"/>
-      <w:r>
-        <w:rPr>
-          <w:rFonts w:ascii="Roboto Mono" w:hAnsi="Roboto Mono"/>
-        </w:rPr>
-        <w:t>flac</w:t>
-      </w:r>
-      <w:proofErr w:type="spellEnd"/>
-      <w:r>
-        <w:rPr>
-          <w:rFonts w:ascii="Roboto Mono" w:hAnsi="Roboto Mono"/>
-        </w:rPr>
-        <w:t>, .</w:t>
-      </w:r>
-      <w:proofErr w:type="spellStart"/>
-      <w:r>
-        <w:rPr>
-          <w:rFonts w:ascii="Roboto Mono" w:hAnsi="Roboto Mono"/>
-        </w:rPr>
-        <w:t>aac</w:t>
-      </w:r>
-      <w:proofErr w:type="spellEnd"/>
+        <w:t xml:space="preserve"> .mp3, .wav, .flac, .aac</w:t>
+      </w:r>
     </w:p>
     <w:p>
       <w:pPr>
@@ -637,16 +615,8 @@
         <w:rPr>
           <w:rFonts w:ascii="Roboto Mono" w:hAnsi="Roboto Mono"/>
         </w:rPr>
-        <w:t xml:space="preserve"> .mp4, .mov, .</w:t>
-      </w:r>
-      <w:proofErr w:type="spellStart"/>
-      <w:r>
-        <w:rPr>
-          <w:rFonts w:ascii="Roboto Mono" w:hAnsi="Roboto Mono"/>
-        </w:rPr>
-        <w:t>mkv</w:t>
-      </w:r>
-      <w:proofErr w:type="spellEnd"/>
+        <w:t xml:space="preserve"> .mp4, .mov, .mkv</w:t>
+      </w:r>
     </w:p>
     <w:p>
       <w:pPr>
@@ -888,19 +858,11 @@
           <w:rFonts w:ascii="Roboto Mono" w:hAnsi="Roboto Mono"/>
         </w:rPr>
       </w:pPr>
-      <w:proofErr w:type="spellStart"/>
-      <w:r>
-        <w:rPr>
-          <w:rFonts w:ascii="Roboto Mono" w:hAnsi="Roboto Mono"/>
-        </w:rPr>
-        <w:t>Tracklist</w:t>
-      </w:r>
-      <w:proofErr w:type="spellEnd"/>
-      <w:r>
-        <w:rPr>
-          <w:rFonts w:ascii="Roboto Mono" w:hAnsi="Roboto Mono"/>
-        </w:rPr>
-        <w:t>, durations, featured artists, album notes</w:t>
+      <w:r>
+        <w:rPr>
+          <w:rFonts w:ascii="Roboto Mono" w:hAnsi="Roboto Mono"/>
+        </w:rPr>
+        <w:t>Tracklist, durations, featured artists, album notes</w:t>
       </w:r>
     </w:p>
     <w:p>
@@ -2221,7 +2183,6 @@
         </w:rPr>
         <w:t xml:space="preserve"> </w:t>
       </w:r>
-      <w:proofErr w:type="gramStart"/>
       <w:r>
         <w:rPr>
           <w:rFonts w:ascii="Arial" w:hAnsi="Arial" w:cs="Arial"/>
@@ -2232,59 +2193,8 @@
         <w:rPr>
           <w:rFonts w:ascii="Roboto Mono" w:hAnsi="Roboto Mono"/>
         </w:rPr>
-        <w:t xml:space="preserve"> .</w:t>
-      </w:r>
-      <w:proofErr w:type="spellStart"/>
-      <w:r>
-        <w:rPr>
-          <w:rFonts w:ascii="Roboto Mono" w:hAnsi="Roboto Mono"/>
-        </w:rPr>
-        <w:t>flp</w:t>
-      </w:r>
-      <w:proofErr w:type="spellEnd"/>
-      <w:r>
-        <w:rPr>
-          <w:rFonts w:ascii="Roboto Mono" w:hAnsi="Roboto Mono"/>
-        </w:rPr>
-        <w:t>, .</w:t>
-      </w:r>
-      <w:proofErr w:type="spellStart"/>
-      <w:r>
-        <w:rPr>
-          <w:rFonts w:ascii="Roboto Mono" w:hAnsi="Roboto Mono"/>
-        </w:rPr>
-        <w:t>als</w:t>
-      </w:r>
-      <w:proofErr w:type="spellEnd"/>
-      <w:r>
-        <w:rPr>
-          <w:rFonts w:ascii="Roboto Mono" w:hAnsi="Roboto Mono"/>
-        </w:rPr>
-        <w:t>, .</w:t>
-      </w:r>
-      <w:proofErr w:type="spellStart"/>
-      <w:r>
-        <w:rPr>
-          <w:rFonts w:ascii="Roboto Mono" w:hAnsi="Roboto Mono"/>
-        </w:rPr>
-        <w:t>logicx</w:t>
-      </w:r>
-      <w:proofErr w:type="spellEnd"/>
-      <w:r>
-        <w:rPr>
-          <w:rFonts w:ascii="Roboto Mono" w:hAnsi="Roboto Mono"/>
-        </w:rPr>
-        <w:t>, .</w:t>
-      </w:r>
-      <w:proofErr w:type="spellStart"/>
-      <w:r>
-        <w:rPr>
-          <w:rFonts w:ascii="Roboto Mono" w:hAnsi="Roboto Mono"/>
-        </w:rPr>
-        <w:t>ptx</w:t>
-      </w:r>
-      <w:proofErr w:type="spellEnd"/>
-      <w:proofErr w:type="gramEnd"/>
+        <w:t xml:space="preserve"> .flp, .als, .logicx, .ptx</w:t>
+      </w:r>
     </w:p>
     <w:p>
       <w:pPr>
@@ -2300,16 +2210,8 @@
         <w:rPr>
           <w:rFonts w:ascii="Roboto Mono" w:hAnsi="Roboto Mono"/>
         </w:rPr>
-        <w:t xml:space="preserve">Example: </w:t>
-      </w:r>
-      <w:proofErr w:type="spellStart"/>
-      <w:r>
-        <w:rPr>
-          <w:rFonts w:ascii="Roboto Mono" w:hAnsi="Roboto Mono"/>
-        </w:rPr>
-        <w:t>TrackName.flp</w:t>
-      </w:r>
-      <w:proofErr w:type="spellEnd"/>
+        <w:t>Example: TrackName.flp</w:t>
+      </w:r>
     </w:p>
     <w:p>
       <w:pPr>
@@ -3023,7 +2925,6 @@
         </w:rPr>
         <w:t xml:space="preserve"> </w:t>
       </w:r>
-      <w:proofErr w:type="spellStart"/>
       <w:r>
         <w:rPr>
           <w:rFonts w:ascii="Roboto Mono" w:hAnsi="Roboto Mono"/>
@@ -3032,7 +2933,6 @@
         </w:rPr>
         <w:t>MangaDex</w:t>
       </w:r>
-      <w:proofErr w:type="spellEnd"/>
     </w:p>
     <w:p>
       <w:pPr>
@@ -3420,7 +3320,6 @@
         </w:rPr>
         <w:t xml:space="preserve"> </w:t>
       </w:r>
-      <w:proofErr w:type="spellStart"/>
       <w:r>
         <w:rPr>
           <w:rFonts w:ascii="Roboto Mono" w:hAnsi="Roboto Mono"/>
@@ -3429,7 +3328,6 @@
         </w:rPr>
         <w:t>MangaDex</w:t>
       </w:r>
-      <w:proofErr w:type="spellEnd"/>
     </w:p>
     <w:p>
       <w:pPr>
@@ -3818,7 +3716,6 @@
         </w:rPr>
         <w:t xml:space="preserve"> </w:t>
       </w:r>
-      <w:proofErr w:type="spellStart"/>
       <w:r>
         <w:rPr>
           <w:rFonts w:ascii="Roboto Mono" w:hAnsi="Roboto Mono"/>
@@ -3827,7 +3724,6 @@
         </w:rPr>
         <w:t>MangaDex</w:t>
       </w:r>
-      <w:proofErr w:type="spellEnd"/>
     </w:p>
     <w:p>
       <w:pPr>
@@ -5016,9 +4912,18 @@
           <w:sz w:val="18"/>
           <w:highlight w:val="lightGray"/>
         </w:rPr>
-        <w:t xml:space="preserve">: Persons Table -&gt; ID Column: 1, </w:t>
-      </w:r>
-      <w:proofErr w:type="spellStart"/>
+        <w:t xml:space="preserve">: Persons Table -&gt; ID Column: 1, Name_En Column: Motasem Essam] -&gt; </w:t>
+      </w:r>
+      <w:r>
+        <w:rPr>
+          <w:rFonts w:ascii="Arial" w:eastAsia="Arial" w:hAnsi="Arial" w:cs="Arial"/>
+          <w:b/>
+          <w:color w:val="000000"/>
+          <w:sz w:val="18"/>
+          <w:highlight w:val="lightGray"/>
+        </w:rPr>
+        <w:t>From:</w:t>
+      </w:r>
       <w:r>
         <w:rPr>
           <w:rFonts w:ascii="Arial" w:eastAsia="Arial" w:hAnsi="Arial" w:cs="Arial"/>
@@ -5026,9 +4931,248 @@
           <w:sz w:val="18"/>
           <w:highlight w:val="lightGray"/>
         </w:rPr>
-        <w:t>Name_En</w:t>
-      </w:r>
-      <w:proofErr w:type="spellEnd"/>
+        <w:t xml:space="preserve"> [ChatGPT]</w:t>
+      </w:r>
+      <w:r>
+        <w:rPr>
+          <w:rFonts w:ascii="Arial" w:hAnsi="Arial"/>
+          <w:color w:val="000000"/>
+          <w:sz w:val="18"/>
+          <w:highlight w:val="lightGray"/>
+        </w:rPr>
+        <w:t xml:space="preserve"> </w:t>
+      </w:r>
+      <w:r>
+        <w:rPr>
+          <w:rFonts w:ascii="Arial" w:hAnsi="Arial"/>
+          <w:b/>
+          <w:color w:val="000000"/>
+          <w:sz w:val="18"/>
+          <w:highlight w:val="lightGray"/>
+        </w:rPr>
+        <w:t>on</w:t>
+      </w:r>
+      <w:r>
+        <w:rPr>
+          <w:rFonts w:ascii="Arial" w:hAnsi="Arial"/>
+          <w:sz w:val="18"/>
+          <w:highlight w:val="lightGray"/>
+        </w:rPr>
+        <w:t xml:space="preserve"> [5/2</w:t>
+      </w:r>
+      <w:r>
+        <w:rPr>
+          <w:rFonts w:ascii="Arial" w:hAnsi="Arial"/>
+          <w:sz w:val="18"/>
+          <w:highlight w:val="lightGray"/>
+        </w:rPr>
+        <w:t>4</w:t>
+      </w:r>
+      <w:r>
+        <w:rPr>
+          <w:rFonts w:ascii="Arial" w:hAnsi="Arial"/>
+          <w:sz w:val="18"/>
+          <w:highlight w:val="lightGray"/>
+        </w:rPr>
+        <w:t>/2026]</w:t>
+      </w:r>
+    </w:p>
+    <w:p>
+      <w:pPr>
+        <w:rPr>
+          <w:rFonts w:ascii="Roboto Mono" w:hAnsi="Roboto Mono"/>
+        </w:rPr>
+      </w:pPr>
+      <w:r>
+        <w:rPr>
+          <w:rFonts w:ascii="Roboto Mono" w:hAnsi="Roboto Mono"/>
+        </w:rPr>
+        <w:t xml:space="preserve">A </w:t>
+      </w:r>
+      <w:r>
+        <w:rPr>
+          <w:rFonts w:ascii="Roboto Mono" w:hAnsi="Roboto Mono"/>
+        </w:rPr>
+        <w:t xml:space="preserve">Game </w:t>
+      </w:r>
+      <w:r>
+        <w:rPr>
+          <w:rFonts w:ascii="Roboto Mono" w:hAnsi="Roboto Mono"/>
+        </w:rPr>
+        <w:t>Control File is a structured file used to record and organize the controls, keys, buttons, inputs, and action mappings used to perform actions inside a game.</w:t>
+      </w:r>
+    </w:p>
+    <w:p>
+      <w:pPr>
+        <w:rPr>
+          <w:rFonts w:ascii="Roboto Mono" w:hAnsi="Roboto Mono"/>
+        </w:rPr>
+      </w:pPr>
+      <w:r>
+        <w:rPr>
+          <w:rFonts w:ascii="Roboto Mono" w:hAnsi="Roboto Mono"/>
+        </w:rPr>
+        <w:t xml:space="preserve">Game </w:t>
+      </w:r>
+      <w:r>
+        <w:rPr>
+          <w:rFonts w:ascii="Roboto Mono" w:hAnsi="Roboto Mono"/>
+        </w:rPr>
+        <w:t>Control File</w:t>
+      </w:r>
+      <w:r>
+        <w:rPr>
+          <w:rFonts w:ascii="Roboto Mono" w:hAnsi="Roboto Mono"/>
+        </w:rPr>
+        <w:t xml:space="preserve"> </w:t>
+      </w:r>
+      <w:r>
+        <w:rPr>
+          <w:rFonts w:ascii="Roboto Mono" w:hAnsi="Roboto Mono"/>
+        </w:rPr>
+        <w:t xml:space="preserve">stored inside the game's </w:t>
+      </w:r>
+      <w:r>
+        <w:rPr>
+          <w:rFonts w:ascii="Roboto Mono" w:hAnsi="Roboto Mono"/>
+          <w:b/>
+          <w:bCs/>
+        </w:rPr>
+        <w:t>Core folder</w:t>
+      </w:r>
+    </w:p>
+    <w:p>
+      <w:pPr>
+        <w:rPr>
+          <w:rFonts w:ascii="Roboto Mono" w:hAnsi="Roboto Mono"/>
+        </w:rPr>
+      </w:pPr>
+      <w:r>
+        <w:rPr>
+          <w:rFonts w:ascii="Roboto Mono" w:hAnsi="Roboto Mono"/>
+        </w:rPr>
+        <w:t>Its purpose is to:</w:t>
+      </w:r>
+    </w:p>
+    <w:p>
+      <w:pPr>
+        <w:numPr>
+          <w:ilvl w:val="0"/>
+          <w:numId w:val="27"/>
+        </w:numPr>
+        <w:rPr>
+          <w:rFonts w:ascii="Roboto Mono" w:hAnsi="Roboto Mono"/>
+        </w:rPr>
+      </w:pPr>
+      <w:r>
+        <w:rPr>
+          <w:rFonts w:ascii="Roboto Mono" w:hAnsi="Roboto Mono"/>
+        </w:rPr>
+        <w:t xml:space="preserve">Document controls and actions. </w:t>
+      </w:r>
+    </w:p>
+    <w:p>
+      <w:pPr>
+        <w:numPr>
+          <w:ilvl w:val="0"/>
+          <w:numId w:val="27"/>
+        </w:numPr>
+        <w:rPr>
+          <w:rFonts w:ascii="Roboto Mono" w:hAnsi="Roboto Mono"/>
+        </w:rPr>
+      </w:pPr>
+      <w:r>
+        <w:rPr>
+          <w:rFonts w:ascii="Roboto Mono" w:hAnsi="Roboto Mono"/>
+        </w:rPr>
+        <w:t xml:space="preserve">Record custom key mappings. </w:t>
+      </w:r>
+    </w:p>
+    <w:p>
+      <w:pPr>
+        <w:numPr>
+          <w:ilvl w:val="0"/>
+          <w:numId w:val="27"/>
+        </w:numPr>
+        <w:rPr>
+          <w:rFonts w:ascii="Roboto Mono" w:hAnsi="Roboto Mono"/>
+        </w:rPr>
+      </w:pPr>
+      <w:r>
+        <w:rPr>
+          <w:rFonts w:ascii="Roboto Mono" w:hAnsi="Roboto Mono"/>
+        </w:rPr>
+        <w:t xml:space="preserve">Preserve changed bindings. </w:t>
+      </w:r>
+    </w:p>
+    <w:p>
+      <w:pPr>
+        <w:numPr>
+          <w:ilvl w:val="0"/>
+          <w:numId w:val="27"/>
+        </w:numPr>
+        <w:rPr>
+          <w:rFonts w:ascii="Roboto Mono" w:hAnsi="Roboto Mono"/>
+        </w:rPr>
+      </w:pPr>
+      <w:r>
+        <w:rPr>
+          <w:rFonts w:ascii="Roboto Mono" w:hAnsi="Roboto Mono"/>
+        </w:rPr>
+        <w:t xml:space="preserve">Help quickly return to a game after long periods. </w:t>
+      </w:r>
+    </w:p>
+    <w:p>
+      <w:pPr>
+        <w:numPr>
+          <w:ilvl w:val="0"/>
+          <w:numId w:val="27"/>
+        </w:numPr>
+        <w:rPr>
+          <w:rFonts w:ascii="Roboto Mono" w:hAnsi="Roboto Mono"/>
+        </w:rPr>
+      </w:pPr>
+      <w:r>
+        <w:rPr>
+          <w:rFonts w:ascii="Roboto Mono" w:hAnsi="Roboto Mono"/>
+        </w:rPr>
+        <w:t xml:space="preserve">Store platform-specific controls. </w:t>
+      </w:r>
+    </w:p>
+    <w:p>
+      <w:pPr>
+        <w:pStyle w:val="Heading4"/>
+      </w:pPr>
+      <w:r>
+        <w:t xml:space="preserve">What is </w:t>
+      </w:r>
+      <w:r>
+        <w:t xml:space="preserve">Game </w:t>
+      </w:r>
+      <w:r>
+        <w:rPr>
+          <w:rFonts w:eastAsiaTheme="minorHAnsi"/>
+        </w:rPr>
+        <w:t>Saving File</w:t>
+      </w:r>
+    </w:p>
+    <w:p>
+      <w:pPr>
+        <w:rPr>
+          <w:rFonts w:ascii="Arial" w:hAnsi="Arial"/>
+          <w:sz w:val="18"/>
+        </w:rPr>
+      </w:pPr>
+      <w:r>
+        <w:rPr>
+          <w:rFonts w:ascii="Arial" w:eastAsia="Arial" w:hAnsi="Arial" w:cs="Arial"/>
+          <w:b/>
+          <w:color w:val="000000"/>
+          <w:sz w:val="18"/>
+          <w:highlight w:val="lightGray"/>
+        </w:rPr>
+        <w:t># Source: AI Source: Provided by: [Data Path</w:t>
+      </w:r>
       <w:r>
         <w:rPr>
           <w:rFonts w:ascii="Arial" w:eastAsia="Arial" w:hAnsi="Arial" w:cs="Arial"/>
@@ -5036,7 +5180,7 @@
           <w:sz w:val="18"/>
           <w:highlight w:val="lightGray"/>
         </w:rPr>
-        <w:t xml:space="preserve"> Column: Motasem Essam] -&gt; </w:t>
+        <w:t xml:space="preserve">: Persons Table -&gt; ID Column: 1, Name_En Column: Motasem Essam] -&gt; </w:t>
       </w:r>
       <w:r>
         <w:rPr>
@@ -5082,7 +5226,7 @@
           <w:sz w:val="18"/>
           <w:highlight w:val="lightGray"/>
         </w:rPr>
-        <w:t xml:space="preserve"> [5/2</w:t>
+        <w:t xml:space="preserve"> [5/</w:t>
       </w:r>
       <w:r>
         <w:rPr>
@@ -5090,7 +5234,7 @@
           <w:sz w:val="18"/>
           <w:highlight w:val="lightGray"/>
         </w:rPr>
-        <w:t>4</w:t>
+        <w:t>24</w:t>
       </w:r>
       <w:r>
         <w:rPr>
@@ -5111,50 +5255,108 @@
         <w:rPr>
           <w:rFonts w:ascii="Roboto Mono" w:hAnsi="Roboto Mono"/>
         </w:rPr>
+        <w:t>A Saving File is a structured file used to record, organize, and document game save information and progress states.</w:t>
+      </w:r>
+    </w:p>
+    <w:p>
+      <w:pPr>
+        <w:rPr>
+          <w:rFonts w:ascii="Roboto Mono" w:hAnsi="Roboto Mono"/>
+        </w:rPr>
+      </w:pPr>
+    </w:p>
+    <w:p>
+      <w:pPr>
+        <w:rPr>
+          <w:rFonts w:ascii="Roboto Mono" w:hAnsi="Roboto Mono"/>
+        </w:rPr>
+      </w:pPr>
+      <w:r>
+        <w:rPr>
+          <w:rFonts w:ascii="Roboto Mono" w:hAnsi="Roboto Mono"/>
+        </w:rPr>
+        <w:br w:type="page"/>
+      </w:r>
+    </w:p>
+    <w:p>
+      <w:pPr>
+        <w:rPr>
+          <w:rFonts w:ascii="Roboto Mono" w:hAnsi="Roboto Mono"/>
+        </w:rPr>
+      </w:pPr>
+    </w:p>
+    <w:p>
+      <w:pPr>
+        <w:rPr>
+          <w:rFonts w:ascii="Roboto Mono" w:hAnsi="Roboto Mono"/>
+        </w:rPr>
+      </w:pPr>
+      <w:r>
+        <w:rPr>
+          <w:rFonts w:ascii="Roboto Mono" w:hAnsi="Roboto Mono"/>
+        </w:rPr>
+        <w:t>A saving file acts as a reference for preserving progress and tracking where and how game states are stored.</w:t>
+      </w:r>
+    </w:p>
+    <w:p>
+      <w:pPr>
+        <w:rPr>
+          <w:rFonts w:ascii="Roboto Mono" w:hAnsi="Roboto Mono"/>
+        </w:rPr>
+      </w:pPr>
+      <w:r>
+        <w:rPr>
+          <w:rFonts w:ascii="Roboto Mono" w:hAnsi="Roboto Mono"/>
+        </w:rPr>
+        <w:t>Saving here means:</w:t>
+      </w:r>
+      <w:r>
+        <w:rPr>
+          <w:rFonts w:ascii="Roboto Mono" w:hAnsi="Roboto Mono"/>
+        </w:rPr>
+        <w:br/>
+      </w:r>
+      <w:r>
+        <w:rPr>
+          <w:rFonts w:ascii="Roboto Mono" w:hAnsi="Roboto Mono"/>
+          <w:b/>
+          <w:bCs/>
+        </w:rPr>
+        <w:t>the saved game states, progress points, profiles, worlds, checkpoints, and related save information used to continue gameplay later.</w:t>
+      </w:r>
+    </w:p>
+    <w:p>
+      <w:pPr>
+        <w:rPr>
+          <w:rFonts w:ascii="Roboto Mono" w:hAnsi="Roboto Mono"/>
+        </w:rPr>
+      </w:pPr>
+    </w:p>
+    <w:p>
+      <w:pPr>
+        <w:rPr>
+          <w:rFonts w:ascii="Roboto Mono" w:hAnsi="Roboto Mono"/>
+        </w:rPr>
+      </w:pPr>
+      <w:r>
+        <w:rPr>
+          <w:rFonts w:ascii="Roboto Mono" w:hAnsi="Roboto Mono"/>
+        </w:rPr>
         <w:t xml:space="preserve">A </w:t>
       </w:r>
       <w:r>
         <w:rPr>
           <w:rFonts w:ascii="Roboto Mono" w:hAnsi="Roboto Mono"/>
-        </w:rPr>
-        <w:t xml:space="preserve">Game </w:t>
-      </w:r>
-      <w:r>
-        <w:rPr>
-          <w:rFonts w:ascii="Roboto Mono" w:hAnsi="Roboto Mono"/>
-        </w:rPr>
-        <w:t>Control File is a structured file used to record and organize the controls, keys, buttons, inputs, and action mappings used to perform actions inside a game.</w:t>
-      </w:r>
-    </w:p>
-    <w:p>
-      <w:pPr>
-        <w:rPr>
-          <w:rFonts w:ascii="Roboto Mono" w:hAnsi="Roboto Mono"/>
-        </w:rPr>
-      </w:pPr>
-      <w:r>
-        <w:rPr>
-          <w:rFonts w:ascii="Roboto Mono" w:hAnsi="Roboto Mono"/>
-        </w:rPr>
-        <w:t xml:space="preserve">Game </w:t>
-      </w:r>
-      <w:r>
-        <w:rPr>
-          <w:rFonts w:ascii="Roboto Mono" w:hAnsi="Roboto Mono"/>
-        </w:rPr>
-        <w:t>Control File</w:t>
-      </w:r>
-      <w:r>
-        <w:rPr>
-          <w:rFonts w:ascii="Roboto Mono" w:hAnsi="Roboto Mono"/>
-        </w:rPr>
-        <w:t xml:space="preserve"> </w:t>
-      </w:r>
-      <w:r>
-        <w:rPr>
-          <w:rFonts w:ascii="Roboto Mono" w:hAnsi="Roboto Mono"/>
-        </w:rPr>
-        <w:t xml:space="preserve">stored inside the game's </w:t>
+          <w:b/>
+          <w:bCs/>
+        </w:rPr>
+        <w:t>Game Saving File</w:t>
+      </w:r>
+      <w:r>
+        <w:rPr>
+          <w:rFonts w:ascii="Roboto Mono" w:hAnsi="Roboto Mono"/>
+        </w:rPr>
+        <w:t xml:space="preserve"> is a saving file dedicated to a specific game and stored inside the game's </w:t>
       </w:r>
       <w:r>
         <w:rPr>
@@ -5164,6 +5366,12 @@
         </w:rPr>
         <w:t>Core folder</w:t>
       </w:r>
+      <w:r>
+        <w:rPr>
+          <w:rFonts w:ascii="Roboto Mono" w:hAnsi="Roboto Mono"/>
+        </w:rPr>
+        <w:t>.</w:t>
+      </w:r>
     </w:p>
     <w:p>
       <w:pPr>
@@ -5182,85 +5390,118 @@
       <w:pPr>
         <w:numPr>
           <w:ilvl w:val="0"/>
-          <w:numId w:val="27"/>
-        </w:numPr>
-        <w:rPr>
-          <w:rFonts w:ascii="Roboto Mono" w:hAnsi="Roboto Mono"/>
-        </w:rPr>
-      </w:pPr>
-      <w:r>
-        <w:rPr>
-          <w:rFonts w:ascii="Roboto Mono" w:hAnsi="Roboto Mono"/>
-        </w:rPr>
-        <w:t xml:space="preserve">Document controls and actions. </w:t>
+          <w:numId w:val="29"/>
+        </w:numPr>
+        <w:rPr>
+          <w:rFonts w:ascii="Roboto Mono" w:hAnsi="Roboto Mono"/>
+        </w:rPr>
+      </w:pPr>
+      <w:r>
+        <w:rPr>
+          <w:rFonts w:ascii="Roboto Mono" w:hAnsi="Roboto Mono"/>
+        </w:rPr>
+        <w:t xml:space="preserve">Record save locations. </w:t>
       </w:r>
     </w:p>
     <w:p>
       <w:pPr>
         <w:numPr>
           <w:ilvl w:val="0"/>
-          <w:numId w:val="27"/>
-        </w:numPr>
-        <w:rPr>
-          <w:rFonts w:ascii="Roboto Mono" w:hAnsi="Roboto Mono"/>
-        </w:rPr>
-      </w:pPr>
-      <w:r>
-        <w:rPr>
-          <w:rFonts w:ascii="Roboto Mono" w:hAnsi="Roboto Mono"/>
-        </w:rPr>
-        <w:t xml:space="preserve">Record custom key mappings. </w:t>
+          <w:numId w:val="29"/>
+        </w:numPr>
+        <w:rPr>
+          <w:rFonts w:ascii="Roboto Mono" w:hAnsi="Roboto Mono"/>
+        </w:rPr>
+      </w:pPr>
+      <w:r>
+        <w:rPr>
+          <w:rFonts w:ascii="Roboto Mono" w:hAnsi="Roboto Mono"/>
+        </w:rPr>
+        <w:t xml:space="preserve">Track save slots. </w:t>
       </w:r>
     </w:p>
     <w:p>
       <w:pPr>
         <w:numPr>
           <w:ilvl w:val="0"/>
-          <w:numId w:val="27"/>
-        </w:numPr>
-        <w:rPr>
-          <w:rFonts w:ascii="Roboto Mono" w:hAnsi="Roboto Mono"/>
-        </w:rPr>
-      </w:pPr>
-      <w:r>
-        <w:rPr>
-          <w:rFonts w:ascii="Roboto Mono" w:hAnsi="Roboto Mono"/>
-        </w:rPr>
-        <w:t xml:space="preserve">Preserve changed bindings. </w:t>
+          <w:numId w:val="29"/>
+        </w:numPr>
+        <w:rPr>
+          <w:rFonts w:ascii="Roboto Mono" w:hAnsi="Roboto Mono"/>
+        </w:rPr>
+      </w:pPr>
+      <w:r>
+        <w:rPr>
+          <w:rFonts w:ascii="Roboto Mono" w:hAnsi="Roboto Mono"/>
+        </w:rPr>
+        <w:t xml:space="preserve">Document progress state. </w:t>
       </w:r>
     </w:p>
     <w:p>
       <w:pPr>
         <w:numPr>
           <w:ilvl w:val="0"/>
-          <w:numId w:val="27"/>
-        </w:numPr>
-        <w:rPr>
-          <w:rFonts w:ascii="Roboto Mono" w:hAnsi="Roboto Mono"/>
-        </w:rPr>
-      </w:pPr>
-      <w:r>
-        <w:rPr>
-          <w:rFonts w:ascii="Roboto Mono" w:hAnsi="Roboto Mono"/>
-        </w:rPr>
-        <w:t xml:space="preserve">Help quickly return to a game after long periods. </w:t>
+          <w:numId w:val="29"/>
+        </w:numPr>
+        <w:rPr>
+          <w:rFonts w:ascii="Roboto Mono" w:hAnsi="Roboto Mono"/>
+        </w:rPr>
+      </w:pPr>
+      <w:r>
+        <w:rPr>
+          <w:rFonts w:ascii="Roboto Mono" w:hAnsi="Roboto Mono"/>
+        </w:rPr>
+        <w:t xml:space="preserve">Preserve save structure after reinstalling. </w:t>
       </w:r>
     </w:p>
     <w:p>
       <w:pPr>
         <w:numPr>
           <w:ilvl w:val="0"/>
-          <w:numId w:val="27"/>
-        </w:numPr>
-        <w:rPr>
-          <w:rFonts w:ascii="Roboto Mono" w:hAnsi="Roboto Mono"/>
-        </w:rPr>
-      </w:pPr>
-      <w:r>
-        <w:rPr>
-          <w:rFonts w:ascii="Roboto Mono" w:hAnsi="Roboto Mono"/>
-        </w:rPr>
-        <w:t xml:space="preserve">Store platform-specific controls. </w:t>
+          <w:numId w:val="29"/>
+        </w:numPr>
+        <w:rPr>
+          <w:rFonts w:ascii="Roboto Mono" w:hAnsi="Roboto Mono"/>
+        </w:rPr>
+      </w:pPr>
+      <w:r>
+        <w:rPr>
+          <w:rFonts w:ascii="Roboto Mono" w:hAnsi="Roboto Mono"/>
+        </w:rPr>
+        <w:t xml:space="preserve">Track backup locations. </w:t>
+      </w:r>
+    </w:p>
+    <w:p>
+      <w:pPr>
+        <w:numPr>
+          <w:ilvl w:val="0"/>
+          <w:numId w:val="29"/>
+        </w:numPr>
+        <w:rPr>
+          <w:rFonts w:ascii="Roboto Mono" w:hAnsi="Roboto Mono"/>
+        </w:rPr>
+      </w:pPr>
+      <w:r>
+        <w:rPr>
+          <w:rFonts w:ascii="Roboto Mono" w:hAnsi="Roboto Mono"/>
+        </w:rPr>
+        <w:t xml:space="preserve">Record active save details. </w:t>
+      </w:r>
+    </w:p>
+    <w:p>
+      <w:pPr>
+        <w:pStyle w:val="Heading3"/>
+        <w:rPr>
+          <w:b/>
+          <w:bCs/>
+        </w:rPr>
+      </w:pPr>
+      <w:r>
+        <w:rPr>
+          <w:b/>
+          <w:bCs/>
+        </w:rPr>
+        <w:t>Rules and Guidelines</w:t>
       </w:r>
     </w:p>
     <w:p>
@@ -5268,25 +5509,25 @@
         <w:pStyle w:val="Heading4"/>
       </w:pPr>
       <w:r>
-        <w:t xml:space="preserve">What is </w:t>
-      </w:r>
-      <w:r>
-        <w:t xml:space="preserve">Game </w:t>
-      </w:r>
-      <w:r>
-        <w:rPr>
-          <w:rFonts w:eastAsiaTheme="minorHAnsi"/>
-        </w:rPr>
-        <w:t>Saving File</w:t>
-      </w:r>
-    </w:p>
-    <w:p>
-      <w:pPr>
-        <w:rPr>
-          <w:rFonts w:ascii="Arial" w:hAnsi="Arial"/>
-          <w:sz w:val="18"/>
-        </w:rPr>
-      </w:pPr>
+        <w:t>1-</w:t>
+      </w:r>
+      <w:r>
+        <w:t>G</w:t>
+      </w:r>
+      <w:r>
+        <w:t xml:space="preserve">ame </w:t>
+      </w:r>
+      <w:r>
+        <w:t>P</w:t>
+      </w:r>
+      <w:r>
+        <w:t>ackage</w:t>
+      </w:r>
+      <w:r>
+        <w:t xml:space="preserve"> Folder</w:t>
+      </w:r>
+    </w:p>
+    <w:p>
       <w:r>
         <w:rPr>
           <w:rFonts w:ascii="Arial" w:eastAsia="Arial" w:hAnsi="Arial" w:cs="Arial"/>
@@ -5304,9 +5545,18 @@
           <w:sz w:val="18"/>
           <w:highlight w:val="lightGray"/>
         </w:rPr>
-        <w:t xml:space="preserve">: Persons Table -&gt; ID Column: 1, </w:t>
-      </w:r>
-      <w:proofErr w:type="spellStart"/>
+        <w:t xml:space="preserve">: Persons Table -&gt; ID Column: 1, Name_En Column: Motasem Essam] -&gt; </w:t>
+      </w:r>
+      <w:r>
+        <w:rPr>
+          <w:rFonts w:ascii="Arial" w:eastAsia="Arial" w:hAnsi="Arial" w:cs="Arial"/>
+          <w:b/>
+          <w:color w:val="000000"/>
+          <w:sz w:val="18"/>
+          <w:highlight w:val="lightGray"/>
+        </w:rPr>
+        <w:t>From:</w:t>
+      </w:r>
       <w:r>
         <w:rPr>
           <w:rFonts w:ascii="Arial" w:eastAsia="Arial" w:hAnsi="Arial" w:cs="Arial"/>
@@ -5314,9 +5564,1861 @@
           <w:sz w:val="18"/>
           <w:highlight w:val="lightGray"/>
         </w:rPr>
-        <w:t>Name_En</w:t>
-      </w:r>
-      <w:proofErr w:type="spellEnd"/>
+        <w:t xml:space="preserve"> [ChatGPT]</w:t>
+      </w:r>
+      <w:r>
+        <w:rPr>
+          <w:rFonts w:ascii="Arial" w:hAnsi="Arial"/>
+          <w:color w:val="000000"/>
+          <w:sz w:val="18"/>
+          <w:highlight w:val="lightGray"/>
+        </w:rPr>
+        <w:t xml:space="preserve"> </w:t>
+      </w:r>
+      <w:r>
+        <w:rPr>
+          <w:rFonts w:ascii="Arial" w:hAnsi="Arial"/>
+          <w:b/>
+          <w:color w:val="000000"/>
+          <w:sz w:val="18"/>
+          <w:highlight w:val="lightGray"/>
+        </w:rPr>
+        <w:t>on</w:t>
+      </w:r>
+      <w:r>
+        <w:rPr>
+          <w:rFonts w:ascii="Arial" w:hAnsi="Arial"/>
+          <w:sz w:val="18"/>
+          <w:highlight w:val="lightGray"/>
+        </w:rPr>
+        <w:t xml:space="preserve"> [8/8/2025]</w:t>
+      </w:r>
+    </w:p>
+    <w:p>
+      <w:pPr>
+        <w:rPr>
+          <w:rFonts w:ascii="Roboto Mono" w:hAnsi="Roboto Mono"/>
+        </w:rPr>
+      </w:pPr>
+      <w:r>
+        <w:rPr>
+          <w:rFonts w:ascii="Roboto Mono" w:hAnsi="Roboto Mono"/>
+        </w:rPr>
+        <w:t>components of a game package Folder</w:t>
+      </w:r>
+    </w:p>
+    <w:p>
+      <w:pPr>
+        <w:rPr>
+          <w:rFonts w:ascii="Roboto Mono" w:hAnsi="Roboto Mono"/>
+        </w:rPr>
+      </w:pPr>
+      <w:r>
+        <w:rPr>
+          <w:rFonts w:ascii="Roboto Mono" w:hAnsi="Roboto Mono"/>
+        </w:rPr>
+        <w:pict w14:anchorId="01593A9A">
+          <v:rect id="_x0000_i1034" style="width:0;height:1.5pt" o:hralign="center" o:hrstd="t" o:hr="t" fillcolor="#a0a0a0" stroked="f"/>
+        </w:pict>
+      </w:r>
+    </w:p>
+    <w:p>
+      <w:pPr>
+        <w:numPr>
+          <w:ilvl w:val="0"/>
+          <w:numId w:val="1"/>
+        </w:numPr>
+        <w:rPr>
+          <w:rFonts w:ascii="Roboto Mono" w:hAnsi="Roboto Mono"/>
+        </w:rPr>
+      </w:pPr>
+      <w:r>
+        <w:rPr>
+          <w:rFonts w:ascii="Roboto Mono" w:hAnsi="Roboto Mono"/>
+          <w:b/>
+          <w:bCs/>
+        </w:rPr>
+        <w:t>1- Core</w:t>
+      </w:r>
+      <w:r>
+        <w:rPr>
+          <w:rFonts w:ascii="Roboto Mono" w:hAnsi="Roboto Mono"/>
+        </w:rPr>
+        <w:t xml:space="preserve"> </w:t>
+      </w:r>
+      <w:r>
+        <w:rPr>
+          <w:rFonts w:ascii="Arial" w:hAnsi="Arial" w:cs="Arial"/>
+        </w:rPr>
+        <w:t>→</w:t>
+      </w:r>
+      <w:r>
+        <w:rPr>
+          <w:rFonts w:ascii="Roboto Mono" w:hAnsi="Roboto Mono"/>
+        </w:rPr>
+        <w:t xml:space="preserve"> for the .exe, .rom, .iso, .bin, etc.</w:t>
+      </w:r>
+    </w:p>
+    <w:p>
+      <w:pPr>
+        <w:rPr>
+          <w:rFonts w:ascii="Roboto Mono" w:hAnsi="Roboto Mono"/>
+        </w:rPr>
+      </w:pPr>
+      <w:r>
+        <w:rPr>
+          <w:rFonts w:ascii="Roboto Mono" w:hAnsi="Roboto Mono"/>
+        </w:rPr>
+        <w:pict w14:anchorId="5BCB053A">
+          <v:rect id="_x0000_i1035" style="width:0;height:1.5pt" o:hralign="center" o:hrstd="t" o:hr="t" fillcolor="#a0a0a0" stroked="f"/>
+        </w:pict>
+      </w:r>
+    </w:p>
+    <w:p>
+      <w:pPr>
+        <w:numPr>
+          <w:ilvl w:val="0"/>
+          <w:numId w:val="1"/>
+        </w:numPr>
+        <w:rPr>
+          <w:rFonts w:ascii="Roboto Mono" w:hAnsi="Roboto Mono"/>
+        </w:rPr>
+      </w:pPr>
+      <w:r>
+        <w:rPr>
+          <w:rFonts w:ascii="Roboto Mono" w:hAnsi="Roboto Mono"/>
+          <w:b/>
+          <w:bCs/>
+        </w:rPr>
+        <w:t>2- Documentation</w:t>
+      </w:r>
+      <w:r>
+        <w:rPr>
+          <w:rFonts w:ascii="Roboto Mono" w:hAnsi="Roboto Mono"/>
+        </w:rPr>
+        <w:t xml:space="preserve"> </w:t>
+      </w:r>
+      <w:r>
+        <w:rPr>
+          <w:rFonts w:ascii="Arial" w:hAnsi="Arial" w:cs="Arial"/>
+        </w:rPr>
+        <w:t>→</w:t>
+      </w:r>
+      <w:r>
+        <w:rPr>
+          <w:rFonts w:ascii="Roboto Mono" w:hAnsi="Roboto Mono"/>
+        </w:rPr>
+        <w:t xml:space="preserve"> for PDF info, guides, manuals</w:t>
+      </w:r>
+    </w:p>
+    <w:p>
+      <w:pPr>
+        <w:numPr>
+          <w:ilvl w:val="0"/>
+          <w:numId w:val="2"/>
+        </w:numPr>
+        <w:rPr>
+          <w:rFonts w:ascii="Roboto Mono" w:hAnsi="Roboto Mono"/>
+        </w:rPr>
+      </w:pPr>
+      <w:r>
+        <w:rPr>
+          <w:rFonts w:ascii="Roboto Mono" w:hAnsi="Roboto Mono"/>
+          <w:b/>
+          <w:bCs/>
+        </w:rPr>
+        <w:lastRenderedPageBreak/>
+        <w:t>2.1- Manuals &amp; Booklets</w:t>
+      </w:r>
+      <w:r>
+        <w:rPr>
+          <w:rFonts w:ascii="Roboto Mono" w:hAnsi="Roboto Mono"/>
+        </w:rPr>
+        <w:br/>
+      </w:r>
+      <w:r>
+        <w:rPr>
+          <w:rFonts w:ascii="Arial" w:hAnsi="Arial" w:cs="Arial"/>
+        </w:rPr>
+        <w:t>→</w:t>
+      </w:r>
+      <w:r>
+        <w:rPr>
+          <w:rFonts w:ascii="Roboto Mono" w:hAnsi="Roboto Mono"/>
+        </w:rPr>
+        <w:t xml:space="preserve"> Official instruction manuals, booklets, warranty guides.</w:t>
+      </w:r>
+    </w:p>
+    <w:p>
+      <w:pPr>
+        <w:numPr>
+          <w:ilvl w:val="0"/>
+          <w:numId w:val="2"/>
+        </w:numPr>
+        <w:rPr>
+          <w:rFonts w:ascii="Roboto Mono" w:hAnsi="Roboto Mono"/>
+        </w:rPr>
+      </w:pPr>
+      <w:r>
+        <w:rPr>
+          <w:rFonts w:ascii="Roboto Mono" w:hAnsi="Roboto Mono"/>
+          <w:b/>
+          <w:bCs/>
+        </w:rPr>
+        <w:t>2.2- Guides &amp; Walkthroughs</w:t>
+      </w:r>
+      <w:r>
+        <w:rPr>
+          <w:rFonts w:ascii="Roboto Mono" w:hAnsi="Roboto Mono"/>
+        </w:rPr>
+        <w:br/>
+      </w:r>
+      <w:r>
+        <w:rPr>
+          <w:rFonts w:ascii="Arial" w:hAnsi="Arial" w:cs="Arial"/>
+        </w:rPr>
+        <w:t>→</w:t>
+      </w:r>
+      <w:r>
+        <w:rPr>
+          <w:rFonts w:ascii="Roboto Mono" w:hAnsi="Roboto Mono"/>
+        </w:rPr>
+        <w:t xml:space="preserve"> Strategy guides, cheats, FAQs, walkthroughs.</w:t>
+      </w:r>
+    </w:p>
+    <w:p>
+      <w:pPr>
+        <w:numPr>
+          <w:ilvl w:val="1"/>
+          <w:numId w:val="2"/>
+        </w:numPr>
+        <w:rPr>
+          <w:rFonts w:ascii="Roboto Mono" w:hAnsi="Roboto Mono"/>
+        </w:rPr>
+      </w:pPr>
+      <w:r>
+        <w:rPr>
+          <w:rFonts w:ascii="Roboto Mono" w:hAnsi="Roboto Mono"/>
+          <w:i/>
+          <w:iCs/>
+        </w:rPr>
+        <w:t>Example:</w:t>
+      </w:r>
+      <w:r>
+        <w:rPr>
+          <w:rFonts w:ascii="Roboto Mono" w:hAnsi="Roboto Mono"/>
+        </w:rPr>
+        <w:t xml:space="preserve"> GameSpot Cheats &amp; Guides - Commandos.pdf</w:t>
+      </w:r>
+    </w:p>
+    <w:p>
+      <w:pPr>
+        <w:numPr>
+          <w:ilvl w:val="0"/>
+          <w:numId w:val="2"/>
+        </w:numPr>
+        <w:rPr>
+          <w:rFonts w:ascii="Roboto Mono" w:hAnsi="Roboto Mono"/>
+        </w:rPr>
+      </w:pPr>
+      <w:r>
+        <w:rPr>
+          <w:rFonts w:ascii="Roboto Mono" w:hAnsi="Roboto Mono"/>
+          <w:b/>
+          <w:bCs/>
+        </w:rPr>
+        <w:t>2.3- Technical Docs</w:t>
+      </w:r>
+      <w:r>
+        <w:rPr>
+          <w:rFonts w:ascii="Roboto Mono" w:hAnsi="Roboto Mono"/>
+        </w:rPr>
+        <w:br/>
+      </w:r>
+      <w:r>
+        <w:rPr>
+          <w:rFonts w:ascii="Arial" w:hAnsi="Arial" w:cs="Arial"/>
+        </w:rPr>
+        <w:t>→</w:t>
+      </w:r>
+      <w:r>
+        <w:rPr>
+          <w:rFonts w:ascii="Roboto Mono" w:hAnsi="Roboto Mono"/>
+        </w:rPr>
+        <w:t xml:space="preserve"> Specs, patch notes, developer/system notes.</w:t>
+      </w:r>
+    </w:p>
+    <w:p>
+      <w:pPr>
+        <w:numPr>
+          <w:ilvl w:val="1"/>
+          <w:numId w:val="2"/>
+        </w:numPr>
+        <w:rPr>
+          <w:rFonts w:ascii="Roboto Mono" w:hAnsi="Roboto Mono"/>
+        </w:rPr>
+      </w:pPr>
+      <w:r>
+        <w:rPr>
+          <w:rFonts w:ascii="Roboto Mono" w:hAnsi="Roboto Mono"/>
+          <w:b/>
+          <w:bCs/>
+        </w:rPr>
+        <w:t>2.3.1- Specs</w:t>
+      </w:r>
+      <w:r>
+        <w:rPr>
+          <w:rFonts w:ascii="Roboto Mono" w:hAnsi="Roboto Mono"/>
+        </w:rPr>
+        <w:t xml:space="preserve"> </w:t>
+      </w:r>
+      <w:r>
+        <w:rPr>
+          <w:rFonts w:ascii="Arial" w:hAnsi="Arial" w:cs="Arial"/>
+        </w:rPr>
+        <w:t>→</w:t>
+      </w:r>
+      <w:r>
+        <w:rPr>
+          <w:rFonts w:ascii="Roboto Mono" w:hAnsi="Roboto Mono"/>
+        </w:rPr>
+        <w:t xml:space="preserve"> System requirements &amp; compatibility</w:t>
+      </w:r>
+    </w:p>
+    <w:p>
+      <w:pPr>
+        <w:numPr>
+          <w:ilvl w:val="2"/>
+          <w:numId w:val="2"/>
+        </w:numPr>
+        <w:rPr>
+          <w:rFonts w:ascii="Roboto Mono" w:hAnsi="Roboto Mono"/>
+        </w:rPr>
+      </w:pPr>
+      <w:r>
+        <w:rPr>
+          <w:rFonts w:ascii="Roboto Mono" w:hAnsi="Roboto Mono"/>
+          <w:i/>
+          <w:iCs/>
+        </w:rPr>
+        <w:t>Example:</w:t>
+      </w:r>
+      <w:r>
+        <w:rPr>
+          <w:rFonts w:ascii="Roboto Mono" w:hAnsi="Roboto Mono"/>
+        </w:rPr>
+        <w:t xml:space="preserve"> MobyGames Specs - Commandos.pdf</w:t>
+      </w:r>
+    </w:p>
+    <w:p>
+      <w:pPr>
+        <w:numPr>
+          <w:ilvl w:val="1"/>
+          <w:numId w:val="2"/>
+        </w:numPr>
+        <w:rPr>
+          <w:rFonts w:ascii="Roboto Mono" w:hAnsi="Roboto Mono"/>
+        </w:rPr>
+      </w:pPr>
+      <w:r>
+        <w:rPr>
+          <w:rFonts w:ascii="Roboto Mono" w:hAnsi="Roboto Mono"/>
+          <w:b/>
+          <w:bCs/>
+        </w:rPr>
+        <w:t>2.3.2- Patches</w:t>
+      </w:r>
+      <w:r>
+        <w:rPr>
+          <w:rFonts w:ascii="Roboto Mono" w:hAnsi="Roboto Mono"/>
+        </w:rPr>
+        <w:t xml:space="preserve"> </w:t>
+      </w:r>
+      <w:r>
+        <w:rPr>
+          <w:rFonts w:ascii="Arial" w:hAnsi="Arial" w:cs="Arial"/>
+        </w:rPr>
+        <w:t>→</w:t>
+      </w:r>
+      <w:r>
+        <w:rPr>
+          <w:rFonts w:ascii="Roboto Mono" w:hAnsi="Roboto Mono"/>
+        </w:rPr>
+        <w:t xml:space="preserve"> Patch lists &amp; changelogs</w:t>
+      </w:r>
+    </w:p>
+    <w:p>
+      <w:pPr>
+        <w:numPr>
+          <w:ilvl w:val="2"/>
+          <w:numId w:val="2"/>
+        </w:numPr>
+        <w:rPr>
+          <w:rFonts w:ascii="Roboto Mono" w:hAnsi="Roboto Mono"/>
+        </w:rPr>
+      </w:pPr>
+      <w:r>
+        <w:rPr>
+          <w:rFonts w:ascii="Roboto Mono" w:hAnsi="Roboto Mono"/>
+          <w:i/>
+          <w:iCs/>
+        </w:rPr>
+        <w:t>Example:</w:t>
+      </w:r>
+      <w:r>
+        <w:rPr>
+          <w:rFonts w:ascii="Roboto Mono" w:hAnsi="Roboto Mono"/>
+        </w:rPr>
+        <w:t xml:space="preserve"> MobyGames Patches - Commandos.pdf</w:t>
+      </w:r>
+    </w:p>
+    <w:p>
+      <w:pPr>
+        <w:numPr>
+          <w:ilvl w:val="0"/>
+          <w:numId w:val="2"/>
+        </w:numPr>
+        <w:rPr>
+          <w:rFonts w:ascii="Roboto Mono" w:hAnsi="Roboto Mono"/>
+        </w:rPr>
+      </w:pPr>
+      <w:r>
+        <w:rPr>
+          <w:rFonts w:ascii="Roboto Mono" w:hAnsi="Roboto Mono"/>
+          <w:b/>
+          <w:bCs/>
+        </w:rPr>
+        <w:t>2.4- Reference Sheets</w:t>
+      </w:r>
+      <w:r>
+        <w:rPr>
+          <w:rFonts w:ascii="Roboto Mono" w:hAnsi="Roboto Mono"/>
+        </w:rPr>
+        <w:br/>
+      </w:r>
+      <w:r>
+        <w:rPr>
+          <w:rFonts w:ascii="Arial" w:hAnsi="Arial" w:cs="Arial"/>
+        </w:rPr>
+        <w:t>→</w:t>
+      </w:r>
+      <w:r>
+        <w:rPr>
+          <w:rFonts w:ascii="Roboto Mono" w:hAnsi="Roboto Mono"/>
+        </w:rPr>
+        <w:t xml:space="preserve"> Quick reference info, lists, credits, releases.</w:t>
+      </w:r>
+    </w:p>
+    <w:p>
+      <w:pPr>
+        <w:numPr>
+          <w:ilvl w:val="1"/>
+          <w:numId w:val="2"/>
+        </w:numPr>
+        <w:rPr>
+          <w:rFonts w:ascii="Roboto Mono" w:hAnsi="Roboto Mono"/>
+        </w:rPr>
+      </w:pPr>
+      <w:r>
+        <w:rPr>
+          <w:rFonts w:ascii="Roboto Mono" w:hAnsi="Roboto Mono"/>
+          <w:b/>
+          <w:bCs/>
+        </w:rPr>
+        <w:t>2.4.1- Credits</w:t>
+      </w:r>
+      <w:r>
+        <w:rPr>
+          <w:rFonts w:ascii="Roboto Mono" w:hAnsi="Roboto Mono"/>
+        </w:rPr>
+        <w:t xml:space="preserve"> </w:t>
+      </w:r>
+      <w:r>
+        <w:rPr>
+          <w:rFonts w:ascii="Arial" w:hAnsi="Arial" w:cs="Arial"/>
+        </w:rPr>
+        <w:t>→</w:t>
+      </w:r>
+      <w:r>
+        <w:rPr>
+          <w:rFonts w:ascii="Roboto Mono" w:hAnsi="Roboto Mono"/>
+        </w:rPr>
+        <w:t xml:space="preserve"> Developer/staff credits</w:t>
+      </w:r>
+    </w:p>
+    <w:p>
+      <w:pPr>
+        <w:numPr>
+          <w:ilvl w:val="2"/>
+          <w:numId w:val="2"/>
+        </w:numPr>
+        <w:rPr>
+          <w:rFonts w:ascii="Roboto Mono" w:hAnsi="Roboto Mono"/>
+        </w:rPr>
+      </w:pPr>
+      <w:r>
+        <w:rPr>
+          <w:rFonts w:ascii="Roboto Mono" w:hAnsi="Roboto Mono"/>
+          <w:i/>
+          <w:iCs/>
+        </w:rPr>
+        <w:t>Example:</w:t>
+      </w:r>
+      <w:r>
+        <w:rPr>
+          <w:rFonts w:ascii="Roboto Mono" w:hAnsi="Roboto Mono"/>
+        </w:rPr>
+        <w:t xml:space="preserve"> MobyGames Credits - Commandos.pdf</w:t>
+      </w:r>
+    </w:p>
+    <w:p>
+      <w:pPr>
+        <w:numPr>
+          <w:ilvl w:val="1"/>
+          <w:numId w:val="2"/>
+        </w:numPr>
+        <w:rPr>
+          <w:rFonts w:ascii="Roboto Mono" w:hAnsi="Roboto Mono"/>
+        </w:rPr>
+      </w:pPr>
+      <w:r>
+        <w:rPr>
+          <w:rFonts w:ascii="Roboto Mono" w:hAnsi="Roboto Mono"/>
+          <w:b/>
+          <w:bCs/>
+        </w:rPr>
+        <w:t>2.4.2- Releases</w:t>
+      </w:r>
+      <w:r>
+        <w:rPr>
+          <w:rFonts w:ascii="Roboto Mono" w:hAnsi="Roboto Mono"/>
+        </w:rPr>
+        <w:t xml:space="preserve"> </w:t>
+      </w:r>
+      <w:r>
+        <w:rPr>
+          <w:rFonts w:ascii="Arial" w:hAnsi="Arial" w:cs="Arial"/>
+        </w:rPr>
+        <w:t>→</w:t>
+      </w:r>
+      <w:r>
+        <w:rPr>
+          <w:rFonts w:ascii="Roboto Mono" w:hAnsi="Roboto Mono"/>
+        </w:rPr>
+        <w:t xml:space="preserve"> Platforms, versions, editions</w:t>
+      </w:r>
+    </w:p>
+    <w:p>
+      <w:pPr>
+        <w:numPr>
+          <w:ilvl w:val="2"/>
+          <w:numId w:val="2"/>
+        </w:numPr>
+        <w:rPr>
+          <w:rFonts w:ascii="Roboto Mono" w:hAnsi="Roboto Mono"/>
+        </w:rPr>
+      </w:pPr>
+      <w:r>
+        <w:rPr>
+          <w:rFonts w:ascii="Roboto Mono" w:hAnsi="Roboto Mono"/>
+          <w:i/>
+          <w:iCs/>
+        </w:rPr>
+        <w:t>Example:</w:t>
+      </w:r>
+      <w:r>
+        <w:rPr>
+          <w:rFonts w:ascii="Roboto Mono" w:hAnsi="Roboto Mono"/>
+        </w:rPr>
+        <w:t xml:space="preserve"> MobyGames Releases - Commandos.pdf</w:t>
+      </w:r>
+    </w:p>
+    <w:p>
+      <w:pPr>
+        <w:numPr>
+          <w:ilvl w:val="1"/>
+          <w:numId w:val="2"/>
+        </w:numPr>
+        <w:rPr>
+          <w:rFonts w:ascii="Roboto Mono" w:hAnsi="Roboto Mono"/>
+        </w:rPr>
+      </w:pPr>
+      <w:r>
+        <w:rPr>
+          <w:rFonts w:ascii="Roboto Mono" w:hAnsi="Roboto Mono"/>
+          <w:b/>
+          <w:bCs/>
+        </w:rPr>
+        <w:t>2.4.3- Prices</w:t>
+      </w:r>
+      <w:r>
+        <w:rPr>
+          <w:rFonts w:ascii="Roboto Mono" w:hAnsi="Roboto Mono"/>
+        </w:rPr>
+        <w:t xml:space="preserve"> </w:t>
+      </w:r>
+      <w:r>
+        <w:rPr>
+          <w:rFonts w:ascii="Arial" w:hAnsi="Arial" w:cs="Arial"/>
+        </w:rPr>
+        <w:t>→</w:t>
+      </w:r>
+      <w:r>
+        <w:rPr>
+          <w:rFonts w:ascii="Roboto Mono" w:hAnsi="Roboto Mono"/>
+        </w:rPr>
+        <w:t xml:space="preserve"> Historical pricing data</w:t>
+      </w:r>
+    </w:p>
+    <w:p>
+      <w:pPr>
+        <w:numPr>
+          <w:ilvl w:val="2"/>
+          <w:numId w:val="2"/>
+        </w:numPr>
+        <w:rPr>
+          <w:rFonts w:ascii="Roboto Mono" w:hAnsi="Roboto Mono"/>
+        </w:rPr>
+      </w:pPr>
+      <w:r>
+        <w:rPr>
+          <w:rFonts w:ascii="Roboto Mono" w:hAnsi="Roboto Mono"/>
+          <w:i/>
+          <w:iCs/>
+        </w:rPr>
+        <w:t>Example:</w:t>
+      </w:r>
+      <w:r>
+        <w:rPr>
+          <w:rFonts w:ascii="Roboto Mono" w:hAnsi="Roboto Mono"/>
+        </w:rPr>
+        <w:t xml:space="preserve"> MobyGames Prices - Commandos.pdf</w:t>
+      </w:r>
+    </w:p>
+    <w:p>
+      <w:pPr>
+        <w:numPr>
+          <w:ilvl w:val="0"/>
+          <w:numId w:val="2"/>
+        </w:numPr>
+        <w:rPr>
+          <w:rFonts w:ascii="Roboto Mono" w:hAnsi="Roboto Mono"/>
+        </w:rPr>
+      </w:pPr>
+      <w:r>
+        <w:rPr>
+          <w:rFonts w:ascii="Roboto Mono" w:hAnsi="Roboto Mono"/>
+          <w:b/>
+          <w:bCs/>
+        </w:rPr>
+        <w:t>2.5- Lore &amp; Story</w:t>
+      </w:r>
+      <w:r>
+        <w:rPr>
+          <w:rFonts w:ascii="Roboto Mono" w:hAnsi="Roboto Mono"/>
+        </w:rPr>
+        <w:br/>
+      </w:r>
+      <w:r>
+        <w:rPr>
+          <w:rFonts w:ascii="Arial" w:hAnsi="Arial" w:cs="Arial"/>
+        </w:rPr>
+        <w:t>→</w:t>
+      </w:r>
+      <w:r>
+        <w:rPr>
+          <w:rFonts w:ascii="Roboto Mono" w:hAnsi="Roboto Mono"/>
+        </w:rPr>
+        <w:t xml:space="preserve"> Story summaries, trivia, in-universe docs.</w:t>
+      </w:r>
+    </w:p>
+    <w:p>
+      <w:pPr>
+        <w:numPr>
+          <w:ilvl w:val="1"/>
+          <w:numId w:val="2"/>
+        </w:numPr>
+        <w:rPr>
+          <w:rFonts w:ascii="Roboto Mono" w:hAnsi="Roboto Mono"/>
+        </w:rPr>
+      </w:pPr>
+      <w:r>
+        <w:rPr>
+          <w:rFonts w:ascii="Roboto Mono" w:hAnsi="Roboto Mono"/>
+          <w:i/>
+          <w:iCs/>
+        </w:rPr>
+        <w:t>Example:</w:t>
+      </w:r>
+      <w:r>
+        <w:rPr>
+          <w:rFonts w:ascii="Roboto Mono" w:hAnsi="Roboto Mono"/>
+        </w:rPr>
+        <w:t xml:space="preserve"> MobyGames Trivia - Commandos.pdf</w:t>
+      </w:r>
+    </w:p>
+    <w:p>
+      <w:pPr>
+        <w:numPr>
+          <w:ilvl w:val="0"/>
+          <w:numId w:val="2"/>
+        </w:numPr>
+        <w:rPr>
+          <w:rFonts w:ascii="Roboto Mono" w:hAnsi="Roboto Mono"/>
+        </w:rPr>
+      </w:pPr>
+      <w:r>
+        <w:rPr>
+          <w:rFonts w:ascii="Roboto Mono" w:hAnsi="Roboto Mono"/>
+          <w:b/>
+          <w:bCs/>
+        </w:rPr>
+        <w:t>2.6- Articles &amp; Reviews</w:t>
+      </w:r>
+      <w:r>
+        <w:rPr>
+          <w:rFonts w:ascii="Roboto Mono" w:hAnsi="Roboto Mono"/>
+        </w:rPr>
+        <w:br/>
+      </w:r>
+      <w:r>
+        <w:rPr>
+          <w:rFonts w:ascii="Arial" w:hAnsi="Arial" w:cs="Arial"/>
+        </w:rPr>
+        <w:t>→</w:t>
+      </w:r>
+      <w:r>
+        <w:rPr>
+          <w:rFonts w:ascii="Roboto Mono" w:hAnsi="Roboto Mono"/>
+        </w:rPr>
+        <w:t xml:space="preserve"> Magazine scans, reviews, previews, press.</w:t>
+      </w:r>
+    </w:p>
+    <w:p>
+      <w:pPr>
+        <w:numPr>
+          <w:ilvl w:val="1"/>
+          <w:numId w:val="2"/>
+        </w:numPr>
+        <w:rPr>
+          <w:rFonts w:ascii="Roboto Mono" w:hAnsi="Roboto Mono"/>
+        </w:rPr>
+      </w:pPr>
+      <w:r>
+        <w:rPr>
+          <w:rFonts w:ascii="Roboto Mono" w:hAnsi="Roboto Mono"/>
+          <w:i/>
+          <w:iCs/>
+        </w:rPr>
+        <w:t>Example:</w:t>
+      </w:r>
+      <w:r>
+        <w:rPr>
+          <w:rFonts w:ascii="Roboto Mono" w:hAnsi="Roboto Mono"/>
+        </w:rPr>
+        <w:t xml:space="preserve"> MobyGames Reviews - Commandos.pdf</w:t>
+      </w:r>
+    </w:p>
+    <w:p>
+      <w:pPr>
+        <w:numPr>
+          <w:ilvl w:val="1"/>
+          <w:numId w:val="2"/>
+        </w:numPr>
+        <w:rPr>
+          <w:rFonts w:ascii="Roboto Mono" w:hAnsi="Roboto Mono"/>
+        </w:rPr>
+      </w:pPr>
+      <w:r>
+        <w:rPr>
+          <w:rFonts w:ascii="Roboto Mono" w:hAnsi="Roboto Mono"/>
+          <w:i/>
+          <w:iCs/>
+        </w:rPr>
+        <w:t>Example:</w:t>
+      </w:r>
+      <w:r>
+        <w:rPr>
+          <w:rFonts w:ascii="Roboto Mono" w:hAnsi="Roboto Mono"/>
+        </w:rPr>
+        <w:t xml:space="preserve"> MobyGames Profile - Commandos.pdf</w:t>
+      </w:r>
+    </w:p>
+    <w:p>
+      <w:pPr>
+        <w:numPr>
+          <w:ilvl w:val="0"/>
+          <w:numId w:val="2"/>
+        </w:numPr>
+        <w:rPr>
+          <w:rFonts w:ascii="Roboto Mono" w:hAnsi="Roboto Mono"/>
+        </w:rPr>
+      </w:pPr>
+      <w:r>
+        <w:rPr>
+          <w:rFonts w:ascii="Roboto Mono" w:hAnsi="Roboto Mono"/>
+          <w:b/>
+          <w:bCs/>
+        </w:rPr>
+        <w:lastRenderedPageBreak/>
+        <w:t>2.7- Community Docs</w:t>
+      </w:r>
+      <w:r>
+        <w:rPr>
+          <w:rFonts w:ascii="Roboto Mono" w:hAnsi="Roboto Mono"/>
+        </w:rPr>
+        <w:br/>
+      </w:r>
+      <w:r>
+        <w:rPr>
+          <w:rFonts w:ascii="Arial" w:hAnsi="Arial" w:cs="Arial"/>
+        </w:rPr>
+        <w:t>→</w:t>
+      </w:r>
+      <w:r>
+        <w:rPr>
+          <w:rFonts w:ascii="Roboto Mono" w:hAnsi="Roboto Mono"/>
+        </w:rPr>
+        <w:t xml:space="preserve"> Fan or community contributions.</w:t>
+      </w:r>
+    </w:p>
+    <w:p>
+      <w:pPr>
+        <w:numPr>
+          <w:ilvl w:val="1"/>
+          <w:numId w:val="2"/>
+        </w:numPr>
+        <w:rPr>
+          <w:rFonts w:ascii="Roboto Mono" w:hAnsi="Roboto Mono"/>
+        </w:rPr>
+      </w:pPr>
+      <w:r>
+        <w:rPr>
+          <w:rFonts w:ascii="Roboto Mono" w:hAnsi="Roboto Mono"/>
+          <w:b/>
+          <w:bCs/>
+        </w:rPr>
+        <w:t>2.7.1- Forums</w:t>
+      </w:r>
+      <w:r>
+        <w:rPr>
+          <w:rFonts w:ascii="Roboto Mono" w:hAnsi="Roboto Mono"/>
+        </w:rPr>
+        <w:t xml:space="preserve"> </w:t>
+      </w:r>
+      <w:r>
+        <w:rPr>
+          <w:rFonts w:ascii="Arial" w:hAnsi="Arial" w:cs="Arial"/>
+        </w:rPr>
+        <w:t>→</w:t>
+      </w:r>
+      <w:r>
+        <w:rPr>
+          <w:rFonts w:ascii="Roboto Mono" w:hAnsi="Roboto Mono"/>
+        </w:rPr>
+        <w:t xml:space="preserve"> Forum discussions/threads</w:t>
+      </w:r>
+    </w:p>
+    <w:p>
+      <w:pPr>
+        <w:numPr>
+          <w:ilvl w:val="2"/>
+          <w:numId w:val="2"/>
+        </w:numPr>
+        <w:rPr>
+          <w:rFonts w:ascii="Roboto Mono" w:hAnsi="Roboto Mono"/>
+        </w:rPr>
+      </w:pPr>
+      <w:r>
+        <w:rPr>
+          <w:rFonts w:ascii="Roboto Mono" w:hAnsi="Roboto Mono"/>
+          <w:i/>
+          <w:iCs/>
+        </w:rPr>
+        <w:t>Example:</w:t>
+      </w:r>
+      <w:r>
+        <w:rPr>
+          <w:rFonts w:ascii="Roboto Mono" w:hAnsi="Roboto Mono"/>
+        </w:rPr>
+        <w:t xml:space="preserve"> MobyGames Forum - Commandos.pdf</w:t>
+      </w:r>
+    </w:p>
+    <w:p>
+      <w:pPr>
+        <w:numPr>
+          <w:ilvl w:val="1"/>
+          <w:numId w:val="2"/>
+        </w:numPr>
+        <w:rPr>
+          <w:rFonts w:ascii="Roboto Mono" w:hAnsi="Roboto Mono"/>
+        </w:rPr>
+      </w:pPr>
+      <w:r>
+        <w:rPr>
+          <w:rFonts w:ascii="Roboto Mono" w:hAnsi="Roboto Mono"/>
+          <w:b/>
+          <w:bCs/>
+        </w:rPr>
+        <w:t>2.7.2- Contributions</w:t>
+      </w:r>
+      <w:r>
+        <w:rPr>
+          <w:rFonts w:ascii="Roboto Mono" w:hAnsi="Roboto Mono"/>
+        </w:rPr>
+        <w:t xml:space="preserve"> </w:t>
+      </w:r>
+      <w:r>
+        <w:rPr>
+          <w:rFonts w:ascii="Arial" w:hAnsi="Arial" w:cs="Arial"/>
+        </w:rPr>
+        <w:t>→</w:t>
+      </w:r>
+      <w:r>
+        <w:rPr>
+          <w:rFonts w:ascii="Roboto Mono" w:hAnsi="Roboto Mono"/>
+        </w:rPr>
+        <w:t xml:space="preserve"> Fan submissions, translation, modding help</w:t>
+      </w:r>
+    </w:p>
+    <w:p>
+      <w:pPr>
+        <w:numPr>
+          <w:ilvl w:val="2"/>
+          <w:numId w:val="2"/>
+        </w:numPr>
+        <w:rPr>
+          <w:rFonts w:ascii="Roboto Mono" w:hAnsi="Roboto Mono"/>
+        </w:rPr>
+      </w:pPr>
+      <w:r>
+        <w:rPr>
+          <w:rFonts w:ascii="Roboto Mono" w:hAnsi="Roboto Mono"/>
+          <w:i/>
+          <w:iCs/>
+        </w:rPr>
+        <w:t>Example:</w:t>
+      </w:r>
+      <w:r>
+        <w:rPr>
+          <w:rFonts w:ascii="Roboto Mono" w:hAnsi="Roboto Mono"/>
+        </w:rPr>
+        <w:t xml:space="preserve"> MobyGames Contribute - Commandos.pdf</w:t>
+      </w:r>
+    </w:p>
+    <w:p>
+      <w:pPr>
+        <w:numPr>
+          <w:ilvl w:val="1"/>
+          <w:numId w:val="2"/>
+        </w:numPr>
+        <w:rPr>
+          <w:rFonts w:ascii="Roboto Mono" w:hAnsi="Roboto Mono"/>
+        </w:rPr>
+      </w:pPr>
+      <w:r>
+        <w:rPr>
+          <w:rFonts w:ascii="Roboto Mono" w:hAnsi="Roboto Mono"/>
+          <w:b/>
+          <w:bCs/>
+        </w:rPr>
+        <w:t>2.8- Archived Media Pages</w:t>
+      </w:r>
+      <w:r>
+        <w:rPr>
+          <w:rFonts w:ascii="Roboto Mono" w:hAnsi="Roboto Mono"/>
+        </w:rPr>
+        <w:br/>
+      </w:r>
+      <w:r>
+        <w:rPr>
+          <w:rFonts w:ascii="Roboto Mono" w:hAnsi="Roboto Mono"/>
+          <w:i/>
+          <w:iCs/>
+        </w:rPr>
+        <w:t>(PDF exports of image/video content, not the media files themselves)</w:t>
+      </w:r>
+    </w:p>
+    <w:p>
+      <w:pPr>
+        <w:numPr>
+          <w:ilvl w:val="2"/>
+          <w:numId w:val="2"/>
+        </w:numPr>
+        <w:rPr>
+          <w:rFonts w:ascii="Roboto Mono" w:hAnsi="Roboto Mono"/>
+        </w:rPr>
+      </w:pPr>
+      <w:r>
+        <w:rPr>
+          <w:rFonts w:ascii="Roboto Mono" w:hAnsi="Roboto Mono"/>
+          <w:b/>
+          <w:bCs/>
+        </w:rPr>
+        <w:t>2.8.1- Covers (PDF)</w:t>
+      </w:r>
+    </w:p>
+    <w:p>
+      <w:pPr>
+        <w:numPr>
+          <w:ilvl w:val="3"/>
+          <w:numId w:val="2"/>
+        </w:numPr>
+        <w:rPr>
+          <w:rFonts w:ascii="Roboto Mono" w:hAnsi="Roboto Mono"/>
+          <w:sz w:val="20"/>
+          <w:szCs w:val="20"/>
+        </w:rPr>
+      </w:pPr>
+      <w:r>
+        <w:rPr>
+          <w:rFonts w:ascii="Roboto Mono" w:hAnsi="Roboto Mono"/>
+          <w:i/>
+          <w:iCs/>
+          <w:sz w:val="20"/>
+          <w:szCs w:val="20"/>
+        </w:rPr>
+        <w:t>Example:</w:t>
+      </w:r>
+      <w:r>
+        <w:rPr>
+          <w:rFonts w:ascii="Roboto Mono" w:hAnsi="Roboto Mono"/>
+          <w:sz w:val="20"/>
+          <w:szCs w:val="20"/>
+        </w:rPr>
+        <w:t xml:space="preserve"> MobyGames Covers - Commandos.pdf</w:t>
+      </w:r>
+    </w:p>
+    <w:p>
+      <w:pPr>
+        <w:numPr>
+          <w:ilvl w:val="2"/>
+          <w:numId w:val="2"/>
+        </w:numPr>
+        <w:rPr>
+          <w:rFonts w:ascii="Roboto Mono" w:hAnsi="Roboto Mono"/>
+        </w:rPr>
+      </w:pPr>
+      <w:r>
+        <w:rPr>
+          <w:rFonts w:ascii="Roboto Mono" w:hAnsi="Roboto Mono"/>
+          <w:b/>
+          <w:bCs/>
+        </w:rPr>
+        <w:t>2.8.</w:t>
+      </w:r>
+      <w:r>
+        <w:rPr>
+          <w:rFonts w:ascii="Roboto Mono" w:hAnsi="Roboto Mono"/>
+          <w:b/>
+          <w:bCs/>
+        </w:rPr>
+        <w:t>2</w:t>
+      </w:r>
+      <w:r>
+        <w:rPr>
+          <w:rFonts w:ascii="Roboto Mono" w:hAnsi="Roboto Mono"/>
+          <w:b/>
+          <w:bCs/>
+        </w:rPr>
+        <w:t>- Screenshots (PDF)</w:t>
+      </w:r>
+    </w:p>
+    <w:p>
+      <w:pPr>
+        <w:numPr>
+          <w:ilvl w:val="2"/>
+          <w:numId w:val="3"/>
+        </w:numPr>
+        <w:rPr>
+          <w:rFonts w:ascii="Roboto Mono" w:hAnsi="Roboto Mono"/>
+          <w:sz w:val="20"/>
+          <w:szCs w:val="20"/>
+        </w:rPr>
+      </w:pPr>
+      <w:r>
+        <w:rPr>
+          <w:rFonts w:ascii="Roboto Mono" w:hAnsi="Roboto Mono"/>
+          <w:i/>
+          <w:iCs/>
+          <w:sz w:val="20"/>
+          <w:szCs w:val="20"/>
+        </w:rPr>
+        <w:t>Example:</w:t>
+      </w:r>
+      <w:r>
+        <w:rPr>
+          <w:rFonts w:ascii="Roboto Mono" w:hAnsi="Roboto Mono"/>
+          <w:sz w:val="20"/>
+          <w:szCs w:val="20"/>
+        </w:rPr>
+        <w:t xml:space="preserve"> MobyGames Screenshots - Commandos.pdf</w:t>
+      </w:r>
+    </w:p>
+    <w:p>
+      <w:pPr>
+        <w:numPr>
+          <w:ilvl w:val="2"/>
+          <w:numId w:val="2"/>
+        </w:numPr>
+        <w:rPr>
+          <w:rFonts w:ascii="Roboto Mono" w:hAnsi="Roboto Mono"/>
+        </w:rPr>
+      </w:pPr>
+      <w:r>
+        <w:rPr>
+          <w:rFonts w:ascii="Roboto Mono" w:hAnsi="Roboto Mono"/>
+          <w:b/>
+          <w:bCs/>
+        </w:rPr>
+        <w:t>2.8.</w:t>
+      </w:r>
+      <w:r>
+        <w:rPr>
+          <w:rFonts w:ascii="Roboto Mono" w:hAnsi="Roboto Mono"/>
+          <w:b/>
+          <w:bCs/>
+        </w:rPr>
+        <w:t>3-</w:t>
+      </w:r>
+      <w:r>
+        <w:rPr>
+          <w:rFonts w:ascii="Roboto Mono" w:hAnsi="Roboto Mono"/>
+          <w:b/>
+          <w:bCs/>
+        </w:rPr>
+        <w:t>Promotional Art (PDF)</w:t>
+      </w:r>
+    </w:p>
+    <w:p>
+      <w:pPr>
+        <w:numPr>
+          <w:ilvl w:val="2"/>
+          <w:numId w:val="3"/>
+        </w:numPr>
+        <w:rPr>
+          <w:rFonts w:ascii="Roboto Mono" w:hAnsi="Roboto Mono"/>
+          <w:sz w:val="20"/>
+          <w:szCs w:val="20"/>
+        </w:rPr>
+      </w:pPr>
+      <w:r>
+        <w:rPr>
+          <w:rFonts w:ascii="Roboto Mono" w:hAnsi="Roboto Mono"/>
+          <w:i/>
+          <w:iCs/>
+          <w:sz w:val="20"/>
+          <w:szCs w:val="20"/>
+        </w:rPr>
+        <w:t>Example:</w:t>
+      </w:r>
+      <w:r>
+        <w:rPr>
+          <w:rFonts w:ascii="Roboto Mono" w:hAnsi="Roboto Mono"/>
+          <w:sz w:val="20"/>
+          <w:szCs w:val="20"/>
+        </w:rPr>
+        <w:t xml:space="preserve"> MobyGames Promos - Commandos.pdf</w:t>
+      </w:r>
+    </w:p>
+    <w:p>
+      <w:pPr>
+        <w:numPr>
+          <w:ilvl w:val="2"/>
+          <w:numId w:val="2"/>
+        </w:numPr>
+        <w:rPr>
+          <w:rFonts w:ascii="Roboto Mono" w:hAnsi="Roboto Mono"/>
+        </w:rPr>
+      </w:pPr>
+      <w:r>
+        <w:rPr>
+          <w:rFonts w:ascii="Roboto Mono" w:hAnsi="Roboto Mono"/>
+          <w:b/>
+          <w:bCs/>
+        </w:rPr>
+        <w:t>2.8.</w:t>
+      </w:r>
+      <w:r>
+        <w:rPr>
+          <w:rFonts w:ascii="Roboto Mono" w:hAnsi="Roboto Mono"/>
+          <w:b/>
+          <w:bCs/>
+        </w:rPr>
+        <w:t>4-</w:t>
+      </w:r>
+      <w:r>
+        <w:rPr>
+          <w:rFonts w:ascii="Roboto Mono" w:hAnsi="Roboto Mono"/>
+          <w:b/>
+          <w:bCs/>
+        </w:rPr>
+        <w:t>Mixed Media Pages (PDF)</w:t>
+      </w:r>
+    </w:p>
+    <w:p>
+      <w:pPr>
+        <w:numPr>
+          <w:ilvl w:val="2"/>
+          <w:numId w:val="3"/>
+        </w:numPr>
+        <w:rPr>
+          <w:rFonts w:ascii="Roboto Mono" w:hAnsi="Roboto Mono"/>
+          <w:sz w:val="20"/>
+          <w:szCs w:val="20"/>
+        </w:rPr>
+      </w:pPr>
+      <w:r>
+        <w:rPr>
+          <w:rFonts w:ascii="Roboto Mono" w:hAnsi="Roboto Mono"/>
+          <w:i/>
+          <w:iCs/>
+          <w:sz w:val="20"/>
+          <w:szCs w:val="20"/>
+        </w:rPr>
+        <w:t>Example:</w:t>
+      </w:r>
+      <w:r>
+        <w:rPr>
+          <w:rFonts w:ascii="Roboto Mono" w:hAnsi="Roboto Mono"/>
+          <w:sz w:val="20"/>
+          <w:szCs w:val="20"/>
+        </w:rPr>
+        <w:t xml:space="preserve"> MobyGames Media - Commandos.pdf</w:t>
+      </w:r>
+    </w:p>
+    <w:p>
+      <w:pPr>
+        <w:rPr>
+          <w:rFonts w:ascii="Roboto Mono" w:hAnsi="Roboto Mono"/>
+        </w:rPr>
+      </w:pPr>
+    </w:p>
+    <w:p>
+      <w:pPr>
+        <w:rPr>
+          <w:rFonts w:ascii="Roboto Mono" w:hAnsi="Roboto Mono"/>
+        </w:rPr>
+      </w:pPr>
+      <w:r>
+        <w:rPr>
+          <w:rFonts w:ascii="Roboto Mono" w:hAnsi="Roboto Mono"/>
+        </w:rPr>
+        <w:pict w14:anchorId="0F30EC78">
+          <v:rect id="_x0000_i1036" style="width:0;height:1.5pt" o:hralign="center" o:hrstd="t" o:hr="t" fillcolor="#a0a0a0" stroked="f"/>
+        </w:pict>
+      </w:r>
+    </w:p>
+    <w:p>
+      <w:pPr>
+        <w:numPr>
+          <w:ilvl w:val="0"/>
+          <w:numId w:val="1"/>
+        </w:numPr>
+        <w:rPr>
+          <w:rFonts w:ascii="Roboto Mono" w:hAnsi="Roboto Mono"/>
+        </w:rPr>
+      </w:pPr>
+      <w:r>
+        <w:rPr>
+          <w:rFonts w:ascii="Roboto Mono" w:hAnsi="Roboto Mono"/>
+          <w:b/>
+          <w:bCs/>
+        </w:rPr>
+        <w:t>3- Media</w:t>
+      </w:r>
+      <w:r>
+        <w:rPr>
+          <w:rFonts w:ascii="Roboto Mono" w:hAnsi="Roboto Mono"/>
+        </w:rPr>
+        <w:t xml:space="preserve"> </w:t>
+      </w:r>
+      <w:r>
+        <w:rPr>
+          <w:rFonts w:ascii="Arial" w:hAnsi="Arial" w:cs="Arial"/>
+        </w:rPr>
+        <w:t>→</w:t>
+      </w:r>
+      <w:r>
+        <w:rPr>
+          <w:rFonts w:ascii="Roboto Mono" w:hAnsi="Roboto Mono"/>
+        </w:rPr>
+        <w:t xml:space="preserve"> all media-related files</w:t>
+      </w:r>
+    </w:p>
+    <w:p>
+      <w:pPr>
+        <w:numPr>
+          <w:ilvl w:val="1"/>
+          <w:numId w:val="1"/>
+        </w:numPr>
+        <w:rPr>
+          <w:rFonts w:ascii="Roboto Mono" w:hAnsi="Roboto Mono"/>
+        </w:rPr>
+      </w:pPr>
+      <w:r>
+        <w:rPr>
+          <w:rFonts w:ascii="Roboto Mono" w:hAnsi="Roboto Mono"/>
+          <w:b/>
+          <w:bCs/>
+        </w:rPr>
+        <w:t>3.1- Images</w:t>
+      </w:r>
+    </w:p>
+    <w:p>
+      <w:pPr>
+        <w:numPr>
+          <w:ilvl w:val="2"/>
+          <w:numId w:val="1"/>
+        </w:numPr>
+        <w:rPr>
+          <w:rFonts w:ascii="Roboto Mono" w:hAnsi="Roboto Mono"/>
+        </w:rPr>
+      </w:pPr>
+      <w:r>
+        <w:rPr>
+          <w:rFonts w:ascii="Roboto Mono" w:hAnsi="Roboto Mono"/>
+          <w:b/>
+          <w:bCs/>
+        </w:rPr>
+        <w:t>Covers &amp; Box Art</w:t>
+      </w:r>
+      <w:r>
+        <w:rPr>
+          <w:rFonts w:ascii="Roboto Mono" w:hAnsi="Roboto Mono"/>
+        </w:rPr>
+        <w:t xml:space="preserve"> </w:t>
+      </w:r>
+      <w:r>
+        <w:rPr>
+          <w:rFonts w:ascii="Arial" w:hAnsi="Arial" w:cs="Arial"/>
+        </w:rPr>
+        <w:t>→</w:t>
+      </w:r>
+      <w:r>
+        <w:rPr>
+          <w:rFonts w:ascii="Roboto Mono" w:hAnsi="Roboto Mono"/>
+        </w:rPr>
+        <w:t xml:space="preserve"> official front/back covers</w:t>
+      </w:r>
+    </w:p>
+    <w:p>
+      <w:pPr>
+        <w:numPr>
+          <w:ilvl w:val="2"/>
+          <w:numId w:val="1"/>
+        </w:numPr>
+        <w:rPr>
+          <w:rFonts w:ascii="Roboto Mono" w:hAnsi="Roboto Mono"/>
+        </w:rPr>
+      </w:pPr>
+      <w:r>
+        <w:rPr>
+          <w:rFonts w:ascii="Roboto Mono" w:hAnsi="Roboto Mono"/>
+          <w:b/>
+          <w:bCs/>
+        </w:rPr>
+        <w:t>Promotional Art</w:t>
+      </w:r>
+      <w:r>
+        <w:rPr>
+          <w:rFonts w:ascii="Roboto Mono" w:hAnsi="Roboto Mono"/>
+        </w:rPr>
+        <w:t xml:space="preserve"> </w:t>
+      </w:r>
+      <w:r>
+        <w:rPr>
+          <w:rFonts w:ascii="Arial" w:hAnsi="Arial" w:cs="Arial"/>
+        </w:rPr>
+        <w:t>→</w:t>
+      </w:r>
+      <w:r>
+        <w:rPr>
+          <w:rFonts w:ascii="Roboto Mono" w:hAnsi="Roboto Mono"/>
+        </w:rPr>
+        <w:t xml:space="preserve"> posters, advertisements</w:t>
+      </w:r>
+    </w:p>
+    <w:p>
+      <w:pPr>
+        <w:numPr>
+          <w:ilvl w:val="2"/>
+          <w:numId w:val="1"/>
+        </w:numPr>
+        <w:rPr>
+          <w:rFonts w:ascii="Roboto Mono" w:hAnsi="Roboto Mono"/>
+        </w:rPr>
+      </w:pPr>
+      <w:r>
+        <w:rPr>
+          <w:rFonts w:ascii="Roboto Mono" w:hAnsi="Roboto Mono"/>
+          <w:b/>
+          <w:bCs/>
+        </w:rPr>
+        <w:t>Screenshots</w:t>
+      </w:r>
+      <w:r>
+        <w:rPr>
+          <w:rFonts w:ascii="Roboto Mono" w:hAnsi="Roboto Mono"/>
+        </w:rPr>
+        <w:t xml:space="preserve"> </w:t>
+      </w:r>
+      <w:r>
+        <w:rPr>
+          <w:rFonts w:ascii="Arial" w:hAnsi="Arial" w:cs="Arial"/>
+        </w:rPr>
+        <w:t>→</w:t>
+      </w:r>
+      <w:r>
+        <w:rPr>
+          <w:rFonts w:ascii="Roboto Mono" w:hAnsi="Roboto Mono"/>
+        </w:rPr>
+        <w:t xml:space="preserve"> gameplay captures</w:t>
+      </w:r>
+    </w:p>
+    <w:p>
+      <w:pPr>
+        <w:numPr>
+          <w:ilvl w:val="2"/>
+          <w:numId w:val="1"/>
+        </w:numPr>
+        <w:rPr>
+          <w:rFonts w:ascii="Roboto Mono" w:hAnsi="Roboto Mono"/>
+        </w:rPr>
+      </w:pPr>
+      <w:r>
+        <w:rPr>
+          <w:rFonts w:ascii="Roboto Mono" w:hAnsi="Roboto Mono"/>
+          <w:b/>
+          <w:bCs/>
+        </w:rPr>
+        <w:t>Logos &amp; Icons</w:t>
+      </w:r>
+      <w:r>
+        <w:rPr>
+          <w:rFonts w:ascii="Roboto Mono" w:hAnsi="Roboto Mono"/>
+        </w:rPr>
+        <w:t xml:space="preserve"> </w:t>
+      </w:r>
+      <w:r>
+        <w:rPr>
+          <w:rFonts w:ascii="Arial" w:hAnsi="Arial" w:cs="Arial"/>
+        </w:rPr>
+        <w:t>→</w:t>
+      </w:r>
+      <w:r>
+        <w:rPr>
+          <w:rFonts w:ascii="Roboto Mono" w:hAnsi="Roboto Mono"/>
+        </w:rPr>
+        <w:t xml:space="preserve"> game logos, banners, icons</w:t>
+      </w:r>
+    </w:p>
+    <w:p>
+      <w:pPr>
+        <w:numPr>
+          <w:ilvl w:val="2"/>
+          <w:numId w:val="1"/>
+        </w:numPr>
+        <w:rPr>
+          <w:rFonts w:ascii="Roboto Mono" w:hAnsi="Roboto Mono"/>
+        </w:rPr>
+      </w:pPr>
+      <w:r>
+        <w:rPr>
+          <w:rFonts w:ascii="Roboto Mono" w:hAnsi="Roboto Mono"/>
+          <w:b/>
+          <w:bCs/>
+        </w:rPr>
+        <w:lastRenderedPageBreak/>
+        <w:t>Concept Art</w:t>
+      </w:r>
+      <w:r>
+        <w:rPr>
+          <w:rFonts w:ascii="Roboto Mono" w:hAnsi="Roboto Mono"/>
+        </w:rPr>
+        <w:t xml:space="preserve"> </w:t>
+      </w:r>
+      <w:r>
+        <w:rPr>
+          <w:rFonts w:ascii="Arial" w:hAnsi="Arial" w:cs="Arial"/>
+        </w:rPr>
+        <w:t>→</w:t>
+      </w:r>
+      <w:r>
+        <w:rPr>
+          <w:rFonts w:ascii="Roboto Mono" w:hAnsi="Roboto Mono"/>
+        </w:rPr>
+        <w:t xml:space="preserve"> developer sketches, early designs</w:t>
+      </w:r>
+    </w:p>
+    <w:p>
+      <w:pPr>
+        <w:numPr>
+          <w:ilvl w:val="2"/>
+          <w:numId w:val="1"/>
+        </w:numPr>
+        <w:rPr>
+          <w:rFonts w:ascii="Roboto Mono" w:hAnsi="Roboto Mono"/>
+        </w:rPr>
+      </w:pPr>
+      <w:r>
+        <w:rPr>
+          <w:rFonts w:ascii="Roboto Mono" w:hAnsi="Roboto Mono"/>
+          <w:b/>
+          <w:bCs/>
+        </w:rPr>
+        <w:t>Wallpapers</w:t>
+      </w:r>
+      <w:r>
+        <w:rPr>
+          <w:rFonts w:ascii="Roboto Mono" w:hAnsi="Roboto Mono"/>
+        </w:rPr>
+        <w:t xml:space="preserve"> </w:t>
+      </w:r>
+      <w:r>
+        <w:rPr>
+          <w:rFonts w:ascii="Arial" w:hAnsi="Arial" w:cs="Arial"/>
+        </w:rPr>
+        <w:t>→</w:t>
+      </w:r>
+      <w:r>
+        <w:rPr>
+          <w:rFonts w:ascii="Roboto Mono" w:hAnsi="Roboto Mono"/>
+        </w:rPr>
+        <w:t xml:space="preserve"> desktop or fan wallpapers</w:t>
+      </w:r>
+    </w:p>
+    <w:p>
+      <w:pPr>
+        <w:numPr>
+          <w:ilvl w:val="2"/>
+          <w:numId w:val="1"/>
+        </w:numPr>
+        <w:rPr>
+          <w:rFonts w:ascii="Roboto Mono" w:hAnsi="Roboto Mono"/>
+        </w:rPr>
+      </w:pPr>
+      <w:r>
+        <w:rPr>
+          <w:rFonts w:ascii="Roboto Mono" w:hAnsi="Roboto Mono"/>
+          <w:b/>
+          <w:bCs/>
+        </w:rPr>
+        <w:t>Fan Art</w:t>
+      </w:r>
+      <w:r>
+        <w:rPr>
+          <w:rFonts w:ascii="Roboto Mono" w:hAnsi="Roboto Mono"/>
+        </w:rPr>
+        <w:t xml:space="preserve"> </w:t>
+      </w:r>
+      <w:r>
+        <w:rPr>
+          <w:rFonts w:ascii="Arial" w:hAnsi="Arial" w:cs="Arial"/>
+        </w:rPr>
+        <w:t>→</w:t>
+      </w:r>
+      <w:r>
+        <w:rPr>
+          <w:rFonts w:ascii="Roboto Mono" w:hAnsi="Roboto Mono"/>
+        </w:rPr>
+        <w:t xml:space="preserve"> community-created artwork</w:t>
+      </w:r>
+    </w:p>
+    <w:p>
+      <w:pPr>
+        <w:numPr>
+          <w:ilvl w:val="1"/>
+          <w:numId w:val="1"/>
+        </w:numPr>
+        <w:rPr>
+          <w:rFonts w:ascii="Roboto Mono" w:hAnsi="Roboto Mono"/>
+        </w:rPr>
+      </w:pPr>
+      <w:r>
+        <w:rPr>
+          <w:rFonts w:ascii="Roboto Mono" w:hAnsi="Roboto Mono"/>
+          <w:b/>
+          <w:bCs/>
+        </w:rPr>
+        <w:t>3.</w:t>
+      </w:r>
+      <w:r>
+        <w:rPr>
+          <w:rFonts w:ascii="Roboto Mono" w:hAnsi="Roboto Mono"/>
+          <w:b/>
+          <w:bCs/>
+        </w:rPr>
+        <w:t>2</w:t>
+      </w:r>
+      <w:r>
+        <w:rPr>
+          <w:rFonts w:ascii="Roboto Mono" w:hAnsi="Roboto Mono"/>
+          <w:b/>
+          <w:bCs/>
+        </w:rPr>
+        <w:t xml:space="preserve">- Audio </w:t>
+      </w:r>
+      <w:r>
+        <w:rPr>
+          <w:rFonts w:ascii="Arial" w:hAnsi="Arial" w:cs="Arial"/>
+          <w:b/>
+          <w:bCs/>
+        </w:rPr>
+        <w:t>→</w:t>
+      </w:r>
+      <w:r>
+        <w:rPr>
+          <w:rFonts w:ascii="Roboto Mono" w:hAnsi="Roboto Mono"/>
+          <w:b/>
+          <w:bCs/>
+        </w:rPr>
+        <w:t xml:space="preserve"> OST, soundtracks, effects</w:t>
+      </w:r>
+    </w:p>
+    <w:p>
+      <w:pPr>
+        <w:numPr>
+          <w:ilvl w:val="1"/>
+          <w:numId w:val="1"/>
+        </w:numPr>
+        <w:rPr>
+          <w:rFonts w:ascii="Roboto Mono" w:hAnsi="Roboto Mono"/>
+        </w:rPr>
+      </w:pPr>
+      <w:r>
+        <w:rPr>
+          <w:rFonts w:ascii="Roboto Mono" w:hAnsi="Roboto Mono"/>
+          <w:b/>
+          <w:bCs/>
+        </w:rPr>
+        <w:t>3.</w:t>
+      </w:r>
+      <w:r>
+        <w:rPr>
+          <w:rFonts w:ascii="Roboto Mono" w:hAnsi="Roboto Mono"/>
+          <w:b/>
+          <w:bCs/>
+        </w:rPr>
+        <w:t>3</w:t>
+      </w:r>
+      <w:r>
+        <w:rPr>
+          <w:rFonts w:ascii="Roboto Mono" w:hAnsi="Roboto Mono"/>
+          <w:b/>
+          <w:bCs/>
+        </w:rPr>
+        <w:t>- Video</w:t>
+      </w:r>
+      <w:r>
+        <w:rPr>
+          <w:rFonts w:ascii="Roboto Mono" w:hAnsi="Roboto Mono"/>
+        </w:rPr>
+        <w:t xml:space="preserve"> </w:t>
+      </w:r>
+      <w:r>
+        <w:rPr>
+          <w:rFonts w:ascii="Arial" w:hAnsi="Arial" w:cs="Arial"/>
+        </w:rPr>
+        <w:t>→</w:t>
+      </w:r>
+      <w:r>
+        <w:rPr>
+          <w:rFonts w:ascii="Roboto Mono" w:hAnsi="Roboto Mono"/>
+        </w:rPr>
+        <w:t xml:space="preserve"> trailers, cutscenes, gameplay recordings</w:t>
+      </w:r>
+    </w:p>
+    <w:p>
+      <w:pPr>
+        <w:rPr>
+          <w:rFonts w:ascii="Roboto Mono" w:hAnsi="Roboto Mono"/>
+        </w:rPr>
+      </w:pPr>
+      <w:r>
+        <w:rPr>
+          <w:rFonts w:ascii="Roboto Mono" w:hAnsi="Roboto Mono"/>
+        </w:rPr>
+        <w:pict w14:anchorId="048750F7">
+          <v:rect id="_x0000_i1037" style="width:0;height:1.5pt" o:hralign="center" o:hrstd="t" o:hr="t" fillcolor="#a0a0a0" stroked="f"/>
+        </w:pict>
+      </w:r>
+    </w:p>
+    <w:p>
+      <w:pPr>
+        <w:numPr>
+          <w:ilvl w:val="0"/>
+          <w:numId w:val="1"/>
+        </w:numPr>
+        <w:rPr>
+          <w:rFonts w:ascii="Roboto Mono" w:hAnsi="Roboto Mono"/>
+        </w:rPr>
+      </w:pPr>
+      <w:r>
+        <w:rPr>
+          <w:rFonts w:ascii="Roboto Mono" w:hAnsi="Roboto Mono"/>
+          <w:b/>
+          <w:bCs/>
+        </w:rPr>
+        <w:t xml:space="preserve">4- </w:t>
+      </w:r>
+      <w:r>
+        <w:rPr>
+          <w:rFonts w:ascii="Roboto Mono" w:hAnsi="Roboto Mono"/>
+          <w:b/>
+          <w:bCs/>
+        </w:rPr>
+        <w:t>GameData</w:t>
+      </w:r>
+      <w:r>
+        <w:rPr>
+          <w:rFonts w:ascii="Arial" w:hAnsi="Arial" w:cs="Arial"/>
+        </w:rPr>
+        <w:t>→</w:t>
+      </w:r>
+      <w:r>
+        <w:rPr>
+          <w:rFonts w:ascii="Roboto Mono" w:hAnsi="Roboto Mono"/>
+        </w:rPr>
+        <w:t xml:space="preserve"> for </w:t>
+      </w:r>
+      <w:r>
+        <w:rPr>
+          <w:rFonts w:ascii="Roboto Mono" w:hAnsi="Roboto Mono"/>
+        </w:rPr>
+        <w:t>Game</w:t>
+      </w:r>
+      <w:r>
+        <w:rPr>
+          <w:rFonts w:ascii="Roboto Mono" w:hAnsi="Roboto Mono"/>
+        </w:rPr>
+        <w:t xml:space="preserve"> </w:t>
+      </w:r>
+      <w:r>
+        <w:rPr>
+          <w:rFonts w:ascii="Roboto Mono" w:hAnsi="Roboto Mono"/>
+        </w:rPr>
+        <w:t>Data</w:t>
+      </w:r>
+    </w:p>
+    <w:p>
+      <w:pPr>
+        <w:rPr>
+          <w:rFonts w:ascii="Roboto Mono" w:hAnsi="Roboto Mono"/>
+        </w:rPr>
+      </w:pPr>
+      <w:r>
+        <w:rPr>
+          <w:rFonts w:ascii="Roboto Mono" w:hAnsi="Roboto Mono"/>
+        </w:rPr>
+        <w:pict w14:anchorId="4A703C30">
+          <v:rect id="_x0000_i1038" style="width:0;height:1.5pt" o:hralign="center" o:hrstd="t" o:hr="t" fillcolor="#a0a0a0" stroked="f"/>
+        </w:pict>
+      </w:r>
+    </w:p>
+    <w:p>
+      <w:pPr>
+        <w:numPr>
+          <w:ilvl w:val="0"/>
+          <w:numId w:val="1"/>
+        </w:numPr>
+        <w:rPr>
+          <w:rFonts w:ascii="Roboto Mono" w:hAnsi="Roboto Mono"/>
+        </w:rPr>
+      </w:pPr>
+      <w:r>
+        <w:rPr>
+          <w:rFonts w:ascii="Roboto Mono" w:hAnsi="Roboto Mono"/>
+          <w:b/>
+          <w:bCs/>
+        </w:rPr>
+        <w:t>5- Extras</w:t>
+      </w:r>
+      <w:r>
+        <w:rPr>
+          <w:rFonts w:ascii="Roboto Mono" w:hAnsi="Roboto Mono"/>
+        </w:rPr>
+        <w:t xml:space="preserve"> </w:t>
+      </w:r>
+      <w:r>
+        <w:rPr>
+          <w:rFonts w:ascii="Arial" w:hAnsi="Arial" w:cs="Arial"/>
+        </w:rPr>
+        <w:t>→</w:t>
+      </w:r>
+      <w:r>
+        <w:rPr>
+          <w:rFonts w:ascii="Roboto Mono" w:hAnsi="Roboto Mono"/>
+        </w:rPr>
+        <w:t xml:space="preserve"> mods, patches</w:t>
+      </w:r>
+    </w:p>
+    <w:p>
+      <w:pPr>
+        <w:rPr>
+          <w:rFonts w:ascii="Roboto Mono" w:hAnsi="Roboto Mono"/>
+        </w:rPr>
+      </w:pPr>
+      <w:r>
+        <w:pict w14:anchorId="390295EB">
+          <v:rect id="_x0000_i1039" style="width:0;height:1.5pt" o:hralign="center" o:hrstd="t" o:hr="t" fillcolor="#a0a0a0" stroked="f"/>
+        </w:pict>
+      </w:r>
+    </w:p>
+    <w:p>
+      <w:pPr>
+        <w:rPr>
+          <w:rFonts w:ascii="Roboto Mono" w:hAnsi="Roboto Mono"/>
+        </w:rPr>
+      </w:pPr>
+    </w:p>
+    <w:p>
+      <w:pPr>
+        <w:rPr>
+          <w:rFonts w:ascii="Roboto Mono" w:hAnsi="Roboto Mono"/>
+        </w:rPr>
+      </w:pPr>
+    </w:p>
+    <w:p/>
+    <w:p>
+      <w:pPr>
+        <w:pStyle w:val="Heading4"/>
+        <w:rPr>
+          <w:rFonts w:eastAsiaTheme="minorHAnsi"/>
+        </w:rPr>
+      </w:pPr>
+      <w:r>
+        <w:t>2-</w:t>
+      </w:r>
+      <w:r>
+        <w:t xml:space="preserve">Game </w:t>
+      </w:r>
+      <w:r>
+        <w:rPr>
+          <w:rFonts w:eastAsiaTheme="minorHAnsi"/>
+        </w:rPr>
+        <w:t>Control File</w:t>
+      </w:r>
+    </w:p>
+    <w:p>
+      <w:pPr>
+        <w:pStyle w:val="Heading5"/>
+      </w:pPr>
+      <w:r>
+        <w:t>1-Storage Rule</w:t>
+      </w:r>
+    </w:p>
+    <w:p>
+      <w:r>
+        <w:rPr>
+          <w:rFonts w:ascii="Arial" w:eastAsia="Arial" w:hAnsi="Arial" w:cs="Arial"/>
+          <w:b/>
+          <w:color w:val="000000"/>
+          <w:sz w:val="18"/>
+          <w:highlight w:val="lightGray"/>
+        </w:rPr>
+        <w:t># Source: AI Source: Provided by: [Data Path</w:t>
+      </w:r>
       <w:r>
         <w:rPr>
           <w:rFonts w:ascii="Arial" w:eastAsia="Arial" w:hAnsi="Arial" w:cs="Arial"/>
@@ -5324,7 +7426,7 @@
           <w:sz w:val="18"/>
           <w:highlight w:val="lightGray"/>
         </w:rPr>
-        <w:t xml:space="preserve"> Column: Motasem Essam] -&gt; </w:t>
+        <w:t xml:space="preserve">: Persons Table -&gt; ID Column: 1, Name_En Column: Motasem Essam] -&gt; </w:t>
       </w:r>
       <w:r>
         <w:rPr>
@@ -5399,2492 +7501,6 @@
         <w:rPr>
           <w:rFonts w:ascii="Roboto Mono" w:hAnsi="Roboto Mono"/>
         </w:rPr>
-        <w:t>A Saving File is a structured file used to record, organize, and document game save information and progress states.</w:t>
-      </w:r>
-    </w:p>
-    <w:p>
-      <w:pPr>
-        <w:rPr>
-          <w:rFonts w:ascii="Roboto Mono" w:hAnsi="Roboto Mono"/>
-        </w:rPr>
-      </w:pPr>
-    </w:p>
-    <w:p>
-      <w:pPr>
-        <w:rPr>
-          <w:rFonts w:ascii="Roboto Mono" w:hAnsi="Roboto Mono"/>
-        </w:rPr>
-      </w:pPr>
-      <w:r>
-        <w:rPr>
-          <w:rFonts w:ascii="Roboto Mono" w:hAnsi="Roboto Mono"/>
-        </w:rPr>
-        <w:br w:type="page"/>
-      </w:r>
-    </w:p>
-    <w:p>
-      <w:pPr>
-        <w:rPr>
-          <w:rFonts w:ascii="Roboto Mono" w:hAnsi="Roboto Mono"/>
-        </w:rPr>
-      </w:pPr>
-    </w:p>
-    <w:p>
-      <w:pPr>
-        <w:rPr>
-          <w:rFonts w:ascii="Roboto Mono" w:hAnsi="Roboto Mono"/>
-        </w:rPr>
-      </w:pPr>
-      <w:r>
-        <w:rPr>
-          <w:rFonts w:ascii="Roboto Mono" w:hAnsi="Roboto Mono"/>
-        </w:rPr>
-        <w:t>A saving file acts as a reference for preserving progress and tracking where and how game states are stored.</w:t>
-      </w:r>
-    </w:p>
-    <w:p>
-      <w:pPr>
-        <w:rPr>
-          <w:rFonts w:ascii="Roboto Mono" w:hAnsi="Roboto Mono"/>
-        </w:rPr>
-      </w:pPr>
-      <w:r>
-        <w:rPr>
-          <w:rFonts w:ascii="Roboto Mono" w:hAnsi="Roboto Mono"/>
-        </w:rPr>
-        <w:t>Saving here means:</w:t>
-      </w:r>
-      <w:r>
-        <w:rPr>
-          <w:rFonts w:ascii="Roboto Mono" w:hAnsi="Roboto Mono"/>
-        </w:rPr>
-        <w:br/>
-      </w:r>
-      <w:r>
-        <w:rPr>
-          <w:rFonts w:ascii="Roboto Mono" w:hAnsi="Roboto Mono"/>
-          <w:b/>
-          <w:bCs/>
-        </w:rPr>
-        <w:t>the saved game states, progress points, profiles, worlds, checkpoints, and related save information used to continue gameplay later.</w:t>
-      </w:r>
-    </w:p>
-    <w:p>
-      <w:pPr>
-        <w:rPr>
-          <w:rFonts w:ascii="Roboto Mono" w:hAnsi="Roboto Mono"/>
-        </w:rPr>
-      </w:pPr>
-    </w:p>
-    <w:p>
-      <w:pPr>
-        <w:rPr>
-          <w:rFonts w:ascii="Roboto Mono" w:hAnsi="Roboto Mono"/>
-        </w:rPr>
-      </w:pPr>
-      <w:r>
-        <w:rPr>
-          <w:rFonts w:ascii="Roboto Mono" w:hAnsi="Roboto Mono"/>
-        </w:rPr>
-        <w:t xml:space="preserve">A </w:t>
-      </w:r>
-      <w:r>
-        <w:rPr>
-          <w:rFonts w:ascii="Roboto Mono" w:hAnsi="Roboto Mono"/>
-          <w:b/>
-          <w:bCs/>
-        </w:rPr>
-        <w:t>Game Saving File</w:t>
-      </w:r>
-      <w:r>
-        <w:rPr>
-          <w:rFonts w:ascii="Roboto Mono" w:hAnsi="Roboto Mono"/>
-        </w:rPr>
-        <w:t xml:space="preserve"> is a saving file dedicated to a specific game and stored inside the game's </w:t>
-      </w:r>
-      <w:r>
-        <w:rPr>
-          <w:rFonts w:ascii="Roboto Mono" w:hAnsi="Roboto Mono"/>
-          <w:b/>
-          <w:bCs/>
-        </w:rPr>
-        <w:t>Core folder</w:t>
-      </w:r>
-      <w:r>
-        <w:rPr>
-          <w:rFonts w:ascii="Roboto Mono" w:hAnsi="Roboto Mono"/>
-        </w:rPr>
-        <w:t>.</w:t>
-      </w:r>
-    </w:p>
-    <w:p>
-      <w:pPr>
-        <w:rPr>
-          <w:rFonts w:ascii="Roboto Mono" w:hAnsi="Roboto Mono"/>
-        </w:rPr>
-      </w:pPr>
-      <w:r>
-        <w:rPr>
-          <w:rFonts w:ascii="Roboto Mono" w:hAnsi="Roboto Mono"/>
-        </w:rPr>
-        <w:t>Its purpose is to:</w:t>
-      </w:r>
-    </w:p>
-    <w:p>
-      <w:pPr>
-        <w:numPr>
-          <w:ilvl w:val="0"/>
-          <w:numId w:val="29"/>
-        </w:numPr>
-        <w:rPr>
-          <w:rFonts w:ascii="Roboto Mono" w:hAnsi="Roboto Mono"/>
-        </w:rPr>
-      </w:pPr>
-      <w:r>
-        <w:rPr>
-          <w:rFonts w:ascii="Roboto Mono" w:hAnsi="Roboto Mono"/>
-        </w:rPr>
-        <w:t xml:space="preserve">Record </w:t>
-      </w:r>
-      <w:proofErr w:type="gramStart"/>
-      <w:r>
-        <w:rPr>
-          <w:rFonts w:ascii="Roboto Mono" w:hAnsi="Roboto Mono"/>
-        </w:rPr>
-        <w:t>save</w:t>
-      </w:r>
-      <w:proofErr w:type="gramEnd"/>
-      <w:r>
-        <w:rPr>
-          <w:rFonts w:ascii="Roboto Mono" w:hAnsi="Roboto Mono"/>
-        </w:rPr>
-        <w:t xml:space="preserve"> locations. </w:t>
-      </w:r>
-    </w:p>
-    <w:p>
-      <w:pPr>
-        <w:numPr>
-          <w:ilvl w:val="0"/>
-          <w:numId w:val="29"/>
-        </w:numPr>
-        <w:rPr>
-          <w:rFonts w:ascii="Roboto Mono" w:hAnsi="Roboto Mono"/>
-        </w:rPr>
-      </w:pPr>
-      <w:r>
-        <w:rPr>
-          <w:rFonts w:ascii="Roboto Mono" w:hAnsi="Roboto Mono"/>
-        </w:rPr>
-        <w:t xml:space="preserve">Track save slots. </w:t>
-      </w:r>
-    </w:p>
-    <w:p>
-      <w:pPr>
-        <w:numPr>
-          <w:ilvl w:val="0"/>
-          <w:numId w:val="29"/>
-        </w:numPr>
-        <w:rPr>
-          <w:rFonts w:ascii="Roboto Mono" w:hAnsi="Roboto Mono"/>
-        </w:rPr>
-      </w:pPr>
-      <w:r>
-        <w:rPr>
-          <w:rFonts w:ascii="Roboto Mono" w:hAnsi="Roboto Mono"/>
-        </w:rPr>
-        <w:t xml:space="preserve">Document progress state. </w:t>
-      </w:r>
-    </w:p>
-    <w:p>
-      <w:pPr>
-        <w:numPr>
-          <w:ilvl w:val="0"/>
-          <w:numId w:val="29"/>
-        </w:numPr>
-        <w:rPr>
-          <w:rFonts w:ascii="Roboto Mono" w:hAnsi="Roboto Mono"/>
-        </w:rPr>
-      </w:pPr>
-      <w:r>
-        <w:rPr>
-          <w:rFonts w:ascii="Roboto Mono" w:hAnsi="Roboto Mono"/>
-        </w:rPr>
-        <w:t xml:space="preserve">Preserve save structure after reinstalling. </w:t>
-      </w:r>
-    </w:p>
-    <w:p>
-      <w:pPr>
-        <w:numPr>
-          <w:ilvl w:val="0"/>
-          <w:numId w:val="29"/>
-        </w:numPr>
-        <w:rPr>
-          <w:rFonts w:ascii="Roboto Mono" w:hAnsi="Roboto Mono"/>
-        </w:rPr>
-      </w:pPr>
-      <w:r>
-        <w:rPr>
-          <w:rFonts w:ascii="Roboto Mono" w:hAnsi="Roboto Mono"/>
-        </w:rPr>
-        <w:t xml:space="preserve">Track backup locations. </w:t>
-      </w:r>
-    </w:p>
-    <w:p>
-      <w:pPr>
-        <w:numPr>
-          <w:ilvl w:val="0"/>
-          <w:numId w:val="29"/>
-        </w:numPr>
-        <w:rPr>
-          <w:rFonts w:ascii="Roboto Mono" w:hAnsi="Roboto Mono"/>
-        </w:rPr>
-      </w:pPr>
-      <w:r>
-        <w:rPr>
-          <w:rFonts w:ascii="Roboto Mono" w:hAnsi="Roboto Mono"/>
-        </w:rPr>
-        <w:t xml:space="preserve">Record active </w:t>
-      </w:r>
-      <w:proofErr w:type="gramStart"/>
-      <w:r>
-        <w:rPr>
-          <w:rFonts w:ascii="Roboto Mono" w:hAnsi="Roboto Mono"/>
-        </w:rPr>
-        <w:t>save</w:t>
-      </w:r>
-      <w:proofErr w:type="gramEnd"/>
-      <w:r>
-        <w:rPr>
-          <w:rFonts w:ascii="Roboto Mono" w:hAnsi="Roboto Mono"/>
-        </w:rPr>
-        <w:t xml:space="preserve"> details. </w:t>
-      </w:r>
-    </w:p>
-    <w:p>
-      <w:pPr>
-        <w:pStyle w:val="Heading3"/>
-        <w:rPr>
-          <w:b/>
-          <w:bCs/>
-        </w:rPr>
-      </w:pPr>
-      <w:r>
-        <w:rPr>
-          <w:b/>
-          <w:bCs/>
-        </w:rPr>
-        <w:t>Rules and Guidelines</w:t>
-      </w:r>
-    </w:p>
-    <w:p>
-      <w:pPr>
-        <w:pStyle w:val="Heading4"/>
-      </w:pPr>
-      <w:r>
-        <w:t>1-</w:t>
-      </w:r>
-      <w:r>
-        <w:t>G</w:t>
-      </w:r>
-      <w:r>
-        <w:t xml:space="preserve">ame </w:t>
-      </w:r>
-      <w:r>
-        <w:t>P</w:t>
-      </w:r>
-      <w:r>
-        <w:t>ackage</w:t>
-      </w:r>
-      <w:r>
-        <w:t xml:space="preserve"> Folder</w:t>
-      </w:r>
-    </w:p>
-    <w:p>
-      <w:r>
-        <w:rPr>
-          <w:rFonts w:ascii="Arial" w:eastAsia="Arial" w:hAnsi="Arial" w:cs="Arial"/>
-          <w:b/>
-          <w:color w:val="000000"/>
-          <w:sz w:val="18"/>
-          <w:highlight w:val="lightGray"/>
-        </w:rPr>
-        <w:t># Source: AI Source: Provided by: [Data Path</w:t>
-      </w:r>
-      <w:r>
-        <w:rPr>
-          <w:rFonts w:ascii="Arial" w:eastAsia="Arial" w:hAnsi="Arial" w:cs="Arial"/>
-          <w:color w:val="000000"/>
-          <w:sz w:val="18"/>
-          <w:highlight w:val="lightGray"/>
-        </w:rPr>
-        <w:t xml:space="preserve">: Persons Table -&gt; ID Column: 1, Name_En Column: Motasem Essam] -&gt; </w:t>
-      </w:r>
-      <w:r>
-        <w:rPr>
-          <w:rFonts w:ascii="Arial" w:eastAsia="Arial" w:hAnsi="Arial" w:cs="Arial"/>
-          <w:b/>
-          <w:color w:val="000000"/>
-          <w:sz w:val="18"/>
-          <w:highlight w:val="lightGray"/>
-        </w:rPr>
-        <w:t>From:</w:t>
-      </w:r>
-      <w:r>
-        <w:rPr>
-          <w:rFonts w:ascii="Arial" w:eastAsia="Arial" w:hAnsi="Arial" w:cs="Arial"/>
-          <w:color w:val="000000"/>
-          <w:sz w:val="18"/>
-          <w:highlight w:val="lightGray"/>
-        </w:rPr>
-        <w:t xml:space="preserve"> [ChatGPT]</w:t>
-      </w:r>
-      <w:r>
-        <w:rPr>
-          <w:rFonts w:ascii="Arial" w:hAnsi="Arial"/>
-          <w:color w:val="000000"/>
-          <w:sz w:val="18"/>
-          <w:highlight w:val="lightGray"/>
-        </w:rPr>
-        <w:t xml:space="preserve"> </w:t>
-      </w:r>
-      <w:r>
-        <w:rPr>
-          <w:rFonts w:ascii="Arial" w:hAnsi="Arial"/>
-          <w:b/>
-          <w:color w:val="000000"/>
-          <w:sz w:val="18"/>
-          <w:highlight w:val="lightGray"/>
-        </w:rPr>
-        <w:t>on</w:t>
-      </w:r>
-      <w:r>
-        <w:rPr>
-          <w:rFonts w:ascii="Arial" w:hAnsi="Arial"/>
-          <w:sz w:val="18"/>
-          <w:highlight w:val="lightGray"/>
-        </w:rPr>
-        <w:t xml:space="preserve"> [8/8/2025]</w:t>
-      </w:r>
-    </w:p>
-    <w:p>
-      <w:pPr>
-        <w:rPr>
-          <w:rFonts w:ascii="Roboto Mono" w:hAnsi="Roboto Mono"/>
-        </w:rPr>
-      </w:pPr>
-      <w:r>
-        <w:rPr>
-          <w:rFonts w:ascii="Roboto Mono" w:hAnsi="Roboto Mono"/>
-        </w:rPr>
-        <w:t>components of a game package Folder</w:t>
-      </w:r>
-    </w:p>
-    <w:p>
-      <w:pPr>
-        <w:rPr>
-          <w:rFonts w:ascii="Roboto Mono" w:hAnsi="Roboto Mono"/>
-        </w:rPr>
-      </w:pPr>
-      <w:r>
-        <w:rPr>
-          <w:rFonts w:ascii="Roboto Mono" w:hAnsi="Roboto Mono"/>
-        </w:rPr>
-        <w:pict w14:anchorId="01593A9A">
-          <v:rect id="_x0000_i1034" style="width:0;height:1.5pt" o:hralign="center" o:hrstd="t" o:hr="t" fillcolor="#a0a0a0" stroked="f"/>
-        </w:pict>
-      </w:r>
-    </w:p>
-    <w:p>
-      <w:pPr>
-        <w:numPr>
-          <w:ilvl w:val="0"/>
-          <w:numId w:val="1"/>
-        </w:numPr>
-        <w:rPr>
-          <w:rFonts w:ascii="Roboto Mono" w:hAnsi="Roboto Mono"/>
-        </w:rPr>
-      </w:pPr>
-      <w:r>
-        <w:rPr>
-          <w:rFonts w:ascii="Roboto Mono" w:hAnsi="Roboto Mono"/>
-          <w:b/>
-          <w:bCs/>
-        </w:rPr>
-        <w:t>1- Core</w:t>
-      </w:r>
-      <w:r>
-        <w:rPr>
-          <w:rFonts w:ascii="Roboto Mono" w:hAnsi="Roboto Mono"/>
-        </w:rPr>
-        <w:t xml:space="preserve"> </w:t>
-      </w:r>
-      <w:r>
-        <w:rPr>
-          <w:rFonts w:ascii="Arial" w:hAnsi="Arial" w:cs="Arial"/>
-        </w:rPr>
-        <w:t>→</w:t>
-      </w:r>
-      <w:r>
-        <w:rPr>
-          <w:rFonts w:ascii="Roboto Mono" w:hAnsi="Roboto Mono"/>
-        </w:rPr>
-        <w:t xml:space="preserve"> for the .exe, .rom, .iso, .bin, etc.</w:t>
-      </w:r>
-    </w:p>
-    <w:p>
-      <w:pPr>
-        <w:rPr>
-          <w:rFonts w:ascii="Roboto Mono" w:hAnsi="Roboto Mono"/>
-        </w:rPr>
-      </w:pPr>
-      <w:r>
-        <w:rPr>
-          <w:rFonts w:ascii="Roboto Mono" w:hAnsi="Roboto Mono"/>
-        </w:rPr>
-        <w:pict w14:anchorId="5BCB053A">
-          <v:rect id="_x0000_i1035" style="width:0;height:1.5pt" o:hralign="center" o:hrstd="t" o:hr="t" fillcolor="#a0a0a0" stroked="f"/>
-        </w:pict>
-      </w:r>
-    </w:p>
-    <w:p>
-      <w:pPr>
-        <w:numPr>
-          <w:ilvl w:val="0"/>
-          <w:numId w:val="1"/>
-        </w:numPr>
-        <w:rPr>
-          <w:rFonts w:ascii="Roboto Mono" w:hAnsi="Roboto Mono"/>
-        </w:rPr>
-      </w:pPr>
-      <w:r>
-        <w:rPr>
-          <w:rFonts w:ascii="Roboto Mono" w:hAnsi="Roboto Mono"/>
-          <w:b/>
-          <w:bCs/>
-        </w:rPr>
-        <w:t>2- Documentation</w:t>
-      </w:r>
-      <w:r>
-        <w:rPr>
-          <w:rFonts w:ascii="Roboto Mono" w:hAnsi="Roboto Mono"/>
-        </w:rPr>
-        <w:t xml:space="preserve"> </w:t>
-      </w:r>
-      <w:r>
-        <w:rPr>
-          <w:rFonts w:ascii="Arial" w:hAnsi="Arial" w:cs="Arial"/>
-        </w:rPr>
-        <w:t>→</w:t>
-      </w:r>
-      <w:r>
-        <w:rPr>
-          <w:rFonts w:ascii="Roboto Mono" w:hAnsi="Roboto Mono"/>
-        </w:rPr>
-        <w:t xml:space="preserve"> for PDF info, guides, manuals</w:t>
-      </w:r>
-    </w:p>
-    <w:p>
-      <w:pPr>
-        <w:numPr>
-          <w:ilvl w:val="0"/>
-          <w:numId w:val="2"/>
-        </w:numPr>
-        <w:rPr>
-          <w:rFonts w:ascii="Roboto Mono" w:hAnsi="Roboto Mono"/>
-        </w:rPr>
-      </w:pPr>
-      <w:r>
-        <w:rPr>
-          <w:rFonts w:ascii="Roboto Mono" w:hAnsi="Roboto Mono"/>
-          <w:b/>
-          <w:bCs/>
-        </w:rPr>
-        <w:lastRenderedPageBreak/>
-        <w:t>2.1- Manuals &amp; Booklets</w:t>
-      </w:r>
-      <w:r>
-        <w:rPr>
-          <w:rFonts w:ascii="Roboto Mono" w:hAnsi="Roboto Mono"/>
-        </w:rPr>
-        <w:br/>
-      </w:r>
-      <w:r>
-        <w:rPr>
-          <w:rFonts w:ascii="Arial" w:hAnsi="Arial" w:cs="Arial"/>
-        </w:rPr>
-        <w:t>→</w:t>
-      </w:r>
-      <w:r>
-        <w:rPr>
-          <w:rFonts w:ascii="Roboto Mono" w:hAnsi="Roboto Mono"/>
-        </w:rPr>
-        <w:t xml:space="preserve"> Official instruction manuals, booklets, warranty guides.</w:t>
-      </w:r>
-    </w:p>
-    <w:p>
-      <w:pPr>
-        <w:numPr>
-          <w:ilvl w:val="0"/>
-          <w:numId w:val="2"/>
-        </w:numPr>
-        <w:rPr>
-          <w:rFonts w:ascii="Roboto Mono" w:hAnsi="Roboto Mono"/>
-        </w:rPr>
-      </w:pPr>
-      <w:r>
-        <w:rPr>
-          <w:rFonts w:ascii="Roboto Mono" w:hAnsi="Roboto Mono"/>
-          <w:b/>
-          <w:bCs/>
-        </w:rPr>
-        <w:t>2.2- Guides &amp; Walkthroughs</w:t>
-      </w:r>
-      <w:r>
-        <w:rPr>
-          <w:rFonts w:ascii="Roboto Mono" w:hAnsi="Roboto Mono"/>
-        </w:rPr>
-        <w:br/>
-      </w:r>
-      <w:r>
-        <w:rPr>
-          <w:rFonts w:ascii="Arial" w:hAnsi="Arial" w:cs="Arial"/>
-        </w:rPr>
-        <w:t>→</w:t>
-      </w:r>
-      <w:r>
-        <w:rPr>
-          <w:rFonts w:ascii="Roboto Mono" w:hAnsi="Roboto Mono"/>
-        </w:rPr>
-        <w:t xml:space="preserve"> Strategy guides, cheats, FAQs, walkthroughs.</w:t>
-      </w:r>
-    </w:p>
-    <w:p>
-      <w:pPr>
-        <w:numPr>
-          <w:ilvl w:val="1"/>
-          <w:numId w:val="2"/>
-        </w:numPr>
-        <w:rPr>
-          <w:rFonts w:ascii="Roboto Mono" w:hAnsi="Roboto Mono"/>
-        </w:rPr>
-      </w:pPr>
-      <w:r>
-        <w:rPr>
-          <w:rFonts w:ascii="Roboto Mono" w:hAnsi="Roboto Mono"/>
-          <w:i/>
-          <w:iCs/>
-        </w:rPr>
-        <w:t>Example:</w:t>
-      </w:r>
-      <w:r>
-        <w:rPr>
-          <w:rFonts w:ascii="Roboto Mono" w:hAnsi="Roboto Mono"/>
-        </w:rPr>
-        <w:t xml:space="preserve"> GameSpot Cheats &amp; Guides - Commandos.pdf</w:t>
-      </w:r>
-    </w:p>
-    <w:p>
-      <w:pPr>
-        <w:numPr>
-          <w:ilvl w:val="0"/>
-          <w:numId w:val="2"/>
-        </w:numPr>
-        <w:rPr>
-          <w:rFonts w:ascii="Roboto Mono" w:hAnsi="Roboto Mono"/>
-        </w:rPr>
-      </w:pPr>
-      <w:r>
-        <w:rPr>
-          <w:rFonts w:ascii="Roboto Mono" w:hAnsi="Roboto Mono"/>
-          <w:b/>
-          <w:bCs/>
-        </w:rPr>
-        <w:t>2.3- Technical Docs</w:t>
-      </w:r>
-      <w:r>
-        <w:rPr>
-          <w:rFonts w:ascii="Roboto Mono" w:hAnsi="Roboto Mono"/>
-        </w:rPr>
-        <w:br/>
-      </w:r>
-      <w:r>
-        <w:rPr>
-          <w:rFonts w:ascii="Arial" w:hAnsi="Arial" w:cs="Arial"/>
-        </w:rPr>
-        <w:t>→</w:t>
-      </w:r>
-      <w:r>
-        <w:rPr>
-          <w:rFonts w:ascii="Roboto Mono" w:hAnsi="Roboto Mono"/>
-        </w:rPr>
-        <w:t xml:space="preserve"> Specs, patch notes, developer/system notes.</w:t>
-      </w:r>
-    </w:p>
-    <w:p>
-      <w:pPr>
-        <w:numPr>
-          <w:ilvl w:val="1"/>
-          <w:numId w:val="2"/>
-        </w:numPr>
-        <w:rPr>
-          <w:rFonts w:ascii="Roboto Mono" w:hAnsi="Roboto Mono"/>
-        </w:rPr>
-      </w:pPr>
-      <w:r>
-        <w:rPr>
-          <w:rFonts w:ascii="Roboto Mono" w:hAnsi="Roboto Mono"/>
-          <w:b/>
-          <w:bCs/>
-        </w:rPr>
-        <w:t>2.3.1- Specs</w:t>
-      </w:r>
-      <w:r>
-        <w:rPr>
-          <w:rFonts w:ascii="Roboto Mono" w:hAnsi="Roboto Mono"/>
-        </w:rPr>
-        <w:t xml:space="preserve"> </w:t>
-      </w:r>
-      <w:r>
-        <w:rPr>
-          <w:rFonts w:ascii="Arial" w:hAnsi="Arial" w:cs="Arial"/>
-        </w:rPr>
-        <w:t>→</w:t>
-      </w:r>
-      <w:r>
-        <w:rPr>
-          <w:rFonts w:ascii="Roboto Mono" w:hAnsi="Roboto Mono"/>
-        </w:rPr>
-        <w:t xml:space="preserve"> System requirements &amp; compatibility</w:t>
-      </w:r>
-    </w:p>
-    <w:p>
-      <w:pPr>
-        <w:numPr>
-          <w:ilvl w:val="2"/>
-          <w:numId w:val="2"/>
-        </w:numPr>
-        <w:rPr>
-          <w:rFonts w:ascii="Roboto Mono" w:hAnsi="Roboto Mono"/>
-        </w:rPr>
-      </w:pPr>
-      <w:r>
-        <w:rPr>
-          <w:rFonts w:ascii="Roboto Mono" w:hAnsi="Roboto Mono"/>
-          <w:i/>
-          <w:iCs/>
-        </w:rPr>
-        <w:t>Example:</w:t>
-      </w:r>
-      <w:r>
-        <w:rPr>
-          <w:rFonts w:ascii="Roboto Mono" w:hAnsi="Roboto Mono"/>
-        </w:rPr>
-        <w:t xml:space="preserve"> </w:t>
-      </w:r>
-      <w:proofErr w:type="spellStart"/>
-      <w:r>
-        <w:rPr>
-          <w:rFonts w:ascii="Roboto Mono" w:hAnsi="Roboto Mono"/>
-        </w:rPr>
-        <w:t>MobyGames</w:t>
-      </w:r>
-      <w:proofErr w:type="spellEnd"/>
-      <w:r>
-        <w:rPr>
-          <w:rFonts w:ascii="Roboto Mono" w:hAnsi="Roboto Mono"/>
-        </w:rPr>
-        <w:t xml:space="preserve"> Specs - Commandos.pdf</w:t>
-      </w:r>
-    </w:p>
-    <w:p>
-      <w:pPr>
-        <w:numPr>
-          <w:ilvl w:val="1"/>
-          <w:numId w:val="2"/>
-        </w:numPr>
-        <w:rPr>
-          <w:rFonts w:ascii="Roboto Mono" w:hAnsi="Roboto Mono"/>
-        </w:rPr>
-      </w:pPr>
-      <w:r>
-        <w:rPr>
-          <w:rFonts w:ascii="Roboto Mono" w:hAnsi="Roboto Mono"/>
-          <w:b/>
-          <w:bCs/>
-        </w:rPr>
-        <w:t>2.3.2- Patches</w:t>
-      </w:r>
-      <w:r>
-        <w:rPr>
-          <w:rFonts w:ascii="Roboto Mono" w:hAnsi="Roboto Mono"/>
-        </w:rPr>
-        <w:t xml:space="preserve"> </w:t>
-      </w:r>
-      <w:r>
-        <w:rPr>
-          <w:rFonts w:ascii="Arial" w:hAnsi="Arial" w:cs="Arial"/>
-        </w:rPr>
-        <w:t>→</w:t>
-      </w:r>
-      <w:r>
-        <w:rPr>
-          <w:rFonts w:ascii="Roboto Mono" w:hAnsi="Roboto Mono"/>
-        </w:rPr>
-        <w:t xml:space="preserve"> Patch lists &amp; changelogs</w:t>
-      </w:r>
-    </w:p>
-    <w:p>
-      <w:pPr>
-        <w:numPr>
-          <w:ilvl w:val="2"/>
-          <w:numId w:val="2"/>
-        </w:numPr>
-        <w:rPr>
-          <w:rFonts w:ascii="Roboto Mono" w:hAnsi="Roboto Mono"/>
-        </w:rPr>
-      </w:pPr>
-      <w:r>
-        <w:rPr>
-          <w:rFonts w:ascii="Roboto Mono" w:hAnsi="Roboto Mono"/>
-          <w:i/>
-          <w:iCs/>
-        </w:rPr>
-        <w:t>Example:</w:t>
-      </w:r>
-      <w:r>
-        <w:rPr>
-          <w:rFonts w:ascii="Roboto Mono" w:hAnsi="Roboto Mono"/>
-        </w:rPr>
-        <w:t xml:space="preserve"> </w:t>
-      </w:r>
-      <w:proofErr w:type="spellStart"/>
-      <w:r>
-        <w:rPr>
-          <w:rFonts w:ascii="Roboto Mono" w:hAnsi="Roboto Mono"/>
-        </w:rPr>
-        <w:t>MobyGames</w:t>
-      </w:r>
-      <w:proofErr w:type="spellEnd"/>
-      <w:r>
-        <w:rPr>
-          <w:rFonts w:ascii="Roboto Mono" w:hAnsi="Roboto Mono"/>
-        </w:rPr>
-        <w:t xml:space="preserve"> Patches - Commandos.pdf</w:t>
-      </w:r>
-    </w:p>
-    <w:p>
-      <w:pPr>
-        <w:numPr>
-          <w:ilvl w:val="0"/>
-          <w:numId w:val="2"/>
-        </w:numPr>
-        <w:rPr>
-          <w:rFonts w:ascii="Roboto Mono" w:hAnsi="Roboto Mono"/>
-        </w:rPr>
-      </w:pPr>
-      <w:r>
-        <w:rPr>
-          <w:rFonts w:ascii="Roboto Mono" w:hAnsi="Roboto Mono"/>
-          <w:b/>
-          <w:bCs/>
-        </w:rPr>
-        <w:t>2.4- Reference Sheets</w:t>
-      </w:r>
-      <w:r>
-        <w:rPr>
-          <w:rFonts w:ascii="Roboto Mono" w:hAnsi="Roboto Mono"/>
-        </w:rPr>
-        <w:br/>
-      </w:r>
-      <w:r>
-        <w:rPr>
-          <w:rFonts w:ascii="Arial" w:hAnsi="Arial" w:cs="Arial"/>
-        </w:rPr>
-        <w:t>→</w:t>
-      </w:r>
-      <w:r>
-        <w:rPr>
-          <w:rFonts w:ascii="Roboto Mono" w:hAnsi="Roboto Mono"/>
-        </w:rPr>
-        <w:t xml:space="preserve"> Quick reference info, lists, credits, releases.</w:t>
-      </w:r>
-    </w:p>
-    <w:p>
-      <w:pPr>
-        <w:numPr>
-          <w:ilvl w:val="1"/>
-          <w:numId w:val="2"/>
-        </w:numPr>
-        <w:rPr>
-          <w:rFonts w:ascii="Roboto Mono" w:hAnsi="Roboto Mono"/>
-        </w:rPr>
-      </w:pPr>
-      <w:r>
-        <w:rPr>
-          <w:rFonts w:ascii="Roboto Mono" w:hAnsi="Roboto Mono"/>
-          <w:b/>
-          <w:bCs/>
-        </w:rPr>
-        <w:t>2.4.1- Credits</w:t>
-      </w:r>
-      <w:r>
-        <w:rPr>
-          <w:rFonts w:ascii="Roboto Mono" w:hAnsi="Roboto Mono"/>
-        </w:rPr>
-        <w:t xml:space="preserve"> </w:t>
-      </w:r>
-      <w:r>
-        <w:rPr>
-          <w:rFonts w:ascii="Arial" w:hAnsi="Arial" w:cs="Arial"/>
-        </w:rPr>
-        <w:t>→</w:t>
-      </w:r>
-      <w:r>
-        <w:rPr>
-          <w:rFonts w:ascii="Roboto Mono" w:hAnsi="Roboto Mono"/>
-        </w:rPr>
-        <w:t xml:space="preserve"> Developer/staff credits</w:t>
-      </w:r>
-    </w:p>
-    <w:p>
-      <w:pPr>
-        <w:numPr>
-          <w:ilvl w:val="2"/>
-          <w:numId w:val="2"/>
-        </w:numPr>
-        <w:rPr>
-          <w:rFonts w:ascii="Roboto Mono" w:hAnsi="Roboto Mono"/>
-        </w:rPr>
-      </w:pPr>
-      <w:r>
-        <w:rPr>
-          <w:rFonts w:ascii="Roboto Mono" w:hAnsi="Roboto Mono"/>
-          <w:i/>
-          <w:iCs/>
-        </w:rPr>
-        <w:t>Example:</w:t>
-      </w:r>
-      <w:r>
-        <w:rPr>
-          <w:rFonts w:ascii="Roboto Mono" w:hAnsi="Roboto Mono"/>
-        </w:rPr>
-        <w:t xml:space="preserve"> </w:t>
-      </w:r>
-      <w:proofErr w:type="spellStart"/>
-      <w:r>
-        <w:rPr>
-          <w:rFonts w:ascii="Roboto Mono" w:hAnsi="Roboto Mono"/>
-        </w:rPr>
-        <w:t>MobyGames</w:t>
-      </w:r>
-      <w:proofErr w:type="spellEnd"/>
-      <w:r>
-        <w:rPr>
-          <w:rFonts w:ascii="Roboto Mono" w:hAnsi="Roboto Mono"/>
-        </w:rPr>
-        <w:t xml:space="preserve"> Credits - Commandos.pdf</w:t>
-      </w:r>
-    </w:p>
-    <w:p>
-      <w:pPr>
-        <w:numPr>
-          <w:ilvl w:val="1"/>
-          <w:numId w:val="2"/>
-        </w:numPr>
-        <w:rPr>
-          <w:rFonts w:ascii="Roboto Mono" w:hAnsi="Roboto Mono"/>
-        </w:rPr>
-      </w:pPr>
-      <w:r>
-        <w:rPr>
-          <w:rFonts w:ascii="Roboto Mono" w:hAnsi="Roboto Mono"/>
-          <w:b/>
-          <w:bCs/>
-        </w:rPr>
-        <w:t>2.4.2- Releases</w:t>
-      </w:r>
-      <w:r>
-        <w:rPr>
-          <w:rFonts w:ascii="Roboto Mono" w:hAnsi="Roboto Mono"/>
-        </w:rPr>
-        <w:t xml:space="preserve"> </w:t>
-      </w:r>
-      <w:r>
-        <w:rPr>
-          <w:rFonts w:ascii="Arial" w:hAnsi="Arial" w:cs="Arial"/>
-        </w:rPr>
-        <w:t>→</w:t>
-      </w:r>
-      <w:r>
-        <w:rPr>
-          <w:rFonts w:ascii="Roboto Mono" w:hAnsi="Roboto Mono"/>
-        </w:rPr>
-        <w:t xml:space="preserve"> Platforms, versions, editions</w:t>
-      </w:r>
-    </w:p>
-    <w:p>
-      <w:pPr>
-        <w:numPr>
-          <w:ilvl w:val="2"/>
-          <w:numId w:val="2"/>
-        </w:numPr>
-        <w:rPr>
-          <w:rFonts w:ascii="Roboto Mono" w:hAnsi="Roboto Mono"/>
-        </w:rPr>
-      </w:pPr>
-      <w:r>
-        <w:rPr>
-          <w:rFonts w:ascii="Roboto Mono" w:hAnsi="Roboto Mono"/>
-          <w:i/>
-          <w:iCs/>
-        </w:rPr>
-        <w:t>Example:</w:t>
-      </w:r>
-      <w:r>
-        <w:rPr>
-          <w:rFonts w:ascii="Roboto Mono" w:hAnsi="Roboto Mono"/>
-        </w:rPr>
-        <w:t xml:space="preserve"> </w:t>
-      </w:r>
-      <w:proofErr w:type="spellStart"/>
-      <w:r>
-        <w:rPr>
-          <w:rFonts w:ascii="Roboto Mono" w:hAnsi="Roboto Mono"/>
-        </w:rPr>
-        <w:t>MobyGames</w:t>
-      </w:r>
-      <w:proofErr w:type="spellEnd"/>
-      <w:r>
-        <w:rPr>
-          <w:rFonts w:ascii="Roboto Mono" w:hAnsi="Roboto Mono"/>
-        </w:rPr>
-        <w:t xml:space="preserve"> Releases - Commandos.pdf</w:t>
-      </w:r>
-    </w:p>
-    <w:p>
-      <w:pPr>
-        <w:numPr>
-          <w:ilvl w:val="1"/>
-          <w:numId w:val="2"/>
-        </w:numPr>
-        <w:rPr>
-          <w:rFonts w:ascii="Roboto Mono" w:hAnsi="Roboto Mono"/>
-        </w:rPr>
-      </w:pPr>
-      <w:r>
-        <w:rPr>
-          <w:rFonts w:ascii="Roboto Mono" w:hAnsi="Roboto Mono"/>
-          <w:b/>
-          <w:bCs/>
-        </w:rPr>
-        <w:t>2.4.3- Prices</w:t>
-      </w:r>
-      <w:r>
-        <w:rPr>
-          <w:rFonts w:ascii="Roboto Mono" w:hAnsi="Roboto Mono"/>
-        </w:rPr>
-        <w:t xml:space="preserve"> </w:t>
-      </w:r>
-      <w:r>
-        <w:rPr>
-          <w:rFonts w:ascii="Arial" w:hAnsi="Arial" w:cs="Arial"/>
-        </w:rPr>
-        <w:t>→</w:t>
-      </w:r>
-      <w:r>
-        <w:rPr>
-          <w:rFonts w:ascii="Roboto Mono" w:hAnsi="Roboto Mono"/>
-        </w:rPr>
-        <w:t xml:space="preserve"> Historical pricing data</w:t>
-      </w:r>
-    </w:p>
-    <w:p>
-      <w:pPr>
-        <w:numPr>
-          <w:ilvl w:val="2"/>
-          <w:numId w:val="2"/>
-        </w:numPr>
-        <w:rPr>
-          <w:rFonts w:ascii="Roboto Mono" w:hAnsi="Roboto Mono"/>
-        </w:rPr>
-      </w:pPr>
-      <w:r>
-        <w:rPr>
-          <w:rFonts w:ascii="Roboto Mono" w:hAnsi="Roboto Mono"/>
-          <w:i/>
-          <w:iCs/>
-        </w:rPr>
-        <w:t>Example:</w:t>
-      </w:r>
-      <w:r>
-        <w:rPr>
-          <w:rFonts w:ascii="Roboto Mono" w:hAnsi="Roboto Mono"/>
-        </w:rPr>
-        <w:t xml:space="preserve"> </w:t>
-      </w:r>
-      <w:proofErr w:type="spellStart"/>
-      <w:r>
-        <w:rPr>
-          <w:rFonts w:ascii="Roboto Mono" w:hAnsi="Roboto Mono"/>
-        </w:rPr>
-        <w:t>MobyGames</w:t>
-      </w:r>
-      <w:proofErr w:type="spellEnd"/>
-      <w:r>
-        <w:rPr>
-          <w:rFonts w:ascii="Roboto Mono" w:hAnsi="Roboto Mono"/>
-        </w:rPr>
-        <w:t xml:space="preserve"> Prices - Commandos.pdf</w:t>
-      </w:r>
-    </w:p>
-    <w:p>
-      <w:pPr>
-        <w:numPr>
-          <w:ilvl w:val="0"/>
-          <w:numId w:val="2"/>
-        </w:numPr>
-        <w:rPr>
-          <w:rFonts w:ascii="Roboto Mono" w:hAnsi="Roboto Mono"/>
-        </w:rPr>
-      </w:pPr>
-      <w:r>
-        <w:rPr>
-          <w:rFonts w:ascii="Roboto Mono" w:hAnsi="Roboto Mono"/>
-          <w:b/>
-          <w:bCs/>
-        </w:rPr>
-        <w:t>2.5- Lore &amp; Story</w:t>
-      </w:r>
-      <w:r>
-        <w:rPr>
-          <w:rFonts w:ascii="Roboto Mono" w:hAnsi="Roboto Mono"/>
-        </w:rPr>
-        <w:br/>
-      </w:r>
-      <w:r>
-        <w:rPr>
-          <w:rFonts w:ascii="Arial" w:hAnsi="Arial" w:cs="Arial"/>
-        </w:rPr>
-        <w:t>→</w:t>
-      </w:r>
-      <w:r>
-        <w:rPr>
-          <w:rFonts w:ascii="Roboto Mono" w:hAnsi="Roboto Mono"/>
-        </w:rPr>
-        <w:t xml:space="preserve"> Story summaries, trivia, in-universe docs.</w:t>
-      </w:r>
-    </w:p>
-    <w:p>
-      <w:pPr>
-        <w:numPr>
-          <w:ilvl w:val="1"/>
-          <w:numId w:val="2"/>
-        </w:numPr>
-        <w:rPr>
-          <w:rFonts w:ascii="Roboto Mono" w:hAnsi="Roboto Mono"/>
-        </w:rPr>
-      </w:pPr>
-      <w:r>
-        <w:rPr>
-          <w:rFonts w:ascii="Roboto Mono" w:hAnsi="Roboto Mono"/>
-          <w:i/>
-          <w:iCs/>
-        </w:rPr>
-        <w:t>Example:</w:t>
-      </w:r>
-      <w:r>
-        <w:rPr>
-          <w:rFonts w:ascii="Roboto Mono" w:hAnsi="Roboto Mono"/>
-        </w:rPr>
-        <w:t xml:space="preserve"> </w:t>
-      </w:r>
-      <w:proofErr w:type="spellStart"/>
-      <w:r>
-        <w:rPr>
-          <w:rFonts w:ascii="Roboto Mono" w:hAnsi="Roboto Mono"/>
-        </w:rPr>
-        <w:t>MobyGames</w:t>
-      </w:r>
-      <w:proofErr w:type="spellEnd"/>
-      <w:r>
-        <w:rPr>
-          <w:rFonts w:ascii="Roboto Mono" w:hAnsi="Roboto Mono"/>
-        </w:rPr>
-        <w:t xml:space="preserve"> Trivia - Commandos.pdf</w:t>
-      </w:r>
-    </w:p>
-    <w:p>
-      <w:pPr>
-        <w:numPr>
-          <w:ilvl w:val="0"/>
-          <w:numId w:val="2"/>
-        </w:numPr>
-        <w:rPr>
-          <w:rFonts w:ascii="Roboto Mono" w:hAnsi="Roboto Mono"/>
-        </w:rPr>
-      </w:pPr>
-      <w:r>
-        <w:rPr>
-          <w:rFonts w:ascii="Roboto Mono" w:hAnsi="Roboto Mono"/>
-          <w:b/>
-          <w:bCs/>
-        </w:rPr>
-        <w:t>2.6- Articles &amp; Reviews</w:t>
-      </w:r>
-      <w:r>
-        <w:rPr>
-          <w:rFonts w:ascii="Roboto Mono" w:hAnsi="Roboto Mono"/>
-        </w:rPr>
-        <w:br/>
-      </w:r>
-      <w:r>
-        <w:rPr>
-          <w:rFonts w:ascii="Arial" w:hAnsi="Arial" w:cs="Arial"/>
-        </w:rPr>
-        <w:t>→</w:t>
-      </w:r>
-      <w:r>
-        <w:rPr>
-          <w:rFonts w:ascii="Roboto Mono" w:hAnsi="Roboto Mono"/>
-        </w:rPr>
-        <w:t xml:space="preserve"> Magazine scans, reviews, previews, press.</w:t>
-      </w:r>
-    </w:p>
-    <w:p>
-      <w:pPr>
-        <w:numPr>
-          <w:ilvl w:val="1"/>
-          <w:numId w:val="2"/>
-        </w:numPr>
-        <w:rPr>
-          <w:rFonts w:ascii="Roboto Mono" w:hAnsi="Roboto Mono"/>
-        </w:rPr>
-      </w:pPr>
-      <w:r>
-        <w:rPr>
-          <w:rFonts w:ascii="Roboto Mono" w:hAnsi="Roboto Mono"/>
-          <w:i/>
-          <w:iCs/>
-        </w:rPr>
-        <w:t>Example:</w:t>
-      </w:r>
-      <w:r>
-        <w:rPr>
-          <w:rFonts w:ascii="Roboto Mono" w:hAnsi="Roboto Mono"/>
-        </w:rPr>
-        <w:t xml:space="preserve"> </w:t>
-      </w:r>
-      <w:proofErr w:type="spellStart"/>
-      <w:r>
-        <w:rPr>
-          <w:rFonts w:ascii="Roboto Mono" w:hAnsi="Roboto Mono"/>
-        </w:rPr>
-        <w:t>MobyGames</w:t>
-      </w:r>
-      <w:proofErr w:type="spellEnd"/>
-      <w:r>
-        <w:rPr>
-          <w:rFonts w:ascii="Roboto Mono" w:hAnsi="Roboto Mono"/>
-        </w:rPr>
-        <w:t xml:space="preserve"> Reviews - Commandos.pdf</w:t>
-      </w:r>
-    </w:p>
-    <w:p>
-      <w:pPr>
-        <w:numPr>
-          <w:ilvl w:val="1"/>
-          <w:numId w:val="2"/>
-        </w:numPr>
-        <w:rPr>
-          <w:rFonts w:ascii="Roboto Mono" w:hAnsi="Roboto Mono"/>
-        </w:rPr>
-      </w:pPr>
-      <w:r>
-        <w:rPr>
-          <w:rFonts w:ascii="Roboto Mono" w:hAnsi="Roboto Mono"/>
-          <w:i/>
-          <w:iCs/>
-        </w:rPr>
-        <w:t>Example:</w:t>
-      </w:r>
-      <w:r>
-        <w:rPr>
-          <w:rFonts w:ascii="Roboto Mono" w:hAnsi="Roboto Mono"/>
-        </w:rPr>
-        <w:t xml:space="preserve"> </w:t>
-      </w:r>
-      <w:proofErr w:type="spellStart"/>
-      <w:r>
-        <w:rPr>
-          <w:rFonts w:ascii="Roboto Mono" w:hAnsi="Roboto Mono"/>
-        </w:rPr>
-        <w:t>MobyGames</w:t>
-      </w:r>
-      <w:proofErr w:type="spellEnd"/>
-      <w:r>
-        <w:rPr>
-          <w:rFonts w:ascii="Roboto Mono" w:hAnsi="Roboto Mono"/>
-        </w:rPr>
-        <w:t xml:space="preserve"> Profile - Commandos.pdf</w:t>
-      </w:r>
-    </w:p>
-    <w:p>
-      <w:pPr>
-        <w:numPr>
-          <w:ilvl w:val="0"/>
-          <w:numId w:val="2"/>
-        </w:numPr>
-        <w:rPr>
-          <w:rFonts w:ascii="Roboto Mono" w:hAnsi="Roboto Mono"/>
-        </w:rPr>
-      </w:pPr>
-      <w:r>
-        <w:rPr>
-          <w:rFonts w:ascii="Roboto Mono" w:hAnsi="Roboto Mono"/>
-          <w:b/>
-          <w:bCs/>
-        </w:rPr>
-        <w:lastRenderedPageBreak/>
-        <w:t>2.7- Community Docs</w:t>
-      </w:r>
-      <w:r>
-        <w:rPr>
-          <w:rFonts w:ascii="Roboto Mono" w:hAnsi="Roboto Mono"/>
-        </w:rPr>
-        <w:br/>
-      </w:r>
-      <w:r>
-        <w:rPr>
-          <w:rFonts w:ascii="Arial" w:hAnsi="Arial" w:cs="Arial"/>
-        </w:rPr>
-        <w:t>→</w:t>
-      </w:r>
-      <w:r>
-        <w:rPr>
-          <w:rFonts w:ascii="Roboto Mono" w:hAnsi="Roboto Mono"/>
-        </w:rPr>
-        <w:t xml:space="preserve"> Fan or community contributions.</w:t>
-      </w:r>
-    </w:p>
-    <w:p>
-      <w:pPr>
-        <w:numPr>
-          <w:ilvl w:val="1"/>
-          <w:numId w:val="2"/>
-        </w:numPr>
-        <w:rPr>
-          <w:rFonts w:ascii="Roboto Mono" w:hAnsi="Roboto Mono"/>
-        </w:rPr>
-      </w:pPr>
-      <w:r>
-        <w:rPr>
-          <w:rFonts w:ascii="Roboto Mono" w:hAnsi="Roboto Mono"/>
-          <w:b/>
-          <w:bCs/>
-        </w:rPr>
-        <w:t>2.7.1- Forums</w:t>
-      </w:r>
-      <w:r>
-        <w:rPr>
-          <w:rFonts w:ascii="Roboto Mono" w:hAnsi="Roboto Mono"/>
-        </w:rPr>
-        <w:t xml:space="preserve"> </w:t>
-      </w:r>
-      <w:r>
-        <w:rPr>
-          <w:rFonts w:ascii="Arial" w:hAnsi="Arial" w:cs="Arial"/>
-        </w:rPr>
-        <w:t>→</w:t>
-      </w:r>
-      <w:r>
-        <w:rPr>
-          <w:rFonts w:ascii="Roboto Mono" w:hAnsi="Roboto Mono"/>
-        </w:rPr>
-        <w:t xml:space="preserve"> Forum discussions/threads</w:t>
-      </w:r>
-    </w:p>
-    <w:p>
-      <w:pPr>
-        <w:numPr>
-          <w:ilvl w:val="2"/>
-          <w:numId w:val="2"/>
-        </w:numPr>
-        <w:rPr>
-          <w:rFonts w:ascii="Roboto Mono" w:hAnsi="Roboto Mono"/>
-        </w:rPr>
-      </w:pPr>
-      <w:r>
-        <w:rPr>
-          <w:rFonts w:ascii="Roboto Mono" w:hAnsi="Roboto Mono"/>
-          <w:i/>
-          <w:iCs/>
-        </w:rPr>
-        <w:t>Example:</w:t>
-      </w:r>
-      <w:r>
-        <w:rPr>
-          <w:rFonts w:ascii="Roboto Mono" w:hAnsi="Roboto Mono"/>
-        </w:rPr>
-        <w:t xml:space="preserve"> </w:t>
-      </w:r>
-      <w:proofErr w:type="spellStart"/>
-      <w:r>
-        <w:rPr>
-          <w:rFonts w:ascii="Roboto Mono" w:hAnsi="Roboto Mono"/>
-        </w:rPr>
-        <w:t>MobyGames</w:t>
-      </w:r>
-      <w:proofErr w:type="spellEnd"/>
-      <w:r>
-        <w:rPr>
-          <w:rFonts w:ascii="Roboto Mono" w:hAnsi="Roboto Mono"/>
-        </w:rPr>
-        <w:t xml:space="preserve"> Forum - Commandos.pdf</w:t>
-      </w:r>
-    </w:p>
-    <w:p>
-      <w:pPr>
-        <w:numPr>
-          <w:ilvl w:val="1"/>
-          <w:numId w:val="2"/>
-        </w:numPr>
-        <w:rPr>
-          <w:rFonts w:ascii="Roboto Mono" w:hAnsi="Roboto Mono"/>
-        </w:rPr>
-      </w:pPr>
-      <w:r>
-        <w:rPr>
-          <w:rFonts w:ascii="Roboto Mono" w:hAnsi="Roboto Mono"/>
-          <w:b/>
-          <w:bCs/>
-        </w:rPr>
-        <w:t>2.7.2- Contributions</w:t>
-      </w:r>
-      <w:r>
-        <w:rPr>
-          <w:rFonts w:ascii="Roboto Mono" w:hAnsi="Roboto Mono"/>
-        </w:rPr>
-        <w:t xml:space="preserve"> </w:t>
-      </w:r>
-      <w:r>
-        <w:rPr>
-          <w:rFonts w:ascii="Arial" w:hAnsi="Arial" w:cs="Arial"/>
-        </w:rPr>
-        <w:t>→</w:t>
-      </w:r>
-      <w:r>
-        <w:rPr>
-          <w:rFonts w:ascii="Roboto Mono" w:hAnsi="Roboto Mono"/>
-        </w:rPr>
-        <w:t xml:space="preserve"> Fan submissions, translation, modding help</w:t>
-      </w:r>
-    </w:p>
-    <w:p>
-      <w:pPr>
-        <w:numPr>
-          <w:ilvl w:val="2"/>
-          <w:numId w:val="2"/>
-        </w:numPr>
-        <w:rPr>
-          <w:rFonts w:ascii="Roboto Mono" w:hAnsi="Roboto Mono"/>
-        </w:rPr>
-      </w:pPr>
-      <w:r>
-        <w:rPr>
-          <w:rFonts w:ascii="Roboto Mono" w:hAnsi="Roboto Mono"/>
-          <w:i/>
-          <w:iCs/>
-        </w:rPr>
-        <w:t>Example:</w:t>
-      </w:r>
-      <w:r>
-        <w:rPr>
-          <w:rFonts w:ascii="Roboto Mono" w:hAnsi="Roboto Mono"/>
-        </w:rPr>
-        <w:t xml:space="preserve"> </w:t>
-      </w:r>
-      <w:proofErr w:type="spellStart"/>
-      <w:r>
-        <w:rPr>
-          <w:rFonts w:ascii="Roboto Mono" w:hAnsi="Roboto Mono"/>
-        </w:rPr>
-        <w:t>MobyGames</w:t>
-      </w:r>
-      <w:proofErr w:type="spellEnd"/>
-      <w:r>
-        <w:rPr>
-          <w:rFonts w:ascii="Roboto Mono" w:hAnsi="Roboto Mono"/>
-        </w:rPr>
-        <w:t xml:space="preserve"> Contribute - Commandos.pdf</w:t>
-      </w:r>
-    </w:p>
-    <w:p>
-      <w:pPr>
-        <w:numPr>
-          <w:ilvl w:val="1"/>
-          <w:numId w:val="2"/>
-        </w:numPr>
-        <w:rPr>
-          <w:rFonts w:ascii="Roboto Mono" w:hAnsi="Roboto Mono"/>
-        </w:rPr>
-      </w:pPr>
-      <w:r>
-        <w:rPr>
-          <w:rFonts w:ascii="Roboto Mono" w:hAnsi="Roboto Mono"/>
-          <w:b/>
-          <w:bCs/>
-        </w:rPr>
-        <w:t>2.8- Archived Media Pages</w:t>
-      </w:r>
-      <w:r>
-        <w:rPr>
-          <w:rFonts w:ascii="Roboto Mono" w:hAnsi="Roboto Mono"/>
-        </w:rPr>
-        <w:br/>
-      </w:r>
-      <w:r>
-        <w:rPr>
-          <w:rFonts w:ascii="Roboto Mono" w:hAnsi="Roboto Mono"/>
-          <w:i/>
-          <w:iCs/>
-        </w:rPr>
-        <w:t>(PDF exports of image/video content, not the media files themselves)</w:t>
-      </w:r>
-    </w:p>
-    <w:p>
-      <w:pPr>
-        <w:numPr>
-          <w:ilvl w:val="2"/>
-          <w:numId w:val="2"/>
-        </w:numPr>
-        <w:rPr>
-          <w:rFonts w:ascii="Roboto Mono" w:hAnsi="Roboto Mono"/>
-        </w:rPr>
-      </w:pPr>
-      <w:r>
-        <w:rPr>
-          <w:rFonts w:ascii="Roboto Mono" w:hAnsi="Roboto Mono"/>
-          <w:b/>
-          <w:bCs/>
-        </w:rPr>
-        <w:t>2.8.1- Covers (PDF)</w:t>
-      </w:r>
-    </w:p>
-    <w:p>
-      <w:pPr>
-        <w:numPr>
-          <w:ilvl w:val="3"/>
-          <w:numId w:val="2"/>
-        </w:numPr>
-        <w:rPr>
-          <w:rFonts w:ascii="Roboto Mono" w:hAnsi="Roboto Mono"/>
-          <w:sz w:val="20"/>
-          <w:szCs w:val="20"/>
-        </w:rPr>
-      </w:pPr>
-      <w:r>
-        <w:rPr>
-          <w:rFonts w:ascii="Roboto Mono" w:hAnsi="Roboto Mono"/>
-          <w:i/>
-          <w:iCs/>
-          <w:sz w:val="20"/>
-          <w:szCs w:val="20"/>
-        </w:rPr>
-        <w:t>Example:</w:t>
-      </w:r>
-      <w:r>
-        <w:rPr>
-          <w:rFonts w:ascii="Roboto Mono" w:hAnsi="Roboto Mono"/>
-          <w:sz w:val="20"/>
-          <w:szCs w:val="20"/>
-        </w:rPr>
-        <w:t xml:space="preserve"> </w:t>
-      </w:r>
-      <w:proofErr w:type="spellStart"/>
-      <w:r>
-        <w:rPr>
-          <w:rFonts w:ascii="Roboto Mono" w:hAnsi="Roboto Mono"/>
-          <w:sz w:val="20"/>
-          <w:szCs w:val="20"/>
-        </w:rPr>
-        <w:t>MobyGames</w:t>
-      </w:r>
-      <w:proofErr w:type="spellEnd"/>
-      <w:r>
-        <w:rPr>
-          <w:rFonts w:ascii="Roboto Mono" w:hAnsi="Roboto Mono"/>
-          <w:sz w:val="20"/>
-          <w:szCs w:val="20"/>
-        </w:rPr>
-        <w:t xml:space="preserve"> Covers - Commandos.pdf</w:t>
-      </w:r>
-    </w:p>
-    <w:p>
-      <w:pPr>
-        <w:numPr>
-          <w:ilvl w:val="2"/>
-          <w:numId w:val="2"/>
-        </w:numPr>
-        <w:rPr>
-          <w:rFonts w:ascii="Roboto Mono" w:hAnsi="Roboto Mono"/>
-        </w:rPr>
-      </w:pPr>
-      <w:r>
-        <w:rPr>
-          <w:rFonts w:ascii="Roboto Mono" w:hAnsi="Roboto Mono"/>
-          <w:b/>
-          <w:bCs/>
-        </w:rPr>
-        <w:t>2.8.</w:t>
-      </w:r>
-      <w:r>
-        <w:rPr>
-          <w:rFonts w:ascii="Roboto Mono" w:hAnsi="Roboto Mono"/>
-          <w:b/>
-          <w:bCs/>
-        </w:rPr>
-        <w:t>2</w:t>
-      </w:r>
-      <w:r>
-        <w:rPr>
-          <w:rFonts w:ascii="Roboto Mono" w:hAnsi="Roboto Mono"/>
-          <w:b/>
-          <w:bCs/>
-        </w:rPr>
-        <w:t>- Screenshots (PDF)</w:t>
-      </w:r>
-    </w:p>
-    <w:p>
-      <w:pPr>
-        <w:numPr>
-          <w:ilvl w:val="2"/>
-          <w:numId w:val="3"/>
-        </w:numPr>
-        <w:rPr>
-          <w:rFonts w:ascii="Roboto Mono" w:hAnsi="Roboto Mono"/>
-          <w:sz w:val="20"/>
-          <w:szCs w:val="20"/>
-        </w:rPr>
-      </w:pPr>
-      <w:r>
-        <w:rPr>
-          <w:rFonts w:ascii="Roboto Mono" w:hAnsi="Roboto Mono"/>
-          <w:i/>
-          <w:iCs/>
-          <w:sz w:val="20"/>
-          <w:szCs w:val="20"/>
-        </w:rPr>
-        <w:t>Example:</w:t>
-      </w:r>
-      <w:r>
-        <w:rPr>
-          <w:rFonts w:ascii="Roboto Mono" w:hAnsi="Roboto Mono"/>
-          <w:sz w:val="20"/>
-          <w:szCs w:val="20"/>
-        </w:rPr>
-        <w:t xml:space="preserve"> </w:t>
-      </w:r>
-      <w:proofErr w:type="spellStart"/>
-      <w:r>
-        <w:rPr>
-          <w:rFonts w:ascii="Roboto Mono" w:hAnsi="Roboto Mono"/>
-          <w:sz w:val="20"/>
-          <w:szCs w:val="20"/>
-        </w:rPr>
-        <w:t>MobyGames</w:t>
-      </w:r>
-      <w:proofErr w:type="spellEnd"/>
-      <w:r>
-        <w:rPr>
-          <w:rFonts w:ascii="Roboto Mono" w:hAnsi="Roboto Mono"/>
-          <w:sz w:val="20"/>
-          <w:szCs w:val="20"/>
-        </w:rPr>
-        <w:t xml:space="preserve"> Screenshots - Commandos.pdf</w:t>
-      </w:r>
-    </w:p>
-    <w:p>
-      <w:pPr>
-        <w:numPr>
-          <w:ilvl w:val="2"/>
-          <w:numId w:val="2"/>
-        </w:numPr>
-        <w:rPr>
-          <w:rFonts w:ascii="Roboto Mono" w:hAnsi="Roboto Mono"/>
-        </w:rPr>
-      </w:pPr>
-      <w:r>
-        <w:rPr>
-          <w:rFonts w:ascii="Roboto Mono" w:hAnsi="Roboto Mono"/>
-          <w:b/>
-          <w:bCs/>
-        </w:rPr>
-        <w:t>2.8.</w:t>
-      </w:r>
-      <w:r>
-        <w:rPr>
-          <w:rFonts w:ascii="Roboto Mono" w:hAnsi="Roboto Mono"/>
-          <w:b/>
-          <w:bCs/>
-        </w:rPr>
-        <w:t>3-</w:t>
-      </w:r>
-      <w:r>
-        <w:rPr>
-          <w:rFonts w:ascii="Roboto Mono" w:hAnsi="Roboto Mono"/>
-          <w:b/>
-          <w:bCs/>
-        </w:rPr>
-        <w:t>Promotional Art (PDF)</w:t>
-      </w:r>
-    </w:p>
-    <w:p>
-      <w:pPr>
-        <w:numPr>
-          <w:ilvl w:val="2"/>
-          <w:numId w:val="3"/>
-        </w:numPr>
-        <w:rPr>
-          <w:rFonts w:ascii="Roboto Mono" w:hAnsi="Roboto Mono"/>
-          <w:sz w:val="20"/>
-          <w:szCs w:val="20"/>
-        </w:rPr>
-      </w:pPr>
-      <w:r>
-        <w:rPr>
-          <w:rFonts w:ascii="Roboto Mono" w:hAnsi="Roboto Mono"/>
-          <w:i/>
-          <w:iCs/>
-          <w:sz w:val="20"/>
-          <w:szCs w:val="20"/>
-        </w:rPr>
-        <w:t>Example:</w:t>
-      </w:r>
-      <w:r>
-        <w:rPr>
-          <w:rFonts w:ascii="Roboto Mono" w:hAnsi="Roboto Mono"/>
-          <w:sz w:val="20"/>
-          <w:szCs w:val="20"/>
-        </w:rPr>
-        <w:t xml:space="preserve"> </w:t>
-      </w:r>
-      <w:proofErr w:type="spellStart"/>
-      <w:r>
-        <w:rPr>
-          <w:rFonts w:ascii="Roboto Mono" w:hAnsi="Roboto Mono"/>
-          <w:sz w:val="20"/>
-          <w:szCs w:val="20"/>
-        </w:rPr>
-        <w:t>MobyGames</w:t>
-      </w:r>
-      <w:proofErr w:type="spellEnd"/>
-      <w:r>
-        <w:rPr>
-          <w:rFonts w:ascii="Roboto Mono" w:hAnsi="Roboto Mono"/>
-          <w:sz w:val="20"/>
-          <w:szCs w:val="20"/>
-        </w:rPr>
-        <w:t xml:space="preserve"> Promos - Commandos.pdf</w:t>
-      </w:r>
-    </w:p>
-    <w:p>
-      <w:pPr>
-        <w:numPr>
-          <w:ilvl w:val="2"/>
-          <w:numId w:val="2"/>
-        </w:numPr>
-        <w:rPr>
-          <w:rFonts w:ascii="Roboto Mono" w:hAnsi="Roboto Mono"/>
-        </w:rPr>
-      </w:pPr>
-      <w:r>
-        <w:rPr>
-          <w:rFonts w:ascii="Roboto Mono" w:hAnsi="Roboto Mono"/>
-          <w:b/>
-          <w:bCs/>
-        </w:rPr>
-        <w:t>2.8.</w:t>
-      </w:r>
-      <w:r>
-        <w:rPr>
-          <w:rFonts w:ascii="Roboto Mono" w:hAnsi="Roboto Mono"/>
-          <w:b/>
-          <w:bCs/>
-        </w:rPr>
-        <w:t>4-</w:t>
-      </w:r>
-      <w:r>
-        <w:rPr>
-          <w:rFonts w:ascii="Roboto Mono" w:hAnsi="Roboto Mono"/>
-          <w:b/>
-          <w:bCs/>
-        </w:rPr>
-        <w:t>Mixed Media Pages (PDF)</w:t>
-      </w:r>
-    </w:p>
-    <w:p>
-      <w:pPr>
-        <w:numPr>
-          <w:ilvl w:val="2"/>
-          <w:numId w:val="3"/>
-        </w:numPr>
-        <w:rPr>
-          <w:rFonts w:ascii="Roboto Mono" w:hAnsi="Roboto Mono"/>
-          <w:sz w:val="20"/>
-          <w:szCs w:val="20"/>
-        </w:rPr>
-      </w:pPr>
-      <w:r>
-        <w:rPr>
-          <w:rFonts w:ascii="Roboto Mono" w:hAnsi="Roboto Mono"/>
-          <w:i/>
-          <w:iCs/>
-          <w:sz w:val="20"/>
-          <w:szCs w:val="20"/>
-        </w:rPr>
-        <w:t>Example:</w:t>
-      </w:r>
-      <w:r>
-        <w:rPr>
-          <w:rFonts w:ascii="Roboto Mono" w:hAnsi="Roboto Mono"/>
-          <w:sz w:val="20"/>
-          <w:szCs w:val="20"/>
-        </w:rPr>
-        <w:t xml:space="preserve"> </w:t>
-      </w:r>
-      <w:proofErr w:type="spellStart"/>
-      <w:r>
-        <w:rPr>
-          <w:rFonts w:ascii="Roboto Mono" w:hAnsi="Roboto Mono"/>
-          <w:sz w:val="20"/>
-          <w:szCs w:val="20"/>
-        </w:rPr>
-        <w:t>MobyGames</w:t>
-      </w:r>
-      <w:proofErr w:type="spellEnd"/>
-      <w:r>
-        <w:rPr>
-          <w:rFonts w:ascii="Roboto Mono" w:hAnsi="Roboto Mono"/>
-          <w:sz w:val="20"/>
-          <w:szCs w:val="20"/>
-        </w:rPr>
-        <w:t xml:space="preserve"> Media - Commandos.pdf</w:t>
-      </w:r>
-    </w:p>
-    <w:p>
-      <w:pPr>
-        <w:rPr>
-          <w:rFonts w:ascii="Roboto Mono" w:hAnsi="Roboto Mono"/>
-        </w:rPr>
-      </w:pPr>
-    </w:p>
-    <w:p>
-      <w:pPr>
-        <w:rPr>
-          <w:rFonts w:ascii="Roboto Mono" w:hAnsi="Roboto Mono"/>
-        </w:rPr>
-      </w:pPr>
-      <w:r>
-        <w:rPr>
-          <w:rFonts w:ascii="Roboto Mono" w:hAnsi="Roboto Mono"/>
-        </w:rPr>
-        <w:pict w14:anchorId="0F30EC78">
-          <v:rect id="_x0000_i1036" style="width:0;height:1.5pt" o:hralign="center" o:hrstd="t" o:hr="t" fillcolor="#a0a0a0" stroked="f"/>
-        </w:pict>
-      </w:r>
-    </w:p>
-    <w:p>
-      <w:pPr>
-        <w:numPr>
-          <w:ilvl w:val="0"/>
-          <w:numId w:val="1"/>
-        </w:numPr>
-        <w:rPr>
-          <w:rFonts w:ascii="Roboto Mono" w:hAnsi="Roboto Mono"/>
-        </w:rPr>
-      </w:pPr>
-      <w:r>
-        <w:rPr>
-          <w:rFonts w:ascii="Roboto Mono" w:hAnsi="Roboto Mono"/>
-          <w:b/>
-          <w:bCs/>
-        </w:rPr>
-        <w:t>3- Media</w:t>
-      </w:r>
-      <w:r>
-        <w:rPr>
-          <w:rFonts w:ascii="Roboto Mono" w:hAnsi="Roboto Mono"/>
-        </w:rPr>
-        <w:t xml:space="preserve"> </w:t>
-      </w:r>
-      <w:r>
-        <w:rPr>
-          <w:rFonts w:ascii="Arial" w:hAnsi="Arial" w:cs="Arial"/>
-        </w:rPr>
-        <w:t>→</w:t>
-      </w:r>
-      <w:r>
-        <w:rPr>
-          <w:rFonts w:ascii="Roboto Mono" w:hAnsi="Roboto Mono"/>
-        </w:rPr>
-        <w:t xml:space="preserve"> all media-related files</w:t>
-      </w:r>
-    </w:p>
-    <w:p>
-      <w:pPr>
-        <w:numPr>
-          <w:ilvl w:val="1"/>
-          <w:numId w:val="1"/>
-        </w:numPr>
-        <w:rPr>
-          <w:rFonts w:ascii="Roboto Mono" w:hAnsi="Roboto Mono"/>
-        </w:rPr>
-      </w:pPr>
-      <w:r>
-        <w:rPr>
-          <w:rFonts w:ascii="Roboto Mono" w:hAnsi="Roboto Mono"/>
-          <w:b/>
-          <w:bCs/>
-        </w:rPr>
-        <w:t>3.1- Images</w:t>
-      </w:r>
-    </w:p>
-    <w:p>
-      <w:pPr>
-        <w:numPr>
-          <w:ilvl w:val="2"/>
-          <w:numId w:val="1"/>
-        </w:numPr>
-        <w:rPr>
-          <w:rFonts w:ascii="Roboto Mono" w:hAnsi="Roboto Mono"/>
-        </w:rPr>
-      </w:pPr>
-      <w:r>
-        <w:rPr>
-          <w:rFonts w:ascii="Roboto Mono" w:hAnsi="Roboto Mono"/>
-          <w:b/>
-          <w:bCs/>
-        </w:rPr>
-        <w:t>Covers &amp; Box Art</w:t>
-      </w:r>
-      <w:r>
-        <w:rPr>
-          <w:rFonts w:ascii="Roboto Mono" w:hAnsi="Roboto Mono"/>
-        </w:rPr>
-        <w:t xml:space="preserve"> </w:t>
-      </w:r>
-      <w:r>
-        <w:rPr>
-          <w:rFonts w:ascii="Arial" w:hAnsi="Arial" w:cs="Arial"/>
-        </w:rPr>
-        <w:t>→</w:t>
-      </w:r>
-      <w:r>
-        <w:rPr>
-          <w:rFonts w:ascii="Roboto Mono" w:hAnsi="Roboto Mono"/>
-        </w:rPr>
-        <w:t xml:space="preserve"> official front/back covers</w:t>
-      </w:r>
-    </w:p>
-    <w:p>
-      <w:pPr>
-        <w:numPr>
-          <w:ilvl w:val="2"/>
-          <w:numId w:val="1"/>
-        </w:numPr>
-        <w:rPr>
-          <w:rFonts w:ascii="Roboto Mono" w:hAnsi="Roboto Mono"/>
-        </w:rPr>
-      </w:pPr>
-      <w:r>
-        <w:rPr>
-          <w:rFonts w:ascii="Roboto Mono" w:hAnsi="Roboto Mono"/>
-          <w:b/>
-          <w:bCs/>
-        </w:rPr>
-        <w:t>Promotional Art</w:t>
-      </w:r>
-      <w:r>
-        <w:rPr>
-          <w:rFonts w:ascii="Roboto Mono" w:hAnsi="Roboto Mono"/>
-        </w:rPr>
-        <w:t xml:space="preserve"> </w:t>
-      </w:r>
-      <w:r>
-        <w:rPr>
-          <w:rFonts w:ascii="Arial" w:hAnsi="Arial" w:cs="Arial"/>
-        </w:rPr>
-        <w:t>→</w:t>
-      </w:r>
-      <w:r>
-        <w:rPr>
-          <w:rFonts w:ascii="Roboto Mono" w:hAnsi="Roboto Mono"/>
-        </w:rPr>
-        <w:t xml:space="preserve"> posters, advertisements</w:t>
-      </w:r>
-    </w:p>
-    <w:p>
-      <w:pPr>
-        <w:numPr>
-          <w:ilvl w:val="2"/>
-          <w:numId w:val="1"/>
-        </w:numPr>
-        <w:rPr>
-          <w:rFonts w:ascii="Roboto Mono" w:hAnsi="Roboto Mono"/>
-        </w:rPr>
-      </w:pPr>
-      <w:r>
-        <w:rPr>
-          <w:rFonts w:ascii="Roboto Mono" w:hAnsi="Roboto Mono"/>
-          <w:b/>
-          <w:bCs/>
-        </w:rPr>
-        <w:t>Screenshots</w:t>
-      </w:r>
-      <w:r>
-        <w:rPr>
-          <w:rFonts w:ascii="Roboto Mono" w:hAnsi="Roboto Mono"/>
-        </w:rPr>
-        <w:t xml:space="preserve"> </w:t>
-      </w:r>
-      <w:r>
-        <w:rPr>
-          <w:rFonts w:ascii="Arial" w:hAnsi="Arial" w:cs="Arial"/>
-        </w:rPr>
-        <w:t>→</w:t>
-      </w:r>
-      <w:r>
-        <w:rPr>
-          <w:rFonts w:ascii="Roboto Mono" w:hAnsi="Roboto Mono"/>
-        </w:rPr>
-        <w:t xml:space="preserve"> gameplay captures</w:t>
-      </w:r>
-    </w:p>
-    <w:p>
-      <w:pPr>
-        <w:numPr>
-          <w:ilvl w:val="2"/>
-          <w:numId w:val="1"/>
-        </w:numPr>
-        <w:rPr>
-          <w:rFonts w:ascii="Roboto Mono" w:hAnsi="Roboto Mono"/>
-        </w:rPr>
-      </w:pPr>
-      <w:r>
-        <w:rPr>
-          <w:rFonts w:ascii="Roboto Mono" w:hAnsi="Roboto Mono"/>
-          <w:b/>
-          <w:bCs/>
-        </w:rPr>
-        <w:t>Logos &amp; Icons</w:t>
-      </w:r>
-      <w:r>
-        <w:rPr>
-          <w:rFonts w:ascii="Roboto Mono" w:hAnsi="Roboto Mono"/>
-        </w:rPr>
-        <w:t xml:space="preserve"> </w:t>
-      </w:r>
-      <w:r>
-        <w:rPr>
-          <w:rFonts w:ascii="Arial" w:hAnsi="Arial" w:cs="Arial"/>
-        </w:rPr>
-        <w:t>→</w:t>
-      </w:r>
-      <w:r>
-        <w:rPr>
-          <w:rFonts w:ascii="Roboto Mono" w:hAnsi="Roboto Mono"/>
-        </w:rPr>
-        <w:t xml:space="preserve"> game logos, banners, icons</w:t>
-      </w:r>
-    </w:p>
-    <w:p>
-      <w:pPr>
-        <w:numPr>
-          <w:ilvl w:val="2"/>
-          <w:numId w:val="1"/>
-        </w:numPr>
-        <w:rPr>
-          <w:rFonts w:ascii="Roboto Mono" w:hAnsi="Roboto Mono"/>
-        </w:rPr>
-      </w:pPr>
-      <w:r>
-        <w:rPr>
-          <w:rFonts w:ascii="Roboto Mono" w:hAnsi="Roboto Mono"/>
-          <w:b/>
-          <w:bCs/>
-        </w:rPr>
-        <w:lastRenderedPageBreak/>
-        <w:t>Concept Art</w:t>
-      </w:r>
-      <w:r>
-        <w:rPr>
-          <w:rFonts w:ascii="Roboto Mono" w:hAnsi="Roboto Mono"/>
-        </w:rPr>
-        <w:t xml:space="preserve"> </w:t>
-      </w:r>
-      <w:r>
-        <w:rPr>
-          <w:rFonts w:ascii="Arial" w:hAnsi="Arial" w:cs="Arial"/>
-        </w:rPr>
-        <w:t>→</w:t>
-      </w:r>
-      <w:r>
-        <w:rPr>
-          <w:rFonts w:ascii="Roboto Mono" w:hAnsi="Roboto Mono"/>
-        </w:rPr>
-        <w:t xml:space="preserve"> developer sketches, early designs</w:t>
-      </w:r>
-    </w:p>
-    <w:p>
-      <w:pPr>
-        <w:numPr>
-          <w:ilvl w:val="2"/>
-          <w:numId w:val="1"/>
-        </w:numPr>
-        <w:rPr>
-          <w:rFonts w:ascii="Roboto Mono" w:hAnsi="Roboto Mono"/>
-        </w:rPr>
-      </w:pPr>
-      <w:r>
-        <w:rPr>
-          <w:rFonts w:ascii="Roboto Mono" w:hAnsi="Roboto Mono"/>
-          <w:b/>
-          <w:bCs/>
-        </w:rPr>
-        <w:t>Wallpapers</w:t>
-      </w:r>
-      <w:r>
-        <w:rPr>
-          <w:rFonts w:ascii="Roboto Mono" w:hAnsi="Roboto Mono"/>
-        </w:rPr>
-        <w:t xml:space="preserve"> </w:t>
-      </w:r>
-      <w:r>
-        <w:rPr>
-          <w:rFonts w:ascii="Arial" w:hAnsi="Arial" w:cs="Arial"/>
-        </w:rPr>
-        <w:t>→</w:t>
-      </w:r>
-      <w:r>
-        <w:rPr>
-          <w:rFonts w:ascii="Roboto Mono" w:hAnsi="Roboto Mono"/>
-        </w:rPr>
-        <w:t xml:space="preserve"> desktop or fan wallpapers</w:t>
-      </w:r>
-    </w:p>
-    <w:p>
-      <w:pPr>
-        <w:numPr>
-          <w:ilvl w:val="2"/>
-          <w:numId w:val="1"/>
-        </w:numPr>
-        <w:rPr>
-          <w:rFonts w:ascii="Roboto Mono" w:hAnsi="Roboto Mono"/>
-        </w:rPr>
-      </w:pPr>
-      <w:r>
-        <w:rPr>
-          <w:rFonts w:ascii="Roboto Mono" w:hAnsi="Roboto Mono"/>
-          <w:b/>
-          <w:bCs/>
-        </w:rPr>
-        <w:t>Fan Art</w:t>
-      </w:r>
-      <w:r>
-        <w:rPr>
-          <w:rFonts w:ascii="Roboto Mono" w:hAnsi="Roboto Mono"/>
-        </w:rPr>
-        <w:t xml:space="preserve"> </w:t>
-      </w:r>
-      <w:r>
-        <w:rPr>
-          <w:rFonts w:ascii="Arial" w:hAnsi="Arial" w:cs="Arial"/>
-        </w:rPr>
-        <w:t>→</w:t>
-      </w:r>
-      <w:r>
-        <w:rPr>
-          <w:rFonts w:ascii="Roboto Mono" w:hAnsi="Roboto Mono"/>
-        </w:rPr>
-        <w:t xml:space="preserve"> community-created artwork</w:t>
-      </w:r>
-    </w:p>
-    <w:p>
-      <w:pPr>
-        <w:numPr>
-          <w:ilvl w:val="1"/>
-          <w:numId w:val="1"/>
-        </w:numPr>
-        <w:rPr>
-          <w:rFonts w:ascii="Roboto Mono" w:hAnsi="Roboto Mono"/>
-        </w:rPr>
-      </w:pPr>
-      <w:r>
-        <w:rPr>
-          <w:rFonts w:ascii="Roboto Mono" w:hAnsi="Roboto Mono"/>
-          <w:b/>
-          <w:bCs/>
-        </w:rPr>
-        <w:t>3.</w:t>
-      </w:r>
-      <w:r>
-        <w:rPr>
-          <w:rFonts w:ascii="Roboto Mono" w:hAnsi="Roboto Mono"/>
-          <w:b/>
-          <w:bCs/>
-        </w:rPr>
-        <w:t>2</w:t>
-      </w:r>
-      <w:r>
-        <w:rPr>
-          <w:rFonts w:ascii="Roboto Mono" w:hAnsi="Roboto Mono"/>
-          <w:b/>
-          <w:bCs/>
-        </w:rPr>
-        <w:t xml:space="preserve">- Audio </w:t>
-      </w:r>
-      <w:r>
-        <w:rPr>
-          <w:rFonts w:ascii="Arial" w:hAnsi="Arial" w:cs="Arial"/>
-          <w:b/>
-          <w:bCs/>
-        </w:rPr>
-        <w:t>→</w:t>
-      </w:r>
-      <w:r>
-        <w:rPr>
-          <w:rFonts w:ascii="Roboto Mono" w:hAnsi="Roboto Mono"/>
-          <w:b/>
-          <w:bCs/>
-        </w:rPr>
-        <w:t xml:space="preserve"> OST, soundtracks, effects</w:t>
-      </w:r>
-    </w:p>
-    <w:p>
-      <w:pPr>
-        <w:numPr>
-          <w:ilvl w:val="1"/>
-          <w:numId w:val="1"/>
-        </w:numPr>
-        <w:rPr>
-          <w:rFonts w:ascii="Roboto Mono" w:hAnsi="Roboto Mono"/>
-        </w:rPr>
-      </w:pPr>
-      <w:r>
-        <w:rPr>
-          <w:rFonts w:ascii="Roboto Mono" w:hAnsi="Roboto Mono"/>
-          <w:b/>
-          <w:bCs/>
-        </w:rPr>
-        <w:t>3.</w:t>
-      </w:r>
-      <w:r>
-        <w:rPr>
-          <w:rFonts w:ascii="Roboto Mono" w:hAnsi="Roboto Mono"/>
-          <w:b/>
-          <w:bCs/>
-        </w:rPr>
-        <w:t>3</w:t>
-      </w:r>
-      <w:r>
-        <w:rPr>
-          <w:rFonts w:ascii="Roboto Mono" w:hAnsi="Roboto Mono"/>
-          <w:b/>
-          <w:bCs/>
-        </w:rPr>
-        <w:t>- Video</w:t>
-      </w:r>
-      <w:r>
-        <w:rPr>
-          <w:rFonts w:ascii="Roboto Mono" w:hAnsi="Roboto Mono"/>
-        </w:rPr>
-        <w:t xml:space="preserve"> </w:t>
-      </w:r>
-      <w:r>
-        <w:rPr>
-          <w:rFonts w:ascii="Arial" w:hAnsi="Arial" w:cs="Arial"/>
-        </w:rPr>
-        <w:t>→</w:t>
-      </w:r>
-      <w:r>
-        <w:rPr>
-          <w:rFonts w:ascii="Roboto Mono" w:hAnsi="Roboto Mono"/>
-        </w:rPr>
-        <w:t xml:space="preserve"> trailers, cutscenes, gameplay recordings</w:t>
-      </w:r>
-    </w:p>
-    <w:p>
-      <w:pPr>
-        <w:rPr>
-          <w:rFonts w:ascii="Roboto Mono" w:hAnsi="Roboto Mono"/>
-        </w:rPr>
-      </w:pPr>
-      <w:r>
-        <w:rPr>
-          <w:rFonts w:ascii="Roboto Mono" w:hAnsi="Roboto Mono"/>
-        </w:rPr>
-        <w:pict w14:anchorId="048750F7">
-          <v:rect id="_x0000_i1037" style="width:0;height:1.5pt" o:hralign="center" o:hrstd="t" o:hr="t" fillcolor="#a0a0a0" stroked="f"/>
-        </w:pict>
-      </w:r>
-    </w:p>
-    <w:p>
-      <w:pPr>
-        <w:numPr>
-          <w:ilvl w:val="0"/>
-          <w:numId w:val="1"/>
-        </w:numPr>
-        <w:rPr>
-          <w:rFonts w:ascii="Roboto Mono" w:hAnsi="Roboto Mono"/>
-        </w:rPr>
-      </w:pPr>
-      <w:r>
-        <w:rPr>
-          <w:rFonts w:ascii="Roboto Mono" w:hAnsi="Roboto Mono"/>
-          <w:b/>
-          <w:bCs/>
-        </w:rPr>
-        <w:t>4- Saves</w:t>
-      </w:r>
-      <w:r>
-        <w:rPr>
-          <w:rFonts w:ascii="Roboto Mono" w:hAnsi="Roboto Mono"/>
-        </w:rPr>
-        <w:t xml:space="preserve"> </w:t>
-      </w:r>
-      <w:r>
-        <w:rPr>
-          <w:rFonts w:ascii="Arial" w:hAnsi="Arial" w:cs="Arial"/>
-        </w:rPr>
-        <w:t>→</w:t>
-      </w:r>
-      <w:r>
-        <w:rPr>
-          <w:rFonts w:ascii="Roboto Mono" w:hAnsi="Roboto Mono"/>
-        </w:rPr>
-        <w:t xml:space="preserve"> for save files</w:t>
-      </w:r>
-    </w:p>
-    <w:p>
-      <w:pPr>
-        <w:rPr>
-          <w:rFonts w:ascii="Roboto Mono" w:hAnsi="Roboto Mono"/>
-        </w:rPr>
-      </w:pPr>
-      <w:r>
-        <w:rPr>
-          <w:rFonts w:ascii="Roboto Mono" w:hAnsi="Roboto Mono"/>
-        </w:rPr>
-        <w:pict w14:anchorId="4A703C30">
-          <v:rect id="_x0000_i1038" style="width:0;height:1.5pt" o:hralign="center" o:hrstd="t" o:hr="t" fillcolor="#a0a0a0" stroked="f"/>
-        </w:pict>
-      </w:r>
-    </w:p>
-    <w:p>
-      <w:pPr>
-        <w:numPr>
-          <w:ilvl w:val="0"/>
-          <w:numId w:val="1"/>
-        </w:numPr>
-        <w:rPr>
-          <w:rFonts w:ascii="Roboto Mono" w:hAnsi="Roboto Mono"/>
-        </w:rPr>
-      </w:pPr>
-      <w:r>
-        <w:rPr>
-          <w:rFonts w:ascii="Roboto Mono" w:hAnsi="Roboto Mono"/>
-          <w:b/>
-          <w:bCs/>
-        </w:rPr>
-        <w:t>5- Extras</w:t>
-      </w:r>
-      <w:r>
-        <w:rPr>
-          <w:rFonts w:ascii="Roboto Mono" w:hAnsi="Roboto Mono"/>
-        </w:rPr>
-        <w:t xml:space="preserve"> </w:t>
-      </w:r>
-      <w:r>
-        <w:rPr>
-          <w:rFonts w:ascii="Arial" w:hAnsi="Arial" w:cs="Arial"/>
-        </w:rPr>
-        <w:t>→</w:t>
-      </w:r>
-      <w:r>
-        <w:rPr>
-          <w:rFonts w:ascii="Roboto Mono" w:hAnsi="Roboto Mono"/>
-        </w:rPr>
-        <w:t xml:space="preserve"> mods, patches</w:t>
-      </w:r>
-    </w:p>
-    <w:p>
-      <w:pPr>
-        <w:rPr>
-          <w:rFonts w:ascii="Roboto Mono" w:hAnsi="Roboto Mono"/>
-        </w:rPr>
-      </w:pPr>
-      <w:r>
-        <w:pict w14:anchorId="390295EB">
-          <v:rect id="_x0000_i1039" style="width:0;height:1.5pt" o:hralign="center" o:hrstd="t" o:hr="t" fillcolor="#a0a0a0" stroked="f"/>
-        </w:pict>
-      </w:r>
-    </w:p>
-    <w:p>
-      <w:pPr>
-        <w:rPr>
-          <w:rFonts w:ascii="Roboto Mono" w:hAnsi="Roboto Mono"/>
-        </w:rPr>
-      </w:pPr>
-    </w:p>
-    <w:p>
-      <w:pPr>
-        <w:rPr>
-          <w:rFonts w:ascii="Roboto Mono" w:hAnsi="Roboto Mono"/>
-        </w:rPr>
-      </w:pPr>
-    </w:p>
-    <w:p/>
-    <w:p>
-      <w:pPr>
-        <w:pStyle w:val="Heading4"/>
-        <w:rPr>
-          <w:rFonts w:eastAsiaTheme="minorHAnsi"/>
-        </w:rPr>
-      </w:pPr>
-      <w:r>
-        <w:t>2-</w:t>
-      </w:r>
-      <w:r>
-        <w:t xml:space="preserve">Game </w:t>
-      </w:r>
-      <w:r>
-        <w:rPr>
-          <w:rFonts w:eastAsiaTheme="minorHAnsi"/>
-        </w:rPr>
-        <w:t>Control File</w:t>
-      </w:r>
-    </w:p>
-    <w:p>
-      <w:pPr>
-        <w:pStyle w:val="Heading5"/>
-      </w:pPr>
-      <w:r>
-        <w:t>1-Storage Rule</w:t>
-      </w:r>
-    </w:p>
-    <w:p>
-      <w:r>
-        <w:rPr>
-          <w:rFonts w:ascii="Arial" w:eastAsia="Arial" w:hAnsi="Arial" w:cs="Arial"/>
-          <w:b/>
-          <w:color w:val="000000"/>
-          <w:sz w:val="18"/>
-          <w:highlight w:val="lightGray"/>
-        </w:rPr>
-        <w:t># Source: AI Source: Provided by: [Data Path</w:t>
-      </w:r>
-      <w:r>
-        <w:rPr>
-          <w:rFonts w:ascii="Arial" w:eastAsia="Arial" w:hAnsi="Arial" w:cs="Arial"/>
-          <w:color w:val="000000"/>
-          <w:sz w:val="18"/>
-          <w:highlight w:val="lightGray"/>
-        </w:rPr>
-        <w:t xml:space="preserve">: Persons Table -&gt; ID Column: 1, </w:t>
-      </w:r>
-      <w:proofErr w:type="spellStart"/>
-      <w:r>
-        <w:rPr>
-          <w:rFonts w:ascii="Arial" w:eastAsia="Arial" w:hAnsi="Arial" w:cs="Arial"/>
-          <w:color w:val="000000"/>
-          <w:sz w:val="18"/>
-          <w:highlight w:val="lightGray"/>
-        </w:rPr>
-        <w:t>Name_En</w:t>
-      </w:r>
-      <w:proofErr w:type="spellEnd"/>
-      <w:r>
-        <w:rPr>
-          <w:rFonts w:ascii="Arial" w:eastAsia="Arial" w:hAnsi="Arial" w:cs="Arial"/>
-          <w:color w:val="000000"/>
-          <w:sz w:val="18"/>
-          <w:highlight w:val="lightGray"/>
-        </w:rPr>
-        <w:t xml:space="preserve"> Column: Motasem Essam] -&gt; </w:t>
-      </w:r>
-      <w:r>
-        <w:rPr>
-          <w:rFonts w:ascii="Arial" w:eastAsia="Arial" w:hAnsi="Arial" w:cs="Arial"/>
-          <w:b/>
-          <w:color w:val="000000"/>
-          <w:sz w:val="18"/>
-          <w:highlight w:val="lightGray"/>
-        </w:rPr>
-        <w:t>From:</w:t>
-      </w:r>
-      <w:r>
-        <w:rPr>
-          <w:rFonts w:ascii="Arial" w:eastAsia="Arial" w:hAnsi="Arial" w:cs="Arial"/>
-          <w:color w:val="000000"/>
-          <w:sz w:val="18"/>
-          <w:highlight w:val="lightGray"/>
-        </w:rPr>
-        <w:t xml:space="preserve"> [ChatGPT]</w:t>
-      </w:r>
-      <w:r>
-        <w:rPr>
-          <w:rFonts w:ascii="Arial" w:hAnsi="Arial"/>
-          <w:color w:val="000000"/>
-          <w:sz w:val="18"/>
-          <w:highlight w:val="lightGray"/>
-        </w:rPr>
-        <w:t xml:space="preserve"> </w:t>
-      </w:r>
-      <w:r>
-        <w:rPr>
-          <w:rFonts w:ascii="Arial" w:hAnsi="Arial"/>
-          <w:b/>
-          <w:color w:val="000000"/>
-          <w:sz w:val="18"/>
-          <w:highlight w:val="lightGray"/>
-        </w:rPr>
-        <w:t>on</w:t>
-      </w:r>
-      <w:r>
-        <w:rPr>
-          <w:rFonts w:ascii="Arial" w:hAnsi="Arial"/>
-          <w:sz w:val="18"/>
-          <w:highlight w:val="lightGray"/>
-        </w:rPr>
-        <w:t xml:space="preserve"> [5/</w:t>
-      </w:r>
-      <w:r>
-        <w:rPr>
-          <w:rFonts w:ascii="Arial" w:hAnsi="Arial"/>
-          <w:sz w:val="18"/>
-          <w:highlight w:val="lightGray"/>
-        </w:rPr>
-        <w:t>24</w:t>
-      </w:r>
-      <w:r>
-        <w:rPr>
-          <w:rFonts w:ascii="Arial" w:hAnsi="Arial"/>
-          <w:sz w:val="18"/>
-          <w:highlight w:val="lightGray"/>
-        </w:rPr>
-        <w:t>/2026]</w:t>
-      </w:r>
-    </w:p>
-    <w:p>
-      <w:pPr>
-        <w:rPr>
-          <w:rFonts w:ascii="Roboto Mono" w:hAnsi="Roboto Mono"/>
-        </w:rPr>
-      </w:pPr>
-      <w:r>
-        <w:rPr>
-          <w:rFonts w:ascii="Roboto Mono" w:hAnsi="Roboto Mono"/>
-        </w:rPr>
         <w:t>Every game control file must be stored inside:</w:t>
       </w:r>
     </w:p>
@@ -7899,10 +7515,10 @@
           <w:noProof/>
         </w:rPr>
         <w:drawing>
-          <wp:inline distT="0" distB="0" distL="0" distR="0" wp14:anchorId="21996CC8" wp14:editId="15EEF672">
-            <wp:extent cx="5943600" cy="639445"/>
-            <wp:effectExtent l="0" t="0" r="0" b="8255"/>
-            <wp:docPr id="495501466" name="Picture 2"/>
+          <wp:inline distT="0" distB="0" distL="0" distR="0" wp14:anchorId="483B9FAC" wp14:editId="554AD161">
+            <wp:extent cx="5943600" cy="498475"/>
+            <wp:effectExtent l="0" t="0" r="0" b="0"/>
+            <wp:docPr id="1080936612" name="Picture 1"/>
             <wp:cNvGraphicFramePr>
               <a:graphicFrameLocks xmlns:a="http://schemas.openxmlformats.org/drawingml/2006/main" noChangeAspect="1"/>
             </wp:cNvGraphicFramePr>
@@ -7910,7 +7526,7 @@
               <a:graphicData uri="http://schemas.openxmlformats.org/drawingml/2006/picture">
                 <pic:pic xmlns:pic="http://schemas.openxmlformats.org/drawingml/2006/picture">
                   <pic:nvPicPr>
-                    <pic:cNvPr id="0" name="Picture 22"/>
+                    <pic:cNvPr id="0" name="Picture 20"/>
                     <pic:cNvPicPr>
                       <a:picLocks noChangeAspect="1" noChangeArrowheads="1"/>
                     </pic:cNvPicPr>
@@ -7931,7 +7547,7 @@
                   <pic:spPr bwMode="auto">
                     <a:xfrm>
                       <a:off x="0" y="0"/>
-                      <a:ext cx="5943600" cy="639445"/>
+                      <a:ext cx="5943600" cy="498475"/>
                     </a:xfrm>
                     <a:prstGeom prst="rect">
                       <a:avLst/>
@@ -7958,20 +7574,7 @@
         <w:rPr>
           <w:rFonts w:ascii="Roboto Mono" w:hAnsi="Roboto Mono"/>
         </w:rPr>
-        <w:t>Core/</w:t>
-      </w:r>
-    </w:p>
-    <w:p>
-      <w:pPr>
-        <w:rPr>
-          <w:rFonts w:ascii="Roboto Mono" w:hAnsi="Roboto Mono"/>
-        </w:rPr>
-      </w:pPr>
-      <w:r>
-        <w:rPr>
-          <w:rFonts w:ascii="MS Gothic" w:eastAsia="MS Gothic" w:hAnsi="MS Gothic" w:cs="MS Gothic" w:hint="eastAsia"/>
-        </w:rPr>
-        <w:t>└──</w:t>
+        <w:t>GameData</w:t>
       </w:r>
       <w:r>
         <w:rPr>
@@ -7979,14 +7582,6 @@
         </w:rPr>
         <w:t xml:space="preserve"> </w:t>
       </w:r>
-      <w:proofErr w:type="spellStart"/>
-      <w:r>
-        <w:rPr>
-          <w:rFonts w:ascii="Roboto Mono" w:hAnsi="Roboto Mono"/>
-        </w:rPr>
-        <w:t>GameData</w:t>
-      </w:r>
-      <w:proofErr w:type="spellEnd"/>
       <w:r>
         <w:rPr>
           <w:rFonts w:ascii="Roboto Mono" w:hAnsi="Roboto Mono"/>
@@ -8000,12 +7595,6 @@
           <w:rFonts w:ascii="Roboto Mono" w:hAnsi="Roboto Mono"/>
         </w:rPr>
       </w:pPr>
-      <w:r>
-        <w:rPr>
-          <w:rFonts w:ascii="Roboto Mono" w:hAnsi="Roboto Mono"/>
-        </w:rPr>
-        <w:t xml:space="preserve">    </w:t>
-      </w:r>
       <w:r>
         <w:rPr>
           <w:rFonts w:ascii="MS Gothic" w:eastAsia="MS Gothic" w:hAnsi="MS Gothic" w:cs="MS Gothic" w:hint="eastAsia"/>
@@ -8073,9 +7662,18 @@
           <w:sz w:val="18"/>
           <w:highlight w:val="lightGray"/>
         </w:rPr>
-        <w:t xml:space="preserve">: Persons Table -&gt; ID Column: 1, </w:t>
-      </w:r>
-      <w:proofErr w:type="spellStart"/>
+        <w:t xml:space="preserve">: Persons Table -&gt; ID Column: 1, Name_En Column: Motasem Essam] -&gt; </w:t>
+      </w:r>
+      <w:r>
+        <w:rPr>
+          <w:rFonts w:ascii="Arial" w:eastAsia="Arial" w:hAnsi="Arial" w:cs="Arial"/>
+          <w:b/>
+          <w:color w:val="000000"/>
+          <w:sz w:val="18"/>
+          <w:highlight w:val="lightGray"/>
+        </w:rPr>
+        <w:t>From:</w:t>
+      </w:r>
       <w:r>
         <w:rPr>
           <w:rFonts w:ascii="Arial" w:eastAsia="Arial" w:hAnsi="Arial" w:cs="Arial"/>
@@ -8083,9 +7681,112 @@
           <w:sz w:val="18"/>
           <w:highlight w:val="lightGray"/>
         </w:rPr>
-        <w:t>Name_En</w:t>
-      </w:r>
-      <w:proofErr w:type="spellEnd"/>
+        <w:t xml:space="preserve"> [ChatGPT]</w:t>
+      </w:r>
+      <w:r>
+        <w:rPr>
+          <w:rFonts w:ascii="Arial" w:hAnsi="Arial"/>
+          <w:color w:val="000000"/>
+          <w:sz w:val="18"/>
+          <w:highlight w:val="lightGray"/>
+        </w:rPr>
+        <w:t xml:space="preserve"> </w:t>
+      </w:r>
+      <w:r>
+        <w:rPr>
+          <w:rFonts w:ascii="Arial" w:hAnsi="Arial"/>
+          <w:b/>
+          <w:color w:val="000000"/>
+          <w:sz w:val="18"/>
+          <w:highlight w:val="lightGray"/>
+        </w:rPr>
+        <w:t>on</w:t>
+      </w:r>
+      <w:r>
+        <w:rPr>
+          <w:rFonts w:ascii="Arial" w:hAnsi="Arial"/>
+          <w:sz w:val="18"/>
+          <w:highlight w:val="lightGray"/>
+        </w:rPr>
+        <w:t xml:space="preserve"> [5/</w:t>
+      </w:r>
+      <w:r>
+        <w:rPr>
+          <w:rFonts w:ascii="Arial" w:hAnsi="Arial"/>
+          <w:sz w:val="18"/>
+          <w:highlight w:val="lightGray"/>
+        </w:rPr>
+        <w:t>24</w:t>
+      </w:r>
+      <w:r>
+        <w:rPr>
+          <w:rFonts w:ascii="Arial" w:hAnsi="Arial"/>
+          <w:sz w:val="18"/>
+          <w:highlight w:val="lightGray"/>
+        </w:rPr>
+        <w:t>/2026]</w:t>
+      </w:r>
+    </w:p>
+    <w:p>
+      <w:pPr>
+        <w:rPr>
+          <w:rFonts w:ascii="Roboto Mono" w:hAnsi="Roboto Mono"/>
+        </w:rPr>
+      </w:pPr>
+      <w:r>
+        <w:rPr>
+          <w:rFonts w:ascii="Roboto Mono" w:hAnsi="Roboto Mono"/>
+        </w:rPr>
+        <w:t>Each game</w:t>
+      </w:r>
+      <w:r>
+        <w:rPr>
+          <w:rFonts w:ascii="Roboto Mono" w:hAnsi="Roboto Mono"/>
+        </w:rPr>
+        <w:t xml:space="preserve"> Core</w:t>
+      </w:r>
+      <w:r>
+        <w:rPr>
+          <w:rFonts w:ascii="Roboto Mono" w:hAnsi="Roboto Mono"/>
+        </w:rPr>
+        <w:t xml:space="preserve"> has one primary control file.</w:t>
+      </w:r>
+    </w:p>
+    <w:p>
+      <w:pPr>
+        <w:rPr>
+          <w:rFonts w:ascii="Roboto Mono" w:hAnsi="Roboto Mono"/>
+        </w:rPr>
+      </w:pPr>
+      <w:r>
+        <w:rPr>
+          <w:rFonts w:ascii="Roboto Mono" w:hAnsi="Roboto Mono"/>
+        </w:rPr>
+        <w:lastRenderedPageBreak/>
+        <w:pict w14:anchorId="18928ADE">
+          <v:rect id="_x0000_i1041" style="width:0;height:1.5pt" o:hralign="center" o:hrstd="t" o:hr="t" fillcolor="#a0a0a0" stroked="f"/>
+        </w:pict>
+      </w:r>
+    </w:p>
+    <w:p>
+      <w:pPr>
+        <w:pStyle w:val="Heading5"/>
+      </w:pPr>
+      <w:r>
+        <w:t>3-Section Rule</w:t>
+      </w:r>
+    </w:p>
+    <w:p>
+      <w:r>
+        <w:rPr>
+          <w:rFonts w:ascii="Arial" w:eastAsia="Arial" w:hAnsi="Arial" w:cs="Arial"/>
+          <w:b/>
+          <w:color w:val="000000"/>
+          <w:sz w:val="18"/>
+          <w:highlight w:val="lightGray"/>
+        </w:rPr>
+        <w:t># Source: AI Source: Provided by: [Data Path</w:t>
+      </w:r>
       <w:r>
         <w:rPr>
           <w:rFonts w:ascii="Arial" w:eastAsia="Arial" w:hAnsi="Arial" w:cs="Arial"/>
@@ -8093,7 +7794,7 @@
           <w:sz w:val="18"/>
           <w:highlight w:val="lightGray"/>
         </w:rPr>
-        <w:t xml:space="preserve"> Column: Motasem Essam] -&gt; </w:t>
+        <w:t xml:space="preserve">: Persons Table -&gt; ID Column: 1, Name_En Column: Motasem Essam] -&gt; </w:t>
       </w:r>
       <w:r>
         <w:rPr>
@@ -8168,35 +7869,191 @@
         <w:rPr>
           <w:rFonts w:ascii="Roboto Mono" w:hAnsi="Roboto Mono"/>
         </w:rPr>
-        <w:lastRenderedPageBreak/>
-        <w:t>Each game</w:t>
-      </w:r>
-      <w:r>
-        <w:rPr>
-          <w:rFonts w:ascii="Roboto Mono" w:hAnsi="Roboto Mono"/>
-        </w:rPr>
-        <w:t xml:space="preserve"> Core</w:t>
-      </w:r>
-      <w:r>
-        <w:rPr>
-          <w:rFonts w:ascii="Roboto Mono" w:hAnsi="Roboto Mono"/>
-        </w:rPr>
-        <w:t xml:space="preserve"> has one primary control file.</w:t>
-      </w:r>
-    </w:p>
-    <w:p>
-      <w:pPr>
-        <w:rPr>
-          <w:rFonts w:ascii="Roboto Mono" w:hAnsi="Roboto Mono"/>
-        </w:rPr>
-      </w:pPr>
-      <w:r>
-        <w:rPr>
-          <w:rFonts w:ascii="Roboto Mono" w:hAnsi="Roboto Mono"/>
-        </w:rPr>
-        <w:pict w14:anchorId="18928ADE">
-          <v:rect id="_x0000_i1041" style="width:0;height:1.5pt" o:hralign="center" o:hrstd="t" o:hr="t" fillcolor="#a0a0a0" stroked="f"/>
-        </w:pict>
+        <w:t>Control files may organize controls using sections.</w:t>
+      </w:r>
+    </w:p>
+    <w:p>
+      <w:pPr>
+        <w:rPr>
+          <w:rFonts w:ascii="Roboto Mono" w:hAnsi="Roboto Mono"/>
+        </w:rPr>
+      </w:pPr>
+      <w:r>
+        <w:rPr>
+          <w:rFonts w:ascii="Roboto Mono" w:hAnsi="Roboto Mono"/>
+        </w:rPr>
+        <w:t>Examples:</w:t>
+      </w:r>
+    </w:p>
+    <w:p>
+      <w:pPr>
+        <w:numPr>
+          <w:ilvl w:val="0"/>
+          <w:numId w:val="28"/>
+        </w:numPr>
+        <w:rPr>
+          <w:rFonts w:ascii="Roboto Mono" w:hAnsi="Roboto Mono"/>
+        </w:rPr>
+      </w:pPr>
+      <w:r>
+        <w:rPr>
+          <w:rFonts w:ascii="Roboto Mono" w:hAnsi="Roboto Mono"/>
+        </w:rPr>
+        <w:t xml:space="preserve">Movement </w:t>
+      </w:r>
+    </w:p>
+    <w:p>
+      <w:pPr>
+        <w:numPr>
+          <w:ilvl w:val="0"/>
+          <w:numId w:val="28"/>
+        </w:numPr>
+        <w:rPr>
+          <w:rFonts w:ascii="Roboto Mono" w:hAnsi="Roboto Mono"/>
+        </w:rPr>
+      </w:pPr>
+      <w:r>
+        <w:rPr>
+          <w:rFonts w:ascii="Roboto Mono" w:hAnsi="Roboto Mono"/>
+        </w:rPr>
+        <w:t xml:space="preserve">Combat </w:t>
+      </w:r>
+    </w:p>
+    <w:p>
+      <w:pPr>
+        <w:numPr>
+          <w:ilvl w:val="0"/>
+          <w:numId w:val="28"/>
+        </w:numPr>
+        <w:rPr>
+          <w:rFonts w:ascii="Roboto Mono" w:hAnsi="Roboto Mono"/>
+        </w:rPr>
+      </w:pPr>
+      <w:r>
+        <w:rPr>
+          <w:rFonts w:ascii="Roboto Mono" w:hAnsi="Roboto Mono"/>
+        </w:rPr>
+        <w:t xml:space="preserve">Camera </w:t>
+      </w:r>
+    </w:p>
+    <w:p>
+      <w:pPr>
+        <w:numPr>
+          <w:ilvl w:val="0"/>
+          <w:numId w:val="28"/>
+        </w:numPr>
+        <w:rPr>
+          <w:rFonts w:ascii="Roboto Mono" w:hAnsi="Roboto Mono"/>
+        </w:rPr>
+      </w:pPr>
+      <w:r>
+        <w:rPr>
+          <w:rFonts w:ascii="Roboto Mono" w:hAnsi="Roboto Mono"/>
+        </w:rPr>
+        <w:t xml:space="preserve">Inventory </w:t>
+      </w:r>
+    </w:p>
+    <w:p>
+      <w:pPr>
+        <w:numPr>
+          <w:ilvl w:val="0"/>
+          <w:numId w:val="28"/>
+        </w:numPr>
+        <w:rPr>
+          <w:rFonts w:ascii="Roboto Mono" w:hAnsi="Roboto Mono"/>
+        </w:rPr>
+      </w:pPr>
+      <w:r>
+        <w:rPr>
+          <w:rFonts w:ascii="Roboto Mono" w:hAnsi="Roboto Mono"/>
+        </w:rPr>
+        <w:t xml:space="preserve">Building </w:t>
+      </w:r>
+    </w:p>
+    <w:p>
+      <w:pPr>
+        <w:numPr>
+          <w:ilvl w:val="0"/>
+          <w:numId w:val="28"/>
+        </w:numPr>
+        <w:rPr>
+          <w:rFonts w:ascii="Roboto Mono" w:hAnsi="Roboto Mono"/>
+        </w:rPr>
+      </w:pPr>
+      <w:r>
+        <w:rPr>
+          <w:rFonts w:ascii="Roboto Mono" w:hAnsi="Roboto Mono"/>
+        </w:rPr>
+        <w:t xml:space="preserve">Vehicles </w:t>
+      </w:r>
+    </w:p>
+    <w:p>
+      <w:pPr>
+        <w:numPr>
+          <w:ilvl w:val="0"/>
+          <w:numId w:val="28"/>
+        </w:numPr>
+        <w:rPr>
+          <w:rFonts w:ascii="Roboto Mono" w:hAnsi="Roboto Mono"/>
+        </w:rPr>
+      </w:pPr>
+      <w:r>
+        <w:rPr>
+          <w:rFonts w:ascii="Roboto Mono" w:hAnsi="Roboto Mono"/>
+        </w:rPr>
+        <w:t xml:space="preserve">Menu </w:t>
+      </w:r>
+    </w:p>
+    <w:p>
+      <w:pPr>
+        <w:numPr>
+          <w:ilvl w:val="0"/>
+          <w:numId w:val="28"/>
+        </w:numPr>
+        <w:rPr>
+          <w:rFonts w:ascii="Roboto Mono" w:hAnsi="Roboto Mono"/>
+        </w:rPr>
+      </w:pPr>
+      <w:r>
+        <w:rPr>
+          <w:rFonts w:ascii="Roboto Mono" w:hAnsi="Roboto Mono"/>
+        </w:rPr>
+        <w:t xml:space="preserve">Shortcuts </w:t>
+      </w:r>
+    </w:p>
+    <w:p>
+      <w:pPr>
+        <w:numPr>
+          <w:ilvl w:val="0"/>
+          <w:numId w:val="28"/>
+        </w:numPr>
+        <w:rPr>
+          <w:rFonts w:ascii="Roboto Mono" w:hAnsi="Roboto Mono"/>
+        </w:rPr>
+      </w:pPr>
+      <w:r>
+        <w:rPr>
+          <w:rFonts w:ascii="Roboto Mono" w:hAnsi="Roboto Mono"/>
+        </w:rPr>
+        <w:t xml:space="preserve">Custom Controls </w:t>
+      </w:r>
+    </w:p>
+    <w:p>
+      <w:pPr>
+        <w:rPr>
+          <w:rFonts w:ascii="Roboto Mono" w:hAnsi="Roboto Mono"/>
+        </w:rPr>
+      </w:pPr>
+    </w:p>
+    <w:p>
+      <w:pPr>
+        <w:pStyle w:val="Heading4"/>
+      </w:pPr>
+      <w:r>
+        <w:t>3-</w:t>
+      </w:r>
+      <w:r>
+        <w:t>Game Saving File</w:t>
       </w:r>
     </w:p>
     <w:p>
@@ -8204,7 +8061,7 @@
         <w:pStyle w:val="Heading5"/>
       </w:pPr>
       <w:r>
-        <w:t>3-Section Rule</w:t>
+        <w:t>1-Storage Rule</w:t>
       </w:r>
     </w:p>
     <w:p>
@@ -8225,9 +8082,18 @@
           <w:sz w:val="18"/>
           <w:highlight w:val="lightGray"/>
         </w:rPr>
-        <w:t xml:space="preserve">: Persons Table -&gt; ID Column: 1, </w:t>
-      </w:r>
-      <w:proofErr w:type="spellStart"/>
+        <w:t xml:space="preserve">: Persons Table -&gt; ID Column: 1, Name_En Column: Motasem Essam] -&gt; </w:t>
+      </w:r>
+      <w:r>
+        <w:rPr>
+          <w:rFonts w:ascii="Arial" w:eastAsia="Arial" w:hAnsi="Arial" w:cs="Arial"/>
+          <w:b/>
+          <w:color w:val="000000"/>
+          <w:sz w:val="18"/>
+          <w:highlight w:val="lightGray"/>
+        </w:rPr>
+        <w:t>From:</w:t>
+      </w:r>
       <w:r>
         <w:rPr>
           <w:rFonts w:ascii="Arial" w:eastAsia="Arial" w:hAnsi="Arial" w:cs="Arial"/>
@@ -8235,35 +8101,6 @@
           <w:sz w:val="18"/>
           <w:highlight w:val="lightGray"/>
         </w:rPr>
-        <w:t>Name_En</w:t>
-      </w:r>
-      <w:proofErr w:type="spellEnd"/>
-      <w:r>
-        <w:rPr>
-          <w:rFonts w:ascii="Arial" w:eastAsia="Arial" w:hAnsi="Arial" w:cs="Arial"/>
-          <w:color w:val="000000"/>
-          <w:sz w:val="18"/>
-          <w:highlight w:val="lightGray"/>
-        </w:rPr>
-        <w:t xml:space="preserve"> Column: Motasem Essam] -&gt; </w:t>
-      </w:r>
-      <w:r>
-        <w:rPr>
-          <w:rFonts w:ascii="Arial" w:eastAsia="Arial" w:hAnsi="Arial" w:cs="Arial"/>
-          <w:b/>
-          <w:color w:val="000000"/>
-          <w:sz w:val="18"/>
-          <w:highlight w:val="lightGray"/>
-        </w:rPr>
-        <w:t>From:</w:t>
-      </w:r>
-      <w:r>
-        <w:rPr>
-          <w:rFonts w:ascii="Arial" w:eastAsia="Arial" w:hAnsi="Arial" w:cs="Arial"/>
-          <w:color w:val="000000"/>
-          <w:sz w:val="18"/>
-          <w:highlight w:val="lightGray"/>
-        </w:rPr>
         <w:t xml:space="preserve"> [ChatGPT]</w:t>
       </w:r>
       <w:r>
@@ -8320,314 +8157,6 @@
         <w:rPr>
           <w:rFonts w:ascii="Roboto Mono" w:hAnsi="Roboto Mono"/>
         </w:rPr>
-        <w:t>Control files may organize controls using sections.</w:t>
-      </w:r>
-    </w:p>
-    <w:p>
-      <w:pPr>
-        <w:rPr>
-          <w:rFonts w:ascii="Roboto Mono" w:hAnsi="Roboto Mono"/>
-        </w:rPr>
-      </w:pPr>
-      <w:r>
-        <w:rPr>
-          <w:rFonts w:ascii="Roboto Mono" w:hAnsi="Roboto Mono"/>
-        </w:rPr>
-        <w:t>Examples:</w:t>
-      </w:r>
-    </w:p>
-    <w:p>
-      <w:pPr>
-        <w:numPr>
-          <w:ilvl w:val="0"/>
-          <w:numId w:val="28"/>
-        </w:numPr>
-        <w:rPr>
-          <w:rFonts w:ascii="Roboto Mono" w:hAnsi="Roboto Mono"/>
-        </w:rPr>
-      </w:pPr>
-      <w:r>
-        <w:rPr>
-          <w:rFonts w:ascii="Roboto Mono" w:hAnsi="Roboto Mono"/>
-        </w:rPr>
-        <w:t xml:space="preserve">Movement </w:t>
-      </w:r>
-    </w:p>
-    <w:p>
-      <w:pPr>
-        <w:numPr>
-          <w:ilvl w:val="0"/>
-          <w:numId w:val="28"/>
-        </w:numPr>
-        <w:rPr>
-          <w:rFonts w:ascii="Roboto Mono" w:hAnsi="Roboto Mono"/>
-        </w:rPr>
-      </w:pPr>
-      <w:r>
-        <w:rPr>
-          <w:rFonts w:ascii="Roboto Mono" w:hAnsi="Roboto Mono"/>
-        </w:rPr>
-        <w:t xml:space="preserve">Combat </w:t>
-      </w:r>
-    </w:p>
-    <w:p>
-      <w:pPr>
-        <w:numPr>
-          <w:ilvl w:val="0"/>
-          <w:numId w:val="28"/>
-        </w:numPr>
-        <w:rPr>
-          <w:rFonts w:ascii="Roboto Mono" w:hAnsi="Roboto Mono"/>
-        </w:rPr>
-      </w:pPr>
-      <w:r>
-        <w:rPr>
-          <w:rFonts w:ascii="Roboto Mono" w:hAnsi="Roboto Mono"/>
-        </w:rPr>
-        <w:t xml:space="preserve">Camera </w:t>
-      </w:r>
-    </w:p>
-    <w:p>
-      <w:pPr>
-        <w:numPr>
-          <w:ilvl w:val="0"/>
-          <w:numId w:val="28"/>
-        </w:numPr>
-        <w:rPr>
-          <w:rFonts w:ascii="Roboto Mono" w:hAnsi="Roboto Mono"/>
-        </w:rPr>
-      </w:pPr>
-      <w:r>
-        <w:rPr>
-          <w:rFonts w:ascii="Roboto Mono" w:hAnsi="Roboto Mono"/>
-        </w:rPr>
-        <w:t xml:space="preserve">Inventory </w:t>
-      </w:r>
-    </w:p>
-    <w:p>
-      <w:pPr>
-        <w:numPr>
-          <w:ilvl w:val="0"/>
-          <w:numId w:val="28"/>
-        </w:numPr>
-        <w:rPr>
-          <w:rFonts w:ascii="Roboto Mono" w:hAnsi="Roboto Mono"/>
-        </w:rPr>
-      </w:pPr>
-      <w:r>
-        <w:rPr>
-          <w:rFonts w:ascii="Roboto Mono" w:hAnsi="Roboto Mono"/>
-        </w:rPr>
-        <w:t xml:space="preserve">Building </w:t>
-      </w:r>
-    </w:p>
-    <w:p>
-      <w:pPr>
-        <w:numPr>
-          <w:ilvl w:val="0"/>
-          <w:numId w:val="28"/>
-        </w:numPr>
-        <w:rPr>
-          <w:rFonts w:ascii="Roboto Mono" w:hAnsi="Roboto Mono"/>
-        </w:rPr>
-      </w:pPr>
-      <w:r>
-        <w:rPr>
-          <w:rFonts w:ascii="Roboto Mono" w:hAnsi="Roboto Mono"/>
-        </w:rPr>
-        <w:t xml:space="preserve">Vehicles </w:t>
-      </w:r>
-    </w:p>
-    <w:p>
-      <w:pPr>
-        <w:numPr>
-          <w:ilvl w:val="0"/>
-          <w:numId w:val="28"/>
-        </w:numPr>
-        <w:rPr>
-          <w:rFonts w:ascii="Roboto Mono" w:hAnsi="Roboto Mono"/>
-        </w:rPr>
-      </w:pPr>
-      <w:r>
-        <w:rPr>
-          <w:rFonts w:ascii="Roboto Mono" w:hAnsi="Roboto Mono"/>
-        </w:rPr>
-        <w:t xml:space="preserve">Menu </w:t>
-      </w:r>
-    </w:p>
-    <w:p>
-      <w:pPr>
-        <w:numPr>
-          <w:ilvl w:val="0"/>
-          <w:numId w:val="28"/>
-        </w:numPr>
-        <w:rPr>
-          <w:rFonts w:ascii="Roboto Mono" w:hAnsi="Roboto Mono"/>
-        </w:rPr>
-      </w:pPr>
-      <w:r>
-        <w:rPr>
-          <w:rFonts w:ascii="Roboto Mono" w:hAnsi="Roboto Mono"/>
-        </w:rPr>
-        <w:t xml:space="preserve">Shortcuts </w:t>
-      </w:r>
-    </w:p>
-    <w:p>
-      <w:pPr>
-        <w:numPr>
-          <w:ilvl w:val="0"/>
-          <w:numId w:val="28"/>
-        </w:numPr>
-        <w:rPr>
-          <w:rFonts w:ascii="Roboto Mono" w:hAnsi="Roboto Mono"/>
-        </w:rPr>
-      </w:pPr>
-      <w:r>
-        <w:rPr>
-          <w:rFonts w:ascii="Roboto Mono" w:hAnsi="Roboto Mono"/>
-        </w:rPr>
-        <w:t xml:space="preserve">Custom Controls </w:t>
-      </w:r>
-    </w:p>
-    <w:p>
-      <w:pPr>
-        <w:rPr>
-          <w:rFonts w:ascii="Roboto Mono" w:hAnsi="Roboto Mono"/>
-        </w:rPr>
-      </w:pPr>
-    </w:p>
-    <w:p>
-      <w:pPr>
-        <w:pStyle w:val="Heading4"/>
-      </w:pPr>
-      <w:r>
-        <w:t>3-</w:t>
-      </w:r>
-      <w:r>
-        <w:t>Game Saving File</w:t>
-      </w:r>
-    </w:p>
-    <w:p>
-      <w:pPr>
-        <w:pStyle w:val="Heading5"/>
-      </w:pPr>
-      <w:r>
-        <w:t>1-Storage Rule</w:t>
-      </w:r>
-    </w:p>
-    <w:p>
-      <w:r>
-        <w:rPr>
-          <w:rFonts w:ascii="Arial" w:eastAsia="Arial" w:hAnsi="Arial" w:cs="Arial"/>
-          <w:b/>
-          <w:color w:val="000000"/>
-          <w:sz w:val="18"/>
-          <w:highlight w:val="lightGray"/>
-        </w:rPr>
-        <w:t># Source: AI Source: Provided by: [Data Path</w:t>
-      </w:r>
-      <w:r>
-        <w:rPr>
-          <w:rFonts w:ascii="Arial" w:eastAsia="Arial" w:hAnsi="Arial" w:cs="Arial"/>
-          <w:color w:val="000000"/>
-          <w:sz w:val="18"/>
-          <w:highlight w:val="lightGray"/>
-        </w:rPr>
-        <w:t xml:space="preserve">: Persons Table -&gt; ID Column: 1, </w:t>
-      </w:r>
-      <w:proofErr w:type="spellStart"/>
-      <w:r>
-        <w:rPr>
-          <w:rFonts w:ascii="Arial" w:eastAsia="Arial" w:hAnsi="Arial" w:cs="Arial"/>
-          <w:color w:val="000000"/>
-          <w:sz w:val="18"/>
-          <w:highlight w:val="lightGray"/>
-        </w:rPr>
-        <w:t>Name_En</w:t>
-      </w:r>
-      <w:proofErr w:type="spellEnd"/>
-      <w:r>
-        <w:rPr>
-          <w:rFonts w:ascii="Arial" w:eastAsia="Arial" w:hAnsi="Arial" w:cs="Arial"/>
-          <w:color w:val="000000"/>
-          <w:sz w:val="18"/>
-          <w:highlight w:val="lightGray"/>
-        </w:rPr>
-        <w:t xml:space="preserve"> Column: Motasem Essam] -&gt; </w:t>
-      </w:r>
-      <w:r>
-        <w:rPr>
-          <w:rFonts w:ascii="Arial" w:eastAsia="Arial" w:hAnsi="Arial" w:cs="Arial"/>
-          <w:b/>
-          <w:color w:val="000000"/>
-          <w:sz w:val="18"/>
-          <w:highlight w:val="lightGray"/>
-        </w:rPr>
-        <w:t>From:</w:t>
-      </w:r>
-      <w:r>
-        <w:rPr>
-          <w:rFonts w:ascii="Arial" w:eastAsia="Arial" w:hAnsi="Arial" w:cs="Arial"/>
-          <w:color w:val="000000"/>
-          <w:sz w:val="18"/>
-          <w:highlight w:val="lightGray"/>
-        </w:rPr>
-        <w:t xml:space="preserve"> [ChatGPT]</w:t>
-      </w:r>
-      <w:r>
-        <w:rPr>
-          <w:rFonts w:ascii="Arial" w:hAnsi="Arial"/>
-          <w:color w:val="000000"/>
-          <w:sz w:val="18"/>
-          <w:highlight w:val="lightGray"/>
-        </w:rPr>
-        <w:t xml:space="preserve"> </w:t>
-      </w:r>
-      <w:r>
-        <w:rPr>
-          <w:rFonts w:ascii="Arial" w:hAnsi="Arial"/>
-          <w:b/>
-          <w:color w:val="000000"/>
-          <w:sz w:val="18"/>
-          <w:highlight w:val="lightGray"/>
-        </w:rPr>
-        <w:t>on</w:t>
-      </w:r>
-      <w:r>
-        <w:rPr>
-          <w:rFonts w:ascii="Arial" w:hAnsi="Arial"/>
-          <w:sz w:val="18"/>
-          <w:highlight w:val="lightGray"/>
-        </w:rPr>
-        <w:t xml:space="preserve"> [5/</w:t>
-      </w:r>
-      <w:r>
-        <w:rPr>
-          <w:rFonts w:ascii="Arial" w:hAnsi="Arial"/>
-          <w:sz w:val="18"/>
-          <w:highlight w:val="lightGray"/>
-        </w:rPr>
-        <w:t>24</w:t>
-      </w:r>
-      <w:r>
-        <w:rPr>
-          <w:rFonts w:ascii="Arial" w:hAnsi="Arial"/>
-          <w:sz w:val="18"/>
-          <w:highlight w:val="lightGray"/>
-        </w:rPr>
-        <w:t>/2026]</w:t>
-      </w:r>
-    </w:p>
-    <w:p>
-      <w:pPr>
-        <w:rPr>
-          <w:rFonts w:ascii="Roboto Mono" w:hAnsi="Roboto Mono"/>
-        </w:rPr>
-      </w:pPr>
-      <w:r>
-        <w:rPr>
-          <w:rFonts w:ascii="Roboto Mono" w:hAnsi="Roboto Mono"/>
-        </w:rPr>
         <w:t>Every game saving file must be stored inside:</w:t>
       </w:r>
     </w:p>
@@ -8642,10 +8171,10 @@
           <w:noProof/>
         </w:rPr>
         <w:drawing>
-          <wp:inline distT="0" distB="0" distL="0" distR="0" wp14:anchorId="502BB7B8" wp14:editId="0FBD3DB1">
-            <wp:extent cx="5943600" cy="642620"/>
-            <wp:effectExtent l="0" t="0" r="0" b="5080"/>
-            <wp:docPr id="1743378309" name="Picture 3"/>
+          <wp:inline distT="0" distB="0" distL="0" distR="0" wp14:anchorId="3B800800" wp14:editId="69220635">
+            <wp:extent cx="5943600" cy="474345"/>
+            <wp:effectExtent l="0" t="0" r="0" b="1905"/>
+            <wp:docPr id="712519852" name="Picture 2"/>
             <wp:cNvGraphicFramePr>
               <a:graphicFrameLocks xmlns:a="http://schemas.openxmlformats.org/drawingml/2006/main" noChangeAspect="1"/>
             </wp:cNvGraphicFramePr>
@@ -8653,7 +8182,7 @@
               <a:graphicData uri="http://schemas.openxmlformats.org/drawingml/2006/picture">
                 <pic:pic xmlns:pic="http://schemas.openxmlformats.org/drawingml/2006/picture">
                   <pic:nvPicPr>
-                    <pic:cNvPr id="0" name="Picture 27"/>
+                    <pic:cNvPr id="0" name="Picture 22"/>
                     <pic:cNvPicPr>
                       <a:picLocks noChangeAspect="1" noChangeArrowheads="1"/>
                     </pic:cNvPicPr>
@@ -8674,7 +8203,7 @@
                   <pic:spPr bwMode="auto">
                     <a:xfrm>
                       <a:off x="0" y="0"/>
-                      <a:ext cx="5943600" cy="642620"/>
+                      <a:ext cx="5943600" cy="474345"/>
                     </a:xfrm>
                     <a:prstGeom prst="rect">
                       <a:avLst/>
@@ -8701,7 +8230,13 @@
         <w:rPr>
           <w:rFonts w:ascii="Roboto Mono" w:hAnsi="Roboto Mono"/>
         </w:rPr>
-        <w:t>Core/</w:t>
+        <w:t>GameData</w:t>
+      </w:r>
+      <w:r>
+        <w:rPr>
+          <w:rFonts w:ascii="Roboto Mono" w:hAnsi="Roboto Mono"/>
+        </w:rPr>
+        <w:t>/</w:t>
       </w:r>
     </w:p>
     <w:p>
@@ -8722,45 +8257,11 @@
         </w:rPr>
         <w:t xml:space="preserve"> </w:t>
       </w:r>
-      <w:proofErr w:type="spellStart"/>
-      <w:r>
-        <w:rPr>
-          <w:rFonts w:ascii="Roboto Mono" w:hAnsi="Roboto Mono"/>
-        </w:rPr>
-        <w:t>GameData</w:t>
-      </w:r>
-      <w:proofErr w:type="spellEnd"/>
-      <w:r>
-        <w:rPr>
-          <w:rFonts w:ascii="Roboto Mono" w:hAnsi="Roboto Mono"/>
-        </w:rPr>
-        <w:t>/</w:t>
-      </w:r>
-    </w:p>
-    <w:p>
-      <w:pPr>
-        <w:rPr>
-          <w:rFonts w:ascii="Roboto Mono" w:hAnsi="Roboto Mono"/>
-        </w:rPr>
-      </w:pPr>
-      <w:r>
-        <w:rPr>
-          <w:rFonts w:ascii="Roboto Mono" w:hAnsi="Roboto Mono"/>
-        </w:rPr>
-        <w:lastRenderedPageBreak/>
-        <w:t xml:space="preserve">    </w:t>
-      </w:r>
-      <w:r>
-        <w:rPr>
-          <w:rFonts w:ascii="MS Gothic" w:eastAsia="MS Gothic" w:hAnsi="MS Gothic" w:cs="MS Gothic" w:hint="eastAsia"/>
-        </w:rPr>
-        <w:t>└──</w:t>
-      </w:r>
-      <w:r>
-        <w:rPr>
-          <w:rFonts w:ascii="Roboto Mono" w:hAnsi="Roboto Mono"/>
-        </w:rPr>
-        <w:t xml:space="preserve"> Saving File</w:t>
+      <w:r>
+        <w:rPr>
+          <w:rFonts w:ascii="Roboto Mono" w:hAnsi="Roboto Mono"/>
+        </w:rPr>
+        <w:t>Saving File</w:t>
       </w:r>
     </w:p>
     <w:p>
@@ -8783,6 +8284,7 @@
         <w:pStyle w:val="Heading5"/>
       </w:pPr>
       <w:r>
+        <w:lastRenderedPageBreak/>
         <w:t>2-One File per Game Rule</w:t>
       </w:r>
     </w:p>
@@ -8804,9 +8306,18 @@
           <w:sz w:val="18"/>
           <w:highlight w:val="lightGray"/>
         </w:rPr>
-        <w:t xml:space="preserve">: Persons Table -&gt; ID Column: 1, </w:t>
-      </w:r>
-      <w:proofErr w:type="spellStart"/>
+        <w:t xml:space="preserve">: Persons Table -&gt; ID Column: 1, Name_En Column: Motasem Essam] -&gt; </w:t>
+      </w:r>
+      <w:r>
+        <w:rPr>
+          <w:rFonts w:ascii="Arial" w:eastAsia="Arial" w:hAnsi="Arial" w:cs="Arial"/>
+          <w:b/>
+          <w:color w:val="000000"/>
+          <w:sz w:val="18"/>
+          <w:highlight w:val="lightGray"/>
+        </w:rPr>
+        <w:t>From:</w:t>
+      </w:r>
       <w:r>
         <w:rPr>
           <w:rFonts w:ascii="Arial" w:eastAsia="Arial" w:hAnsi="Arial" w:cs="Arial"/>
@@ -8814,9 +8325,99 @@
           <w:sz w:val="18"/>
           <w:highlight w:val="lightGray"/>
         </w:rPr>
-        <w:t>Name_En</w:t>
-      </w:r>
-      <w:proofErr w:type="spellEnd"/>
+        <w:t xml:space="preserve"> [ChatGPT]</w:t>
+      </w:r>
+      <w:r>
+        <w:rPr>
+          <w:rFonts w:ascii="Arial" w:hAnsi="Arial"/>
+          <w:color w:val="000000"/>
+          <w:sz w:val="18"/>
+          <w:highlight w:val="lightGray"/>
+        </w:rPr>
+        <w:t xml:space="preserve"> </w:t>
+      </w:r>
+      <w:r>
+        <w:rPr>
+          <w:rFonts w:ascii="Arial" w:hAnsi="Arial"/>
+          <w:b/>
+          <w:color w:val="000000"/>
+          <w:sz w:val="18"/>
+          <w:highlight w:val="lightGray"/>
+        </w:rPr>
+        <w:t>on</w:t>
+      </w:r>
+      <w:r>
+        <w:rPr>
+          <w:rFonts w:ascii="Arial" w:hAnsi="Arial"/>
+          <w:sz w:val="18"/>
+          <w:highlight w:val="lightGray"/>
+        </w:rPr>
+        <w:t xml:space="preserve"> [5/</w:t>
+      </w:r>
+      <w:r>
+        <w:rPr>
+          <w:rFonts w:ascii="Arial" w:hAnsi="Arial"/>
+          <w:sz w:val="18"/>
+          <w:highlight w:val="lightGray"/>
+        </w:rPr>
+        <w:t>24</w:t>
+      </w:r>
+      <w:r>
+        <w:rPr>
+          <w:rFonts w:ascii="Arial" w:hAnsi="Arial"/>
+          <w:sz w:val="18"/>
+          <w:highlight w:val="lightGray"/>
+        </w:rPr>
+        <w:t>/2026]</w:t>
+      </w:r>
+    </w:p>
+    <w:p>
+      <w:pPr>
+        <w:rPr>
+          <w:rFonts w:ascii="Roboto Mono" w:hAnsi="Roboto Mono"/>
+        </w:rPr>
+      </w:pPr>
+      <w:r>
+        <w:rPr>
+          <w:rFonts w:ascii="Roboto Mono" w:hAnsi="Roboto Mono"/>
+        </w:rPr>
+        <w:t>Each game has one primary saving file.</w:t>
+      </w:r>
+    </w:p>
+    <w:p>
+      <w:pPr>
+        <w:rPr>
+          <w:rFonts w:ascii="Roboto Mono" w:hAnsi="Roboto Mono"/>
+        </w:rPr>
+      </w:pPr>
+      <w:r>
+        <w:rPr>
+          <w:rFonts w:ascii="Roboto Mono" w:hAnsi="Roboto Mono"/>
+        </w:rPr>
+        <w:pict w14:anchorId="72908C9A">
+          <v:rect id="_x0000_i1043" style="width:0;height:1.5pt" o:hralign="center" o:hrstd="t" o:hr="t" fillcolor="#a0a0a0" stroked="f"/>
+        </w:pict>
+      </w:r>
+    </w:p>
+    <w:p>
+      <w:pPr>
+        <w:pStyle w:val="Heading5"/>
+      </w:pPr>
+      <w:r>
+        <w:t>3-Section Rule</w:t>
+      </w:r>
+    </w:p>
+    <w:p>
+      <w:r>
+        <w:rPr>
+          <w:rFonts w:ascii="Arial" w:eastAsia="Arial" w:hAnsi="Arial" w:cs="Arial"/>
+          <w:b/>
+          <w:color w:val="000000"/>
+          <w:sz w:val="18"/>
+          <w:highlight w:val="lightGray"/>
+        </w:rPr>
+        <w:t># Source: AI Source: Provided by: [Data Path</w:t>
+      </w:r>
       <w:r>
         <w:rPr>
           <w:rFonts w:ascii="Arial" w:eastAsia="Arial" w:hAnsi="Arial" w:cs="Arial"/>
@@ -8824,146 +8425,7 @@
           <w:sz w:val="18"/>
           <w:highlight w:val="lightGray"/>
         </w:rPr>
-        <w:t xml:space="preserve"> Column: Motasem Essam] -&gt; </w:t>
-      </w:r>
-      <w:r>
-        <w:rPr>
-          <w:rFonts w:ascii="Arial" w:eastAsia="Arial" w:hAnsi="Arial" w:cs="Arial"/>
-          <w:b/>
-          <w:color w:val="000000"/>
-          <w:sz w:val="18"/>
-          <w:highlight w:val="lightGray"/>
-        </w:rPr>
-        <w:t>From:</w:t>
-      </w:r>
-      <w:r>
-        <w:rPr>
-          <w:rFonts w:ascii="Arial" w:eastAsia="Arial" w:hAnsi="Arial" w:cs="Arial"/>
-          <w:color w:val="000000"/>
-          <w:sz w:val="18"/>
-          <w:highlight w:val="lightGray"/>
-        </w:rPr>
-        <w:t xml:space="preserve"> [ChatGPT]</w:t>
-      </w:r>
-      <w:r>
-        <w:rPr>
-          <w:rFonts w:ascii="Arial" w:hAnsi="Arial"/>
-          <w:color w:val="000000"/>
-          <w:sz w:val="18"/>
-          <w:highlight w:val="lightGray"/>
-        </w:rPr>
-        <w:t xml:space="preserve"> </w:t>
-      </w:r>
-      <w:r>
-        <w:rPr>
-          <w:rFonts w:ascii="Arial" w:hAnsi="Arial"/>
-          <w:b/>
-          <w:color w:val="000000"/>
-          <w:sz w:val="18"/>
-          <w:highlight w:val="lightGray"/>
-        </w:rPr>
-        <w:t>on</w:t>
-      </w:r>
-      <w:r>
-        <w:rPr>
-          <w:rFonts w:ascii="Arial" w:hAnsi="Arial"/>
-          <w:sz w:val="18"/>
-          <w:highlight w:val="lightGray"/>
-        </w:rPr>
-        <w:t xml:space="preserve"> [5/</w:t>
-      </w:r>
-      <w:r>
-        <w:rPr>
-          <w:rFonts w:ascii="Arial" w:hAnsi="Arial"/>
-          <w:sz w:val="18"/>
-          <w:highlight w:val="lightGray"/>
-        </w:rPr>
-        <w:t>24</w:t>
-      </w:r>
-      <w:r>
-        <w:rPr>
-          <w:rFonts w:ascii="Arial" w:hAnsi="Arial"/>
-          <w:sz w:val="18"/>
-          <w:highlight w:val="lightGray"/>
-        </w:rPr>
-        <w:t>/2026]</w:t>
-      </w:r>
-    </w:p>
-    <w:p>
-      <w:pPr>
-        <w:rPr>
-          <w:rFonts w:ascii="Roboto Mono" w:hAnsi="Roboto Mono"/>
-        </w:rPr>
-      </w:pPr>
-      <w:r>
-        <w:rPr>
-          <w:rFonts w:ascii="Roboto Mono" w:hAnsi="Roboto Mono"/>
-        </w:rPr>
-        <w:t>Each game has one primary saving file.</w:t>
-      </w:r>
-    </w:p>
-    <w:p>
-      <w:pPr>
-        <w:rPr>
-          <w:rFonts w:ascii="Roboto Mono" w:hAnsi="Roboto Mono"/>
-        </w:rPr>
-      </w:pPr>
-      <w:r>
-        <w:rPr>
-          <w:rFonts w:ascii="Roboto Mono" w:hAnsi="Roboto Mono"/>
-        </w:rPr>
-        <w:pict w14:anchorId="72908C9A">
-          <v:rect id="_x0000_i1043" style="width:0;height:1.5pt" o:hralign="center" o:hrstd="t" o:hr="t" fillcolor="#a0a0a0" stroked="f"/>
-        </w:pict>
-      </w:r>
-    </w:p>
-    <w:p>
-      <w:pPr>
-        <w:pStyle w:val="Heading5"/>
-      </w:pPr>
-      <w:r>
-        <w:t>3-Section Rule</w:t>
-      </w:r>
-    </w:p>
-    <w:p>
-      <w:r>
-        <w:rPr>
-          <w:rFonts w:ascii="Arial" w:eastAsia="Arial" w:hAnsi="Arial" w:cs="Arial"/>
-          <w:b/>
-          <w:color w:val="000000"/>
-          <w:sz w:val="18"/>
-          <w:highlight w:val="lightGray"/>
-        </w:rPr>
-        <w:t># Source: AI Source: Provided by: [Data Path</w:t>
-      </w:r>
-      <w:r>
-        <w:rPr>
-          <w:rFonts w:ascii="Arial" w:eastAsia="Arial" w:hAnsi="Arial" w:cs="Arial"/>
-          <w:color w:val="000000"/>
-          <w:sz w:val="18"/>
-          <w:highlight w:val="lightGray"/>
-        </w:rPr>
-        <w:t xml:space="preserve">: Persons Table -&gt; ID Column: 1, </w:t>
-      </w:r>
-      <w:proofErr w:type="spellStart"/>
-      <w:r>
-        <w:rPr>
-          <w:rFonts w:ascii="Arial" w:eastAsia="Arial" w:hAnsi="Arial" w:cs="Arial"/>
-          <w:color w:val="000000"/>
-          <w:sz w:val="18"/>
-          <w:highlight w:val="lightGray"/>
-        </w:rPr>
-        <w:t>Name_En</w:t>
-      </w:r>
-      <w:proofErr w:type="spellEnd"/>
-      <w:r>
-        <w:rPr>
-          <w:rFonts w:ascii="Arial" w:eastAsia="Arial" w:hAnsi="Arial" w:cs="Arial"/>
-          <w:color w:val="000000"/>
-          <w:sz w:val="18"/>
-          <w:highlight w:val="lightGray"/>
-        </w:rPr>
-        <w:t xml:space="preserve"> Column: Motasem Essam] -&gt; </w:t>
+        <w:t xml:space="preserve">: Persons Table -&gt; ID Column: 1, Name_En Column: Motasem Essam] -&gt; </w:t>
       </w:r>
       <w:r>
         <w:rPr>
@@ -14295,6 +13757,7 @@
   <w:style w:type="character" w:default="1" w:styleId="DefaultParagraphFont">
     <w:name w:val="Default Paragraph Font"/>
     <w:uiPriority w:val="1"/>
+    <w:semiHidden/>
     <w:unhideWhenUsed/>
   </w:style>
   <w:style w:type="table" w:default="1" w:styleId="TableNormal">
